--- a/thesis_docs/manuscripts/List_of_Acronyms_and_Abbreviations.docx
+++ b/thesis_docs/manuscripts/List_of_Acronyms_and_Abbreviations.docx
@@ -746,7 +746,7 @@
                 <w:b/>
                 <w:sz w:val="19"/>
               </w:rPr>
-              <w:t>ANN</w:t>
+              <w:t>AIT</w:t>
             </w:r>
           </w:p>
         </w:tc>
@@ -769,7 +769,7 @@
                 <w:rFonts w:ascii="Times New Roman" w:hAnsi="Times New Roman"/>
                 <w:sz w:val="19"/>
               </w:rPr>
-              <w:t>Artificial Neural Network</w:t>
+              <w:t>Advanced Imaging Technology</w:t>
             </w:r>
           </w:p>
         </w:tc>
@@ -792,7 +792,7 @@
                 <w:rFonts w:ascii="Times New Roman" w:hAnsi="Times New Roman"/>
                 <w:sz w:val="18"/>
               </w:rPr>
-              <w:t>Predictive Modeling &amp; Computational Methods</w:t>
+              <w:t>Airport Infrastructure &amp; Operations</w:t>
             </w:r>
           </w:p>
         </w:tc>
@@ -815,7 +815,7 @@
                 <w:rFonts w:ascii="Times New Roman" w:hAnsi="Times New Roman"/>
                 <w:sz w:val="18"/>
               </w:rPr>
-              <w:t>A class of machine learning models structured as interconnected artificial neuron layers; reviewed in terminal passenger flow and delay modeling literature and contrasted with tree-based regressors and two-stage hybrid models.</w:t>
+              <w:t>Full-body millimeter-wave automated scanning technology deployed at commercial airport TSA screening checkpoints; operates alongside Credential Authentication Technology (CAT) and Computed Tomography (CT) lanes to detect non-metallic and metallic threats while governing individual lane service times.</w:t>
             </w:r>
           </w:p>
         </w:tc>
@@ -844,7 +844,7 @@
                 <w:b/>
                 <w:sz w:val="19"/>
               </w:rPr>
-              <w:t>ANOVA</w:t>
+              <w:t>ANN</w:t>
             </w:r>
           </w:p>
         </w:tc>
@@ -867,7 +867,7 @@
                 <w:rFonts w:ascii="Times New Roman" w:hAnsi="Times New Roman"/>
                 <w:sz w:val="19"/>
               </w:rPr>
-              <w:t>Analysis of Variance</w:t>
+              <w:t>Artificial Neural Network</w:t>
             </w:r>
           </w:p>
         </w:tc>
@@ -890,7 +890,7 @@
                 <w:rFonts w:ascii="Times New Roman" w:hAnsi="Times New Roman"/>
                 <w:sz w:val="18"/>
               </w:rPr>
-              <w:t>Evaluation Metrics &amp; Econometric Statistics</w:t>
+              <w:t>Predictive Modeling &amp; Computational Methods</w:t>
             </w:r>
           </w:p>
         </w:tc>
@@ -913,7 +913,7 @@
                 <w:rFonts w:ascii="Times New Roman" w:hAnsi="Times New Roman"/>
                 <w:sz w:val="18"/>
               </w:rPr>
-              <w:t>Statistical hypothesis testing framework used in empirical exploratory data analysis to evaluate variance components and statistical significance across airport clusters, days of the week, and operational disturbance regimes.</w:t>
+              <w:t>A class of machine learning models structured as interconnected artificial neuron layers; reviewed in terminal passenger flow and delay modeling literature and contrasted with tree-based regressors and two-stage hybrid models.</w:t>
             </w:r>
           </w:p>
         </w:tc>
@@ -942,7 +942,7 @@
                 <w:b/>
                 <w:sz w:val="19"/>
               </w:rPr>
-              <w:t>AOC</w:t>
+              <w:t>ANOVA</w:t>
             </w:r>
           </w:p>
         </w:tc>
@@ -965,7 +965,7 @@
                 <w:rFonts w:ascii="Times New Roman" w:hAnsi="Times New Roman"/>
                 <w:sz w:val="19"/>
               </w:rPr>
-              <w:t>Airport Operations Center</w:t>
+              <w:t>Analysis of Variance</w:t>
             </w:r>
           </w:p>
         </w:tc>
@@ -988,7 +988,7 @@
                 <w:rFonts w:ascii="Times New Roman" w:hAnsi="Times New Roman"/>
                 <w:sz w:val="18"/>
               </w:rPr>
-              <w:t>Airport Infrastructure &amp; Operations</w:t>
+              <w:t>Evaluation Metrics &amp; Econometric Statistics</w:t>
             </w:r>
           </w:p>
         </w:tc>
@@ -1011,7 +1011,7 @@
                 <w:rFonts w:ascii="Times New Roman" w:hAnsi="Times New Roman"/>
                 <w:sz w:val="18"/>
               </w:rPr>
-              <w:t>The central operational command facility at a commercial airport where airport authority staff, airline operations dispatchers, TSA security leadership, and law enforcement monitor real-time passenger terminal flow, gate assignments, runway conditions, and emergency responses.</w:t>
+              <w:t>Statistical hypothesis testing framework used in empirical exploratory data analysis to evaluate variance components and statistical significance across airport clusters, days of the week, and operational disturbance regimes.</w:t>
             </w:r>
           </w:p>
         </w:tc>
@@ -1040,7 +1040,7 @@
                 <w:b/>
                 <w:sz w:val="19"/>
               </w:rPr>
-              <w:t>APA</w:t>
+              <w:t>AOC</w:t>
             </w:r>
           </w:p>
         </w:tc>
@@ -1063,7 +1063,7 @@
                 <w:rFonts w:ascii="Times New Roman" w:hAnsi="Times New Roman"/>
                 <w:sz w:val="19"/>
               </w:rPr>
-              <w:t>American Psychological Association</w:t>
+              <w:t>Airport Operations Center</w:t>
             </w:r>
           </w:p>
         </w:tc>
@@ -1086,7 +1086,7 @@
                 <w:rFonts w:ascii="Times New Roman" w:hAnsi="Times New Roman"/>
                 <w:sz w:val="18"/>
               </w:rPr>
-              <w:t>Academic &amp; Publishing Standards</w:t>
+              <w:t>Airport Infrastructure &amp; Operations</w:t>
             </w:r>
           </w:p>
         </w:tc>
@@ -1109,7 +1109,7 @@
                 <w:rFonts w:ascii="Times New Roman" w:hAnsi="Times New Roman"/>
                 <w:sz w:val="18"/>
               </w:rPr>
-              <w:t>The authoritative academic publishing standard (APA 7th edition, 2020) governing manuscript layout, heading hierarchy, in-text citations, statistical reporting format, and table structure (three horizontal rules, zero vertical rules) across the thesis.</w:t>
+              <w:t>The central operational command facility at a commercial airport where airport authority staff, airline operations dispatchers, TSA security leadership, and law enforcement monitor real-time passenger terminal flow, gate assignments, runway conditions, and emergency responses.</w:t>
             </w:r>
           </w:p>
         </w:tc>
@@ -1138,7 +1138,7 @@
                 <w:b/>
                 <w:sz w:val="19"/>
               </w:rPr>
-              <w:t>APE</w:t>
+              <w:t>APA</w:t>
             </w:r>
           </w:p>
         </w:tc>
@@ -1161,7 +1161,7 @@
                 <w:rFonts w:ascii="Times New Roman" w:hAnsi="Times New Roman"/>
                 <w:sz w:val="19"/>
               </w:rPr>
-              <w:t>Absolute Percentage Error</w:t>
+              <w:t>American Psychological Association</w:t>
             </w:r>
           </w:p>
         </w:tc>
@@ -1184,7 +1184,7 @@
                 <w:rFonts w:ascii="Times New Roman" w:hAnsi="Times New Roman"/>
                 <w:sz w:val="18"/>
               </w:rPr>
-              <w:t>Evaluation Metrics &amp; Econometric Statistics</w:t>
+              <w:t>Academic &amp; Publishing Standards</w:t>
             </w:r>
           </w:p>
         </w:tc>
@@ -1207,7 +1207,7 @@
                 <w:rFonts w:ascii="Times New Roman" w:hAnsi="Times New Roman"/>
                 <w:sz w:val="18"/>
               </w:rPr>
-              <w:t>The observation-level forecasting error ratio defined as |y_t - ŷ_t| / y_t. In the thesis, shown to produce catastrophic division-by-zero explosions during overnight checkpoint curfew hours when actual screening volumes approach zero (y_t ≈ 0), methodologically invalidating Mean Absolute Percentage Error (MAPE).</w:t>
+              <w:t>The authoritative academic publishing standard (APA 7th edition, 2020) governing manuscript layout, heading hierarchy, in-text citations, statistical reporting format, and table structure (three horizontal rules, zero vertical rules) across the thesis.</w:t>
             </w:r>
           </w:p>
         </w:tc>
@@ -1236,7 +1236,7 @@
                 <w:b/>
                 <w:sz w:val="19"/>
               </w:rPr>
-              <w:t>ARIMA</w:t>
+              <w:t>APE</w:t>
             </w:r>
           </w:p>
         </w:tc>
@@ -1259,7 +1259,7 @@
                 <w:rFonts w:ascii="Times New Roman" w:hAnsi="Times New Roman"/>
                 <w:sz w:val="19"/>
               </w:rPr>
-              <w:t>Autoregressive Integrated Moving Average</w:t>
+              <w:t>Absolute Percentage Error</w:t>
             </w:r>
           </w:p>
         </w:tc>
@@ -1282,7 +1282,7 @@
                 <w:rFonts w:ascii="Times New Roman" w:hAnsi="Times New Roman"/>
                 <w:sz w:val="18"/>
               </w:rPr>
-              <w:t>Predictive Modeling &amp; Computational Methods</w:t>
+              <w:t>Evaluation Metrics &amp; Econometric Statistics</w:t>
             </w:r>
           </w:p>
         </w:tc>
@@ -1305,7 +1305,7 @@
                 <w:rFonts w:ascii="Times New Roman" w:hAnsi="Times New Roman"/>
                 <w:sz w:val="18"/>
               </w:rPr>
-              <w:t>Classical linear time-series forecasting model combining autoregressive lags (p), integrated differencing (d), and moving average error innovations (q); serves as a benchmark in time-series passenger demand and terminal queue literature.</w:t>
+              <w:t>The observation-level forecasting error ratio defined as |y_t - ŷ_t| / y_t. In the thesis, shown to produce catastrophic division-by-zero explosions during overnight checkpoint curfew hours when actual screening volumes approach zero (y_t ≈ 0), methodologically invalidating Mean Absolute Percentage Error (MAPE).</w:t>
             </w:r>
           </w:p>
         </w:tc>
@@ -1334,7 +1334,7 @@
                 <w:b/>
                 <w:sz w:val="19"/>
               </w:rPr>
-              <w:t>ATC</w:t>
+              <w:t>ARENA</w:t>
             </w:r>
           </w:p>
         </w:tc>
@@ -1357,7 +1357,7 @@
                 <w:rFonts w:ascii="Times New Roman" w:hAnsi="Times New Roman"/>
                 <w:sz w:val="19"/>
               </w:rPr>
-              <w:t>Air Traffic Control</w:t>
+              <w:t>Arena Discrete-Event Simulation Software</w:t>
             </w:r>
           </w:p>
         </w:tc>
@@ -1380,7 +1380,7 @@
                 <w:rFonts w:ascii="Times New Roman" w:hAnsi="Times New Roman"/>
                 <w:sz w:val="18"/>
               </w:rPr>
-              <w:t>Regulatory &amp; Air Traffic Management</w:t>
+              <w:t>Predictive Modeling &amp; Computational Methods</w:t>
             </w:r>
           </w:p>
         </w:tc>
@@ -1403,7 +1403,7 @@
                 <w:rFonts w:ascii="Times New Roman" w:hAnsi="Times New Roman"/>
                 <w:sz w:val="18"/>
               </w:rPr>
-              <w:t>The Federal Aviation Administration operational service responsible for directing aircraft safely on runways, taxiways, and throughout the National Airspace System, managing ground traffic sequencing and en-route flight separations.</w:t>
+              <w:t>Discrete-event simulation software platform (Rockwell Automation) widely evaluated in airport terminal and passenger processing literature; reviewed in Chapter II as high-fidelity for structural planning but computationally unsuitable for real-time tactical floor control.</w:t>
             </w:r>
           </w:p>
         </w:tc>
@@ -1432,7 +1432,7 @@
                 <w:b/>
                 <w:sz w:val="19"/>
               </w:rPr>
-              <w:t>ATCSCC</w:t>
+              <w:t>ARIMA</w:t>
             </w:r>
           </w:p>
         </w:tc>
@@ -1455,7 +1455,7 @@
                 <w:rFonts w:ascii="Times New Roman" w:hAnsi="Times New Roman"/>
                 <w:sz w:val="19"/>
               </w:rPr>
-              <w:t>Air Traffic Control System Command Center</w:t>
+              <w:t>Autoregressive Integrated Moving Average</w:t>
             </w:r>
           </w:p>
         </w:tc>
@@ -1478,7 +1478,7 @@
                 <w:rFonts w:ascii="Times New Roman" w:hAnsi="Times New Roman"/>
                 <w:sz w:val="18"/>
               </w:rPr>
-              <w:t>Regulatory &amp; Air Traffic Management</w:t>
+              <w:t>Predictive Modeling &amp; Computational Methods</w:t>
             </w:r>
           </w:p>
         </w:tc>
@@ -1501,7 +1501,7 @@
                 <w:rFonts w:ascii="Times New Roman" w:hAnsi="Times New Roman"/>
                 <w:sz w:val="18"/>
               </w:rPr>
-              <w:t>Centralized FAA air traffic management facility in Warrenton, Virginia, that monitors nationwide airspace demand and coordinates traffic management initiatives, including Ground Delay Programs (GDPs), ground stops, and airspace routing reconfigurations.</w:t>
+              <w:t>Classical linear time-series forecasting model combining autoregressive lags (p), integrated differencing (d), and moving average error innovations (q); serves as a benchmark in time-series passenger demand and terminal queue literature.</w:t>
             </w:r>
           </w:p>
         </w:tc>
@@ -1530,7 +1530,7 @@
                 <w:b/>
                 <w:sz w:val="19"/>
               </w:rPr>
-              <w:t>ATL</w:t>
+              <w:t>ATC</w:t>
             </w:r>
           </w:p>
         </w:tc>
@@ -1553,7 +1553,7 @@
                 <w:rFonts w:ascii="Times New Roman" w:hAnsi="Times New Roman"/>
                 <w:sz w:val="19"/>
               </w:rPr>
-              <w:t>Hartsfield-Jackson Atlanta International Airport</w:t>
+              <w:t>Air Traffic Control</w:t>
             </w:r>
           </w:p>
         </w:tc>
@@ -1576,7 +1576,7 @@
                 <w:rFonts w:ascii="Times New Roman" w:hAnsi="Times New Roman"/>
                 <w:sz w:val="18"/>
               </w:rPr>
-              <w:t>Airport Cohort &amp; Airfield Codes</w:t>
+              <w:t>Regulatory &amp; Air Traffic Management</w:t>
             </w:r>
           </w:p>
         </w:tc>
@@ -1599,7 +1599,7 @@
                 <w:rFonts w:ascii="Times New Roman" w:hAnsi="Times New Roman"/>
                 <w:sz w:val="18"/>
               </w:rPr>
-              <w:t>Major commercial connecting hub (IATA code: ATL; Delta Air Lines primary mega-complex). Evaluated in the Top 25 network clustering census; excluded from the primary 9-airport experimental cohort during 4-tier filtering due to extreme connecting transfer ratios (&gt;65%) that confound TSA checkpoint throughput.</w:t>
+              <w:t>The Federal Aviation Administration operational service responsible for directing aircraft safely on runways, taxiways, and throughout the National Airspace System, managing ground traffic sequencing and en-route flight separations.</w:t>
             </w:r>
           </w:p>
         </w:tc>
@@ -1628,7 +1628,7 @@
                 <w:b/>
                 <w:sz w:val="19"/>
               </w:rPr>
-              <w:t>BI</w:t>
+              <w:t>ATCSCC</w:t>
             </w:r>
           </w:p>
         </w:tc>
@@ -1651,7 +1651,7 @@
                 <w:rFonts w:ascii="Times New Roman" w:hAnsi="Times New Roman"/>
                 <w:sz w:val="19"/>
               </w:rPr>
-              <w:t>Business Intelligence</w:t>
+              <w:t>Air Traffic Control System Command Center</w:t>
             </w:r>
           </w:p>
         </w:tc>
@@ -1674,7 +1674,7 @@
                 <w:rFonts w:ascii="Times New Roman" w:hAnsi="Times New Roman"/>
                 <w:sz w:val="18"/>
               </w:rPr>
-              <w:t>Data Systems &amp; Information Architecture</w:t>
+              <w:t>Regulatory &amp; Air Traffic Management</w:t>
             </w:r>
           </w:p>
         </w:tc>
@@ -1697,7 +1697,7 @@
                 <w:rFonts w:ascii="Times New Roman" w:hAnsi="Times New Roman"/>
                 <w:sz w:val="18"/>
               </w:rPr>
-              <w:t>Data systems, dashboards, and reporting architectures deployed by airport authorities and federal directors to track terminal checkpoint throughput, queue waiting times, and resource allocation.</w:t>
+              <w:t>Centralized FAA air traffic management facility in Warrenton, Virginia, that monitors nationwide airspace demand and coordinates traffic management initiatives, including Ground Delay Programs (GDPs), ground stops, and airspace routing reconfigurations.</w:t>
             </w:r>
           </w:p>
         </w:tc>
@@ -1726,7 +1726,7 @@
                 <w:b/>
                 <w:sz w:val="19"/>
               </w:rPr>
-              <w:t>BOS</w:t>
+              <w:t>ATL</w:t>
             </w:r>
           </w:p>
         </w:tc>
@@ -1749,7 +1749,7 @@
                 <w:rFonts w:ascii="Times New Roman" w:hAnsi="Times New Roman"/>
                 <w:sz w:val="19"/>
               </w:rPr>
-              <w:t>Boston Logan International Airport</w:t>
+              <w:t>Hartsfield-Jackson Atlanta International Airport</w:t>
             </w:r>
           </w:p>
         </w:tc>
@@ -1795,7 +1795,7 @@
                 <w:rFonts w:ascii="Times New Roman" w:hAnsi="Times New Roman"/>
                 <w:sz w:val="18"/>
               </w:rPr>
-              <w:t>Commercial airport (IATA code: BOS). Evaluated in Top 25 network clustering and 4-tier filtering as a prominent Northeast commercial origin-and-destination complex.</w:t>
+              <w:t>Major commercial connecting hub (IATA code: ATL; Delta Air Lines primary mega-complex). Evaluated in the Top 25 network clustering census; excluded from the primary 9-airport experimental cohort during 4-tier filtering due to extreme connecting transfer ratios (&gt;65%) that confound TSA checkpoint throughput.</w:t>
             </w:r>
           </w:p>
         </w:tc>
@@ -1824,7 +1824,7 @@
                 <w:b/>
                 <w:sz w:val="19"/>
               </w:rPr>
-              <w:t>BTS</w:t>
+              <w:t>B/C</w:t>
             </w:r>
           </w:p>
         </w:tc>
@@ -1847,7 +1847,7 @@
                 <w:rFonts w:ascii="Times New Roman" w:hAnsi="Times New Roman"/>
                 <w:sz w:val="19"/>
               </w:rPr>
-              <w:t>Bureau of Transportation Statistics</w:t>
+              <w:t>Terminal B/C Dedicated Carrier Screening Complex</w:t>
             </w:r>
           </w:p>
         </w:tc>
@@ -1870,7 +1870,7 @@
                 <w:rFonts w:ascii="Times New Roman" w:hAnsi="Times New Roman"/>
                 <w:sz w:val="18"/>
               </w:rPr>
-              <w:t>Federal Aviation Datasets &amp; Schemas</w:t>
+              <w:t>Airport Cohort &amp; Airfield Codes</w:t>
             </w:r>
           </w:p>
         </w:tc>
@@ -1893,7 +1893,7 @@
                 <w:rFonts w:ascii="Times New Roman" w:hAnsi="Times New Roman"/>
                 <w:sz w:val="18"/>
               </w:rPr>
-              <w:t>Statistical operating administration within the U.S. Department of Transportation (USDOT) that collects, compiles, and publishes official national transportation datasets, including BTS Form 234 (On-Time Performance), Form 41 (Schedule T-100), and the DB1B Origin and Destination Survey.</w:t>
+              <w:t>Physical passenger screening checkpoint complexes serving interconnected concourses (e.g., LGA Terminal B and C, PHL Terminal B/C); analyzed during the 4-tier filtering process to isolate dedicated carrier terminal banks from multi-carrier shared checkpoints.</w:t>
             </w:r>
           </w:p>
         </w:tc>
@@ -1922,7 +1922,7 @@
                 <w:b/>
                 <w:sz w:val="19"/>
               </w:rPr>
-              <w:t>BTS Form 234</w:t>
+              <w:t>BI</w:t>
             </w:r>
           </w:p>
         </w:tc>
@@ -1945,7 +1945,7 @@
                 <w:rFonts w:ascii="Times New Roman" w:hAnsi="Times New Roman"/>
                 <w:sz w:val="19"/>
               </w:rPr>
-              <w:t>BTS Form 234 Airline On-Time Performance Survey</w:t>
+              <w:t>Business Intelligence</w:t>
             </w:r>
           </w:p>
         </w:tc>
@@ -1968,7 +1968,7 @@
                 <w:rFonts w:ascii="Times New Roman" w:hAnsi="Times New Roman"/>
                 <w:sz w:val="18"/>
               </w:rPr>
-              <w:t>Federal Aviation Datasets &amp; Schemas</w:t>
+              <w:t>Data Systems &amp; Information Architecture</w:t>
             </w:r>
           </w:p>
         </w:tc>
@@ -1991,7 +1991,7 @@
                 <w:rFonts w:ascii="Times New Roman" w:hAnsi="Times New Roman"/>
                 <w:sz w:val="18"/>
               </w:rPr>
-              <w:t>Mandatory monthly flight-by-flight operational database providing departure delays, arrival delays, taxi-out queue durations, airborne times, and cause-of-delay categories (Carrier, Weather, NAS, Security, Late Aircraft) across reporting air carriers.</w:t>
+              <w:t>Data systems, dashboards, and reporting architectures deployed by airport authorities and federal directors to track terminal checkpoint throughput, queue waiting times, and resource allocation.</w:t>
             </w:r>
           </w:p>
         </w:tc>
@@ -2020,7 +2020,7 @@
                 <w:b/>
                 <w:sz w:val="19"/>
               </w:rPr>
-              <w:t>BTS Form 41</w:t>
+              <w:t>BOS</w:t>
             </w:r>
           </w:p>
         </w:tc>
@@ -2043,7 +2043,7 @@
                 <w:rFonts w:ascii="Times New Roman" w:hAnsi="Times New Roman"/>
                 <w:sz w:val="19"/>
               </w:rPr>
-              <w:t>BTS Form 41 Financial and Operating Statistics (Schedule T-100)</w:t>
+              <w:t>Boston Logan International Airport</w:t>
             </w:r>
           </w:p>
         </w:tc>
@@ -2066,7 +2066,7 @@
                 <w:rFonts w:ascii="Times New Roman" w:hAnsi="Times New Roman"/>
                 <w:sz w:val="18"/>
               </w:rPr>
-              <w:t>Federal Aviation Datasets &amp; Schemas</w:t>
+              <w:t>Airport Cohort &amp; Airfield Codes</w:t>
             </w:r>
           </w:p>
         </w:tc>
@@ -2089,7 +2089,7 @@
                 <w:rFonts w:ascii="Times New Roman" w:hAnsi="Times New Roman"/>
                 <w:sz w:val="18"/>
               </w:rPr>
-              <w:t>Federal regulatory reporting schedule filed by commercial airlines containing monthly non-stop domestic flight segment records, available aircraft seat capacity, flown revenue passenger counts, and passenger load factors.</w:t>
+              <w:t>Commercial airport (IATA code: BOS). Evaluated in Top 25 network clustering and 4-tier filtering as a prominent Northeast commercial origin-and-destination complex.</w:t>
             </w:r>
           </w:p>
         </w:tc>
@@ -2118,7 +2118,7 @@
                 <w:b/>
                 <w:sz w:val="19"/>
               </w:rPr>
-              <w:t>CAT</w:t>
+              <w:t>BTS</w:t>
             </w:r>
           </w:p>
         </w:tc>
@@ -2141,7 +2141,7 @@
                 <w:rFonts w:ascii="Times New Roman" w:hAnsi="Times New Roman"/>
                 <w:sz w:val="19"/>
               </w:rPr>
-              <w:t>Credential Authentication Technology</w:t>
+              <w:t>Bureau of Transportation Statistics</w:t>
             </w:r>
           </w:p>
         </w:tc>
@@ -2164,7 +2164,7 @@
                 <w:rFonts w:ascii="Times New Roman" w:hAnsi="Times New Roman"/>
                 <w:sz w:val="18"/>
               </w:rPr>
-              <w:t>Airport Infrastructure &amp; Operations</w:t>
+              <w:t>Federal Aviation Datasets &amp; Schemas</w:t>
             </w:r>
           </w:p>
         </w:tc>
@@ -2187,7 +2187,7 @@
                 <w:rFonts w:ascii="Times New Roman" w:hAnsi="Times New Roman"/>
                 <w:sz w:val="18"/>
               </w:rPr>
-              <w:t>Digital identity verification scanners deployed at TSA checkpoint lanes that scan traveler photo identification (driver's licenses, passports) to confirm flight reservations directly against airline manifest databases in real time without requiring a boarding pass.</w:t>
+              <w:t>Statistical operating administration within the U.S. Department of Transportation (USDOT) that collects, compiles, and publishes official national transportation datasets, including BTS Form 234 (On-Time Performance), Form 41 (Schedule T-100), and the DB1B Origin and Destination Survey.</w:t>
             </w:r>
           </w:p>
         </w:tc>
@@ -2216,7 +2216,7 @@
                 <w:b/>
                 <w:sz w:val="19"/>
               </w:rPr>
-              <w:t>CKPT</w:t>
+              <w:t>BTS Form 234</w:t>
             </w:r>
           </w:p>
         </w:tc>
@@ -2239,7 +2239,7 @@
                 <w:rFonts w:ascii="Times New Roman" w:hAnsi="Times New Roman"/>
                 <w:sz w:val="19"/>
               </w:rPr>
-              <w:t>Checkpoint</w:t>
+              <w:t>BTS Form 234 Airline On-Time Performance Survey</w:t>
             </w:r>
           </w:p>
         </w:tc>
@@ -2262,7 +2262,7 @@
                 <w:rFonts w:ascii="Times New Roman" w:hAnsi="Times New Roman"/>
                 <w:sz w:val="18"/>
               </w:rPr>
-              <w:t>Airport Infrastructure &amp; Operations</w:t>
+              <w:t>Federal Aviation Datasets &amp; Schemas</w:t>
             </w:r>
           </w:p>
         </w:tc>
@@ -2285,7 +2285,7 @@
                 <w:rFonts w:ascii="Times New Roman" w:hAnsi="Times New Roman"/>
                 <w:sz w:val="18"/>
               </w:rPr>
-              <w:t>Standard operational abbreviation used in TSA screening logs, database schemas, and terminal facility blueprints denoting a physical passenger screening checkpoint complex.</w:t>
+              <w:t>Mandatory monthly flight-by-flight operational database providing departure delays, arrival delays, taxi-out queue durations, airborne times, and cause-of-delay categories (Carrier, Weather, NAS, Security, Late Aircraft) across reporting air carriers.</w:t>
             </w:r>
           </w:p>
         </w:tc>
@@ -2314,7 +2314,7 @@
                 <w:b/>
                 <w:sz w:val="19"/>
               </w:rPr>
-              <w:t>CLT</w:t>
+              <w:t>BTS Form 41</w:t>
             </w:r>
           </w:p>
         </w:tc>
@@ -2337,7 +2337,7 @@
                 <w:rFonts w:ascii="Times New Roman" w:hAnsi="Times New Roman"/>
                 <w:sz w:val="19"/>
               </w:rPr>
-              <w:t>Charlotte Douglas International Airport</w:t>
+              <w:t>BTS Form 41 Financial and Operating Statistics (Schedule T-100)</w:t>
             </w:r>
           </w:p>
         </w:tc>
@@ -2360,7 +2360,7 @@
                 <w:rFonts w:ascii="Times New Roman" w:hAnsi="Times New Roman"/>
                 <w:sz w:val="18"/>
               </w:rPr>
-              <w:t>Airport Cohort &amp; Airfield Codes</w:t>
+              <w:t>Federal Aviation Datasets &amp; Schemas</w:t>
             </w:r>
           </w:p>
         </w:tc>
@@ -2383,7 +2383,7 @@
                 <w:rFonts w:ascii="Times New Roman" w:hAnsi="Times New Roman"/>
                 <w:sz w:val="18"/>
               </w:rPr>
-              <w:t>Major connecting hub (IATA code: CLT) dominated by American Airlines. Evaluated during 4-tier filtering and Top 25 network clustering to examine connecting transfer passenger deconvolution.</w:t>
+              <w:t>Federal regulatory reporting schedule filed by commercial airlines containing monthly non-stop domestic flight segment records, available aircraft seat capacity, flown revenue passenger counts, and passenger load factors.</w:t>
             </w:r>
           </w:p>
         </w:tc>
@@ -2412,7 +2412,7 @@
                 <w:b/>
                 <w:sz w:val="19"/>
               </w:rPr>
-              <w:t>CNN</w:t>
+              <w:t>CARES</w:t>
             </w:r>
           </w:p>
         </w:tc>
@@ -2435,7 +2435,7 @@
                 <w:rFonts w:ascii="Times New Roman" w:hAnsi="Times New Roman"/>
                 <w:sz w:val="19"/>
               </w:rPr>
-              <w:t>Convolutional Neural Network</w:t>
+              <w:t>Coronavirus Aid, Relief, and Economic Security Act</w:t>
             </w:r>
           </w:p>
         </w:tc>
@@ -2458,7 +2458,7 @@
                 <w:rFonts w:ascii="Times New Roman" w:hAnsi="Times New Roman"/>
                 <w:sz w:val="18"/>
               </w:rPr>
-              <w:t>Predictive Modeling &amp; Computational Methods</w:t>
+              <w:t>Regulatory &amp; Air Traffic Management</w:t>
             </w:r>
           </w:p>
         </w:tc>
@@ -2481,7 +2481,7 @@
                 <w:rFonts w:ascii="Times New Roman" w:hAnsi="Times New Roman"/>
                 <w:sz w:val="18"/>
               </w:rPr>
-              <w:t>Deep artificial neural network architecture employing convolutional filter banks over temporal sequences; reviewed in terminal passenger flow and delay modeling literature.</w:t>
+              <w:t>Federal emergency relief statute (Public Law 116-136, enacted March 2020) that established the airline Payroll Support Program and mandated minimum commercial service obligations; analyzed in Chapter III and Appendix G regarding pandemic capacity distortions.</w:t>
             </w:r>
           </w:p>
         </w:tc>
@@ -2510,7 +2510,7 @@
                 <w:b/>
                 <w:sz w:val="19"/>
               </w:rPr>
-              <w:t>COVID-19</w:t>
+              <w:t>CAST</w:t>
             </w:r>
           </w:p>
         </w:tc>
@@ -2533,7 +2533,7 @@
                 <w:rFonts w:ascii="Times New Roman" w:hAnsi="Times New Roman"/>
                 <w:sz w:val="19"/>
               </w:rPr>
-              <w:t>Coronavirus Disease 2019</w:t>
+              <w:t>Comprehensive Airport Simulation Technology (ARC Simulation Platform)</w:t>
             </w:r>
           </w:p>
         </w:tc>
@@ -2556,7 +2556,7 @@
                 <w:rFonts w:ascii="Times New Roman" w:hAnsi="Times New Roman"/>
                 <w:sz w:val="18"/>
               </w:rPr>
-              <w:t>Operational Regimes &amp; Demarcation</w:t>
+              <w:t>Predictive Modeling &amp; Computational Methods</w:t>
             </w:r>
           </w:p>
         </w:tc>
@@ -2579,7 +2579,7 @@
                 <w:rFonts w:ascii="Times New Roman" w:hAnsi="Times New Roman"/>
                 <w:sz w:val="18"/>
               </w:rPr>
-              <w:t>Global viral pandemic causing historic structural disruption across the commercial aviation sector; in the thesis, the study baseline utilizes Candidate B demarcation (May 1, 2022 to December 31, 2025) to isolate post-mask-mandate stable passenger behavior from pandemic anomalies.</w:t>
+              <w:t>Integrated fast-time airport terminal, apron, and airspace simulation platform developed by Airport Research Center (ARC); reviewed in Chapter II terminal passenger modeling literature.</w:t>
             </w:r>
           </w:p>
         </w:tc>
@@ -2608,7 +2608,7 @@
                 <w:b/>
                 <w:sz w:val="19"/>
               </w:rPr>
-              <w:t>CSV</w:t>
+              <w:t>CAT</w:t>
             </w:r>
           </w:p>
         </w:tc>
@@ -2631,7 +2631,7 @@
                 <w:rFonts w:ascii="Times New Roman" w:hAnsi="Times New Roman"/>
                 <w:sz w:val="19"/>
               </w:rPr>
-              <w:t>Comma-Separated Values</w:t>
+              <w:t>Credential Authentication Technology</w:t>
             </w:r>
           </w:p>
         </w:tc>
@@ -2654,7 +2654,7 @@
                 <w:rFonts w:ascii="Times New Roman" w:hAnsi="Times New Roman"/>
                 <w:sz w:val="18"/>
               </w:rPr>
-              <w:t>Data Systems &amp; Information Architecture</w:t>
+              <w:t>Airport Infrastructure &amp; Operations</w:t>
             </w:r>
           </w:p>
         </w:tc>
@@ -2677,7 +2677,7 @@
                 <w:rFonts w:ascii="Times New Roman" w:hAnsi="Times New Roman"/>
                 <w:sz w:val="18"/>
               </w:rPr>
-              <w:t>Standard tabular data file format used across the thesis repository to store reproducible research tables, benchmark outputs, and conformed experimental metrics.</w:t>
+              <w:t>Digital identity verification scanners deployed at TSA checkpoint lanes that scan traveler photo identification (driver's licenses, passports) to confirm flight reservations directly against airline manifest databases in real time without requiring a boarding pass.</w:t>
             </w:r>
           </w:p>
         </w:tc>
@@ -2706,7 +2706,7 @@
                 <w:b/>
                 <w:sz w:val="19"/>
               </w:rPr>
-              <w:t>CT</w:t>
+              <w:t>CKPT</w:t>
             </w:r>
           </w:p>
         </w:tc>
@@ -2729,7 +2729,7 @@
                 <w:rFonts w:ascii="Times New Roman" w:hAnsi="Times New Roman"/>
                 <w:sz w:val="19"/>
               </w:rPr>
-              <w:t>Computed Tomography</w:t>
+              <w:t>Checkpoint</w:t>
             </w:r>
           </w:p>
         </w:tc>
@@ -2775,7 +2775,7 @@
                 <w:rFonts w:ascii="Times New Roman" w:hAnsi="Times New Roman"/>
                 <w:sz w:val="18"/>
               </w:rPr>
-              <w:t>Advanced 3D X-ray screening technology deployed at TSA checkpoint lanes that generates high-resolution volumetric scans of carry-on baggage, altering lane service times and processing efficiency.</w:t>
+              <w:t>Standard operational abbreviation used in TSA screening logs, database schemas, and terminal facility blueprints denoting a physical passenger screening checkpoint complex.</w:t>
             </w:r>
           </w:p>
         </w:tc>
@@ -2804,7 +2804,7 @@
                 <w:b/>
                 <w:sz w:val="19"/>
               </w:rPr>
-              <w:t>CTU</w:t>
+              <w:t>CLT</w:t>
             </w:r>
           </w:p>
         </w:tc>
@@ -2827,7 +2827,7 @@
                 <w:rFonts w:ascii="Times New Roman" w:hAnsi="Times New Roman"/>
                 <w:sz w:val="19"/>
               </w:rPr>
-              <w:t>Central Terminal Unit</w:t>
+              <w:t>Charlotte Douglas International Airport</w:t>
             </w:r>
           </w:p>
         </w:tc>
@@ -2850,7 +2850,7 @@
                 <w:rFonts w:ascii="Times New Roman" w:hAnsi="Times New Roman"/>
                 <w:sz w:val="18"/>
               </w:rPr>
-              <w:t>Airport Infrastructure &amp; Operations</w:t>
+              <w:t>Airport Cohort &amp; Airfield Codes</w:t>
             </w:r>
           </w:p>
         </w:tc>
@@ -2873,7 +2873,7 @@
                 <w:rFonts w:ascii="Times New Roman" w:hAnsi="Times New Roman"/>
                 <w:sz w:val="18"/>
               </w:rPr>
-              <w:t>Architectural classification for centralized airport passenger processing terminal facilities, as distinguished from decentralized or modular satellite concourses.</w:t>
+              <w:t>Major connecting hub (IATA code: CLT) dominated by American Airlines. Evaluated during 4-tier filtering and Top 25 network clustering to examine connecting transfer passenger deconvolution.</w:t>
             </w:r>
           </w:p>
         </w:tc>
@@ -2902,7 +2902,7 @@
                 <w:b/>
                 <w:sz w:val="19"/>
               </w:rPr>
-              <w:t>CUSUM</w:t>
+              <w:t>CNN</w:t>
             </w:r>
           </w:p>
         </w:tc>
@@ -2925,7 +2925,7 @@
                 <w:rFonts w:ascii="Times New Roman" w:hAnsi="Times New Roman"/>
                 <w:sz w:val="19"/>
               </w:rPr>
-              <w:t>Cumulative Sum Structural Break Test</w:t>
+              <w:t>Convolutional Neural Network</w:t>
             </w:r>
           </w:p>
         </w:tc>
@@ -2948,7 +2948,7 @@
                 <w:rFonts w:ascii="Times New Roman" w:hAnsi="Times New Roman"/>
                 <w:sz w:val="18"/>
               </w:rPr>
-              <w:t>Evaluation Metrics &amp; Econometric Statistics</w:t>
+              <w:t>Predictive Modeling &amp; Computational Methods</w:t>
             </w:r>
           </w:p>
         </w:tc>
@@ -2971,7 +2971,7 @@
                 <w:rFonts w:ascii="Times New Roman" w:hAnsi="Times New Roman"/>
                 <w:sz w:val="18"/>
               </w:rPr>
-              <w:t>Sequential statistical quality control chart and econometric test used in Chapter III to detect structural parameter shifts and change-points across time-series error residuals, validating post-COVID sample stability.</w:t>
+              <w:t>Deep artificial neural network architecture employing convolutional filter banks over temporal sequences; reviewed in terminal passenger flow and delay modeling literature.</w:t>
             </w:r>
           </w:p>
         </w:tc>
@@ -3000,7 +3000,7 @@
                 <w:b/>
                 <w:sz w:val="19"/>
               </w:rPr>
-              <w:t>CV</w:t>
+              <w:t>COVID-19</w:t>
             </w:r>
           </w:p>
         </w:tc>
@@ -3023,7 +3023,7 @@
                 <w:rFonts w:ascii="Times New Roman" w:hAnsi="Times New Roman"/>
                 <w:sz w:val="19"/>
               </w:rPr>
-              <w:t>Coefficient of Variation</w:t>
+              <w:t>Coronavirus Disease 2019</w:t>
             </w:r>
           </w:p>
         </w:tc>
@@ -3046,7 +3046,7 @@
                 <w:rFonts w:ascii="Times New Roman" w:hAnsi="Times New Roman"/>
                 <w:sz w:val="18"/>
               </w:rPr>
-              <w:t>Evaluation Metrics &amp; Econometric Statistics</w:t>
+              <w:t>Operational Regimes &amp; Demarcation</w:t>
             </w:r>
           </w:p>
         </w:tc>
@@ -3069,7 +3069,7 @@
                 <w:rFonts w:ascii="Times New Roman" w:hAnsi="Times New Roman"/>
                 <w:sz w:val="18"/>
               </w:rPr>
-              <w:t>Dimensionless scale-free measure of relative dispersion defined as the ratio of the standard deviation to the mean (CV = σ / μ). Used throughout the thesis to quantify passenger arrival burstiness independent of airport size.</w:t>
+              <w:t>Global viral pandemic causing historic structural disruption across the commercial aviation sector; in the thesis, the study baseline utilizes Candidate B demarcation (May 1, 2022 to December 31, 2025) to isolate post-mask-mandate stable passenger behavior from pandemic anomalies.</w:t>
             </w:r>
           </w:p>
         </w:tc>
@@ -3098,7 +3098,7 @@
                 <w:b/>
                 <w:sz w:val="19"/>
               </w:rPr>
-              <w:t>CVI</w:t>
+              <w:t>CSV</w:t>
             </w:r>
           </w:p>
         </w:tc>
@@ -3121,7 +3121,7 @@
                 <w:rFonts w:ascii="Times New Roman" w:hAnsi="Times New Roman"/>
                 <w:sz w:val="19"/>
               </w:rPr>
-              <w:t>Coupled Volatility Index (Landside-Airside Volatility Interaction Term)</w:t>
+              <w:t>Comma-Separated Values</w:t>
             </w:r>
           </w:p>
         </w:tc>
@@ -3144,7 +3144,7 @@
                 <w:rFonts w:ascii="Times New Roman" w:hAnsi="Times New Roman"/>
                 <w:sz w:val="18"/>
               </w:rPr>
-              <w:t>Evaluation Metrics &amp; Econometric Statistics</w:t>
+              <w:t>Data Systems &amp; Information Architecture</w:t>
             </w:r>
           </w:p>
         </w:tc>
@@ -3167,7 +3167,7 @@
                 <w:rFonts w:ascii="Times New Roman" w:hAnsi="Times New Roman"/>
                 <w:sz w:val="18"/>
               </w:rPr>
-              <w:t>Operational interaction term defined as the product of scale-free passenger throughput volatility (CV_TSA) and flight departure delay dispersion (σ_Delay), measuring compounding operational turbulence when landside surges coincide with airside flight delays.</w:t>
+              <w:t>Standard tabular data file format used across the thesis repository to store reproducible research tables, benchmark outputs, and conformed experimental metrics.</w:t>
             </w:r>
           </w:p>
         </w:tc>
@@ -3196,7 +3196,7 @@
                 <w:b/>
                 <w:sz w:val="19"/>
               </w:rPr>
-              <w:t>CV_TSA</w:t>
+              <w:t>CT</w:t>
             </w:r>
           </w:p>
         </w:tc>
@@ -3219,7 +3219,7 @@
                 <w:rFonts w:ascii="Times New Roman" w:hAnsi="Times New Roman"/>
                 <w:sz w:val="19"/>
               </w:rPr>
-              <w:t>Coefficient of Variation of TSA Passenger Screening Throughput</w:t>
+              <w:t>Computed Tomography</w:t>
             </w:r>
           </w:p>
         </w:tc>
@@ -3242,7 +3242,7 @@
                 <w:rFonts w:ascii="Times New Roman" w:hAnsi="Times New Roman"/>
                 <w:sz w:val="18"/>
               </w:rPr>
-              <w:t>Evaluation Metrics &amp; Econometric Statistics</w:t>
+              <w:t>Airport Infrastructure &amp; Operations</w:t>
             </w:r>
           </w:p>
         </w:tc>
@@ -3265,7 +3265,7 @@
                 <w:rFonts w:ascii="Times New Roman" w:hAnsi="Times New Roman"/>
                 <w:sz w:val="18"/>
               </w:rPr>
-              <w:t>Primary scale-free dependent target of the thesis, defined as the hourly standard deviation of passenger screening throughput divided by mean hourly throughput across the diurnal cycle (CV_TSA,hr = σ_hr / μ_hr). Captures checkpoint arrival burstiness.</w:t>
+              <w:t>Advanced 3D X-ray screening technology deployed at TSA checkpoint lanes that generates high-resolution volumetric scans of carry-on baggage, altering lane service times and processing efficiency.</w:t>
             </w:r>
           </w:p>
         </w:tc>
@@ -3294,7 +3294,7 @@
                 <w:b/>
                 <w:sz w:val="19"/>
               </w:rPr>
-              <w:t>DB1B</w:t>
+              <w:t>CTU</w:t>
             </w:r>
           </w:p>
         </w:tc>
@@ -3317,7 +3317,7 @@
                 <w:rFonts w:ascii="Times New Roman" w:hAnsi="Times New Roman"/>
                 <w:sz w:val="19"/>
               </w:rPr>
-              <w:t>Airline Origin and Destination Survey (Data Bank 1B)</w:t>
+              <w:t>Central Terminal Unit</w:t>
             </w:r>
           </w:p>
         </w:tc>
@@ -3340,7 +3340,7 @@
                 <w:rFonts w:ascii="Times New Roman" w:hAnsi="Times New Roman"/>
                 <w:sz w:val="18"/>
               </w:rPr>
-              <w:t>Federal Aviation Datasets &amp; Schemas</w:t>
+              <w:t>Airport Infrastructure &amp; Operations</w:t>
             </w:r>
           </w:p>
         </w:tc>
@@ -3363,7 +3363,7 @@
                 <w:rFonts w:ascii="Times New Roman" w:hAnsi="Times New Roman"/>
                 <w:sz w:val="18"/>
               </w:rPr>
-              <w:t>A 10% random sample of all commercial airline passenger tickets collected quarterly by the Bureau of Transportation Statistics, reporting complete itinerary routings, operating carriers, and true origin-destination pairs.</w:t>
+              <w:t>Architectural classification for centralized airport passenger processing terminal facilities, as distinguished from decentralized or modular satellite concourses.</w:t>
             </w:r>
           </w:p>
         </w:tc>
@@ -3392,7 +3392,7 @@
                 <w:b/>
                 <w:sz w:val="19"/>
               </w:rPr>
-              <w:t>DB1C</w:t>
+              <w:t>CUSUM</w:t>
             </w:r>
           </w:p>
         </w:tc>
@@ -3415,7 +3415,7 @@
                 <w:rFonts w:ascii="Times New Roman" w:hAnsi="Times New Roman"/>
                 <w:sz w:val="19"/>
               </w:rPr>
-              <w:t>Origin and Destination Ticket Coupon Survey (Data Bank 1C)</w:t>
+              <w:t>Cumulative Sum Structural Break Test</w:t>
             </w:r>
           </w:p>
         </w:tc>
@@ -3438,7 +3438,7 @@
                 <w:rFonts w:ascii="Times New Roman" w:hAnsi="Times New Roman"/>
                 <w:sz w:val="18"/>
               </w:rPr>
-              <w:t>Federal Aviation Datasets &amp; Schemas</w:t>
+              <w:t>Evaluation Metrics &amp; Econometric Statistics</w:t>
             </w:r>
           </w:p>
         </w:tc>
@@ -3461,7 +3461,7 @@
                 <w:rFonts w:ascii="Times New Roman" w:hAnsi="Times New Roman"/>
                 <w:sz w:val="18"/>
               </w:rPr>
-              <w:t>Flight-coupon segment table within the BTS DB1B database used in Chapter III to calculate carrier-specific transfer ratios and derive the Connecting Passenger Deflator.</w:t>
+              <w:t>Sequential statistical quality control chart and econometric test used in Chapter III to detect structural parameter shifts and change-points across time-series error residuals, validating post-COVID sample stability.</w:t>
             </w:r>
           </w:p>
         </w:tc>
@@ -3490,7 +3490,7 @@
                 <w:b/>
                 <w:sz w:val="19"/>
               </w:rPr>
-              <w:t>DCA</w:t>
+              <w:t>CV</w:t>
             </w:r>
           </w:p>
         </w:tc>
@@ -3513,7 +3513,7 @@
                 <w:rFonts w:ascii="Times New Roman" w:hAnsi="Times New Roman"/>
                 <w:sz w:val="19"/>
               </w:rPr>
-              <w:t>Ronald Reagan Washington National Airport</w:t>
+              <w:t>Coefficient of Variation</w:t>
             </w:r>
           </w:p>
         </w:tc>
@@ -3536,7 +3536,7 @@
                 <w:rFonts w:ascii="Times New Roman" w:hAnsi="Times New Roman"/>
                 <w:sz w:val="18"/>
               </w:rPr>
-              <w:t>Airport Cohort &amp; Airfield Codes</w:t>
+              <w:t>Evaluation Metrics &amp; Econometric Statistics</w:t>
             </w:r>
           </w:p>
         </w:tc>
@@ -3559,7 +3559,7 @@
                 <w:rFonts w:ascii="Times New Roman" w:hAnsi="Times New Roman"/>
                 <w:sz w:val="18"/>
               </w:rPr>
-              <w:t>Perimeter-restricted, slot-controlled commercial airport in Arlington, Virginia (IATA code: DCA), evaluated in Top 25 network clustering.</w:t>
+              <w:t>Dimensionless scale-free measure of relative dispersion defined as the ratio of the standard deviation to the mean (CV = σ / μ). Used throughout the thesis to quantify passenger arrival burstiness independent of airport size.</w:t>
             </w:r>
           </w:p>
         </w:tc>
@@ -3588,7 +3588,7 @@
                 <w:b/>
                 <w:sz w:val="19"/>
               </w:rPr>
-              <w:t>DDL</w:t>
+              <w:t>CVI</w:t>
             </w:r>
           </w:p>
         </w:tc>
@@ -3611,7 +3611,7 @@
                 <w:rFonts w:ascii="Times New Roman" w:hAnsi="Times New Roman"/>
                 <w:sz w:val="19"/>
               </w:rPr>
-              <w:t>Data Definition Language</w:t>
+              <w:t>Coupled Volatility Index (Landside-Airside Volatility Interaction Term)</w:t>
             </w:r>
           </w:p>
         </w:tc>
@@ -3634,7 +3634,7 @@
                 <w:rFonts w:ascii="Times New Roman" w:hAnsi="Times New Roman"/>
                 <w:sz w:val="18"/>
               </w:rPr>
-              <w:t>Data Systems &amp; Information Architecture</w:t>
+              <w:t>Evaluation Metrics &amp; Econometric Statistics</w:t>
             </w:r>
           </w:p>
         </w:tc>
@@ -3657,7 +3657,7 @@
                 <w:rFonts w:ascii="Times New Roman" w:hAnsi="Times New Roman"/>
                 <w:sz w:val="18"/>
               </w:rPr>
-              <w:t>SQL schema specification syntax defining table structures, column data types, primary keys, and relational constraints in the conformed research warehouse.</w:t>
+              <w:t>Operational interaction term defined as the product of scale-free passenger throughput volatility (CV_TSA) and flight departure delay dispersion (σ_Delay), measuring compounding operational turbulence when landside surges coincide with airside flight delays.</w:t>
             </w:r>
           </w:p>
         </w:tc>
@@ -3686,7 +3686,7 @@
                 <w:b/>
                 <w:sz w:val="19"/>
               </w:rPr>
-              <w:t>DEN</w:t>
+              <w:t>CV_TSA</w:t>
             </w:r>
           </w:p>
         </w:tc>
@@ -3709,7 +3709,7 @@
                 <w:rFonts w:ascii="Times New Roman" w:hAnsi="Times New Roman"/>
                 <w:sz w:val="19"/>
               </w:rPr>
-              <w:t>Denver International Airport</w:t>
+              <w:t>Coefficient of Variation of TSA Passenger Screening Throughput</w:t>
             </w:r>
           </w:p>
         </w:tc>
@@ -3732,7 +3732,7 @@
                 <w:rFonts w:ascii="Times New Roman" w:hAnsi="Times New Roman"/>
                 <w:sz w:val="18"/>
               </w:rPr>
-              <w:t>Airport Cohort &amp; Airfield Codes</w:t>
+              <w:t>Evaluation Metrics &amp; Econometric Statistics</w:t>
             </w:r>
           </w:p>
         </w:tc>
@@ -3755,7 +3755,7 @@
                 <w:rFonts w:ascii="Times New Roman" w:hAnsi="Times New Roman"/>
                 <w:sz w:val="18"/>
               </w:rPr>
-              <w:t>Major connecting hub and commercial mega-airport (IATA code: DEN). Analyzed during Top 25 network clustering as a dual-carrier hub complex (United / Southwest).</w:t>
+              <w:t>Primary scale-free dependent target of the thesis, defined as the hourly standard deviation of passenger screening throughput divided by mean hourly throughput across the diurnal cycle (CV_TSA,hr = σ_hr / μ_hr). Captures checkpoint arrival burstiness.</w:t>
             </w:r>
           </w:p>
         </w:tc>
@@ -3784,7 +3784,7 @@
                 <w:b/>
                 <w:sz w:val="19"/>
               </w:rPr>
-              <w:t>DES</w:t>
+              <w:t>DB1B</w:t>
             </w:r>
           </w:p>
         </w:tc>
@@ -3807,7 +3807,7 @@
                 <w:rFonts w:ascii="Times New Roman" w:hAnsi="Times New Roman"/>
                 <w:sz w:val="19"/>
               </w:rPr>
-              <w:t>Discrete Event Simulation</w:t>
+              <w:t>Airline Origin and Destination Survey (Data Bank 1B)</w:t>
             </w:r>
           </w:p>
         </w:tc>
@@ -3830,7 +3830,7 @@
                 <w:rFonts w:ascii="Times New Roman" w:hAnsi="Times New Roman"/>
                 <w:sz w:val="18"/>
               </w:rPr>
-              <w:t>Predictive Modeling &amp; Computational Methods</w:t>
+              <w:t>Federal Aviation Datasets &amp; Schemas</w:t>
             </w:r>
           </w:p>
         </w:tc>
@@ -3853,7 +3853,7 @@
                 <w:rFonts w:ascii="Times New Roman" w:hAnsi="Times New Roman"/>
                 <w:sz w:val="18"/>
               </w:rPr>
-              <w:t>Computational simulation modeling technique that represents an airport terminal as a discrete sequence of events in time (passenger arrivals, ID checks, bag divestiture, X-ray scanning). Evaluated in Chapter II as high-fidelity but computationally prohibitive for real-time dispatch.</w:t>
+              <w:t>A 10% random sample of all commercial airline passenger tickets collected quarterly by the Bureau of Transportation Statistics, reporting complete itinerary routings, operating carriers, and true origin-destination pairs.</w:t>
             </w:r>
           </w:p>
         </w:tc>
@@ -3882,7 +3882,7 @@
                 <w:b/>
                 <w:sz w:val="19"/>
               </w:rPr>
-              <w:t>DFW</w:t>
+              <w:t>DB1C</w:t>
             </w:r>
           </w:p>
         </w:tc>
@@ -3905,7 +3905,7 @@
                 <w:rFonts w:ascii="Times New Roman" w:hAnsi="Times New Roman"/>
                 <w:sz w:val="19"/>
               </w:rPr>
-              <w:t>Dallas Fort Worth International Airport</w:t>
+              <w:t>Origin and Destination Ticket Coupon Survey (Data Bank 1C)</w:t>
             </w:r>
           </w:p>
         </w:tc>
@@ -3928,7 +3928,7 @@
                 <w:rFonts w:ascii="Times New Roman" w:hAnsi="Times New Roman"/>
                 <w:sz w:val="18"/>
               </w:rPr>
-              <w:t>Airport Cohort &amp; Airfield Codes</w:t>
+              <w:t>Federal Aviation Datasets &amp; Schemas</w:t>
             </w:r>
           </w:p>
         </w:tc>
@@ -3951,7 +3951,7 @@
                 <w:rFonts w:ascii="Times New Roman" w:hAnsi="Times New Roman"/>
                 <w:sz w:val="18"/>
               </w:rPr>
-              <w:t>American Airlines primary mega-connecting hub (IATA code: DFW). Evaluated in Top 25 clustering and 4-tier filtering to benchmark terminal passenger transfer dynamics.</w:t>
+              <w:t>Flight-coupon segment table within the BTS DB1B database used in Chapter III to calculate carrier-specific transfer ratios and derive the Connecting Passenger Deflator.</w:t>
             </w:r>
           </w:p>
         </w:tc>
@@ -3980,7 +3980,7 @@
                 <w:b/>
                 <w:sz w:val="19"/>
               </w:rPr>
-              <w:t>DL</w:t>
+              <w:t>DCA</w:t>
             </w:r>
           </w:p>
         </w:tc>
@@ -4003,7 +4003,7 @@
                 <w:rFonts w:ascii="Times New Roman" w:hAnsi="Times New Roman"/>
                 <w:sz w:val="19"/>
               </w:rPr>
-              <w:t>Delta Air Lines</w:t>
+              <w:t>Ronald Reagan Washington National Airport</w:t>
             </w:r>
           </w:p>
         </w:tc>
@@ -4026,7 +4026,7 @@
                 <w:rFonts w:ascii="Times New Roman" w:hAnsi="Times New Roman"/>
                 <w:sz w:val="18"/>
               </w:rPr>
-              <w:t>Commercial Air Carriers</w:t>
+              <w:t>Airport Cohort &amp; Airfield Codes</w:t>
             </w:r>
           </w:p>
         </w:tc>
@@ -4049,7 +4049,7 @@
                 <w:rFonts w:ascii="Times New Roman" w:hAnsi="Times New Roman"/>
                 <w:sz w:val="18"/>
               </w:rPr>
-              <w:t>Major U.S. network legacy carrier (IATA code: DL). Operates dedicated terminal complexes analyzed at Detroit (DTW McNamara Terminal), Salt Lake City (SLC), and New York LaGuardia (LGA Terminal C).</w:t>
+              <w:t>Perimeter-restricted, slot-controlled commercial airport in Arlington, Virginia (IATA code: DCA), evaluated in Top 25 network clustering.</w:t>
             </w:r>
           </w:p>
         </w:tc>
@@ -4078,7 +4078,7 @@
                 <w:b/>
                 <w:sz w:val="19"/>
               </w:rPr>
-              <w:t>DM</w:t>
+              <w:t>DDL</w:t>
             </w:r>
           </w:p>
         </w:tc>
@@ -4101,7 +4101,7 @@
                 <w:rFonts w:ascii="Times New Roman" w:hAnsi="Times New Roman"/>
                 <w:sz w:val="19"/>
               </w:rPr>
-              <w:t>Diebold-Mariano Test Statistic</w:t>
+              <w:t>Data Definition Language</w:t>
             </w:r>
           </w:p>
         </w:tc>
@@ -4124,7 +4124,7 @@
                 <w:rFonts w:ascii="Times New Roman" w:hAnsi="Times New Roman"/>
                 <w:sz w:val="18"/>
               </w:rPr>
-              <w:t>Evaluation Metrics &amp; Econometric Statistics</w:t>
+              <w:t>Data Systems &amp; Information Architecture</w:t>
             </w:r>
           </w:p>
         </w:tc>
@@ -4147,7 +4147,7 @@
                 <w:rFonts w:ascii="Times New Roman" w:hAnsi="Times New Roman"/>
                 <w:sz w:val="18"/>
               </w:rPr>
-              <w:t>Non-parametric econometric test comparing the predictive accuracy of competing time-series forecasts under serial correlation and heteroskedasticity. Formulated in Appendix C to establish rigorous statistical significance of Model 2 and Model 3 over Model 1.</w:t>
+              <w:t>SQL schema specification syntax defining table structures, column data types, primary keys, and relational constraints in the conformed research warehouse.</w:t>
             </w:r>
           </w:p>
         </w:tc>
@@ -4176,7 +4176,7 @@
                 <w:b/>
                 <w:sz w:val="19"/>
               </w:rPr>
-              <w:t>DOT</w:t>
+              <w:t>DEN</w:t>
             </w:r>
           </w:p>
         </w:tc>
@@ -4199,7 +4199,7 @@
                 <w:rFonts w:ascii="Times New Roman" w:hAnsi="Times New Roman"/>
                 <w:sz w:val="19"/>
               </w:rPr>
-              <w:t>Department of Transportation</w:t>
+              <w:t>Denver International Airport</w:t>
             </w:r>
           </w:p>
         </w:tc>
@@ -4222,7 +4222,7 @@
                 <w:rFonts w:ascii="Times New Roman" w:hAnsi="Times New Roman"/>
                 <w:sz w:val="18"/>
               </w:rPr>
-              <w:t>Regulatory &amp; Air Traffic Management</w:t>
+              <w:t>Airport Cohort &amp; Airfield Codes</w:t>
             </w:r>
           </w:p>
         </w:tc>
@@ -4245,7 +4245,7 @@
                 <w:rFonts w:ascii="Times New Roman" w:hAnsi="Times New Roman"/>
                 <w:sz w:val="18"/>
               </w:rPr>
-              <w:t>United States Department of Transportation (USDOT), the cabinet department overseeing federal transportation agencies including the FAA and BTS.</w:t>
+              <w:t>Major connecting hub and commercial mega-airport (IATA code: DEN). Analyzed during Top 25 network clustering as a dual-carrier hub complex (United / Southwest).</w:t>
             </w:r>
           </w:p>
         </w:tc>
@@ -4274,7 +4274,7 @@
                 <w:b/>
                 <w:sz w:val="19"/>
               </w:rPr>
-              <w:t>DOW</w:t>
+              <w:t>DepDelay</w:t>
             </w:r>
           </w:p>
         </w:tc>
@@ -4297,7 +4297,7 @@
                 <w:rFonts w:ascii="Times New Roman" w:hAnsi="Times New Roman"/>
                 <w:sz w:val="19"/>
               </w:rPr>
-              <w:t>Day of Week</w:t>
+              <w:t>Flight Departure Delay Duration</w:t>
             </w:r>
           </w:p>
         </w:tc>
@@ -4320,7 +4320,7 @@
                 <w:rFonts w:ascii="Times New Roman" w:hAnsi="Times New Roman"/>
                 <w:sz w:val="18"/>
               </w:rPr>
-              <w:t>Operational Regimes &amp; Demarcation</w:t>
+              <w:t>Federal Aviation Datasets &amp; Schemas</w:t>
             </w:r>
           </w:p>
         </w:tc>
@@ -4343,7 +4343,7 @@
                 <w:rFonts w:ascii="Times New Roman" w:hAnsi="Times New Roman"/>
                 <w:sz w:val="18"/>
               </w:rPr>
-              <w:t>Categorical temporal feature capturing cyclical weekly demand fluctuations (e.g., Thursday/Friday business travel waves versus Sunday leisure return peaks).</w:t>
+              <w:t>The difference in elapsed minutes between actual pushback departure time and scheduled departure time reported in BTS Form 234; departure delay dispersion (σ_Delay) couples with passenger throughput volatility (CV_TSA) to govern checkpoint congestion.</w:t>
             </w:r>
           </w:p>
         </w:tc>
@@ -4372,7 +4372,7 @@
                 <w:b/>
                 <w:sz w:val="19"/>
               </w:rPr>
-              <w:t>DTW</w:t>
+              <w:t>DES</w:t>
             </w:r>
           </w:p>
         </w:tc>
@@ -4395,7 +4395,7 @@
                 <w:rFonts w:ascii="Times New Roman" w:hAnsi="Times New Roman"/>
                 <w:sz w:val="19"/>
               </w:rPr>
-              <w:t>Detroit Metropolitan Wayne County Airport</w:t>
+              <w:t>Discrete Event Simulation</w:t>
             </w:r>
           </w:p>
         </w:tc>
@@ -4418,7 +4418,7 @@
                 <w:rFonts w:ascii="Times New Roman" w:hAnsi="Times New Roman"/>
                 <w:sz w:val="18"/>
               </w:rPr>
-              <w:t>Airport Cohort &amp; Airfield Codes</w:t>
+              <w:t>Predictive Modeling &amp; Computational Methods</w:t>
             </w:r>
           </w:p>
         </w:tc>
@@ -4441,7 +4441,7 @@
                 <w:rFonts w:ascii="Times New Roman" w:hAnsi="Times New Roman"/>
                 <w:sz w:val="18"/>
               </w:rPr>
-              <w:t>Major connecting hub (IATA code: DTW). The McNamara Terminal at DTW represents an isolated carrier-dedicated screening facility (Delta Air Lines) evaluated in the balanced 4x4 experimental cohort.</w:t>
+              <w:t>Computational simulation modeling technique that represents an airport terminal as a discrete sequence of events in time (passenger arrivals, ID checks, bag divestiture, X-ray scanning). Evaluated in Chapter II as high-fidelity but computationally prohibitive for real-time dispatch.</w:t>
             </w:r>
           </w:p>
         </w:tc>
@@ -4470,7 +4470,7 @@
                 <w:b/>
                 <w:sz w:val="19"/>
               </w:rPr>
-              <w:t>ETL</w:t>
+              <w:t>DFW</w:t>
             </w:r>
           </w:p>
         </w:tc>
@@ -4493,7 +4493,7 @@
                 <w:rFonts w:ascii="Times New Roman" w:hAnsi="Times New Roman"/>
                 <w:sz w:val="19"/>
               </w:rPr>
-              <w:t>Extract, Transform, and Load</w:t>
+              <w:t>Dallas Fort Worth International Airport</w:t>
             </w:r>
           </w:p>
         </w:tc>
@@ -4516,7 +4516,7 @@
                 <w:rFonts w:ascii="Times New Roman" w:hAnsi="Times New Roman"/>
                 <w:sz w:val="18"/>
               </w:rPr>
-              <w:t>Data Systems &amp; Information Architecture</w:t>
+              <w:t>Airport Cohort &amp; Airfield Codes</w:t>
             </w:r>
           </w:p>
         </w:tc>
@@ -4539,7 +4539,7 @@
                 <w:rFonts w:ascii="Times New Roman" w:hAnsi="Times New Roman"/>
                 <w:sz w:val="18"/>
               </w:rPr>
-              <w:t>The three-stage data pipeline architecture utilized to ingest raw federal records (TSA FOIA, BTS OTP, BTS T-100, DB1B), execute data cleansing and schema conformance, and load star-schema analytical tables.</w:t>
+              <w:t>American Airlines primary mega-connecting hub (IATA code: DFW). Evaluated in Top 25 clustering and 4-tier filtering to benchmark terminal passenger transfer dynamics.</w:t>
             </w:r>
           </w:p>
         </w:tc>
@@ -4568,7 +4568,7 @@
                 <w:b/>
                 <w:sz w:val="19"/>
               </w:rPr>
-              <w:t>EWR</w:t>
+              <w:t>DL</w:t>
             </w:r>
           </w:p>
         </w:tc>
@@ -4591,7 +4591,7 @@
                 <w:rFonts w:ascii="Times New Roman" w:hAnsi="Times New Roman"/>
                 <w:sz w:val="19"/>
               </w:rPr>
-              <w:t>Newark Liberty International Airport</w:t>
+              <w:t>Delta Air Lines</w:t>
             </w:r>
           </w:p>
         </w:tc>
@@ -4614,7 +4614,7 @@
                 <w:rFonts w:ascii="Times New Roman" w:hAnsi="Times New Roman"/>
                 <w:sz w:val="18"/>
               </w:rPr>
-              <w:t>Airport Cohort &amp; Airfield Codes</w:t>
+              <w:t>Commercial Air Carriers</w:t>
             </w:r>
           </w:p>
         </w:tc>
@@ -4637,7 +4637,7 @@
                 <w:rFonts w:ascii="Times New Roman" w:hAnsi="Times New Roman"/>
                 <w:sz w:val="18"/>
               </w:rPr>
-              <w:t>Primary commercial hub (IATA code: EWR). Terminal C, an isolated United Airlines screening complex, serves as the primary development testbed airfield for lead-lag deconvolution and the in-sample baseline for zero-shot spatial transfer.</w:t>
+              <w:t>Major U.S. network legacy carrier (IATA code: DL). Operates dedicated terminal complexes analyzed at Detroit (DTW McNamara Terminal), Salt Lake City (SLC), and New York LaGuardia (LGA Terminal C).</w:t>
             </w:r>
           </w:p>
         </w:tc>
@@ -4666,7 +4666,7 @@
                 <w:b/>
                 <w:sz w:val="19"/>
               </w:rPr>
-              <w:t>FAA</w:t>
+              <w:t>DM</w:t>
             </w:r>
           </w:p>
         </w:tc>
@@ -4689,7 +4689,7 @@
                 <w:rFonts w:ascii="Times New Roman" w:hAnsi="Times New Roman"/>
                 <w:sz w:val="19"/>
               </w:rPr>
-              <w:t>Federal Aviation Administration</w:t>
+              <w:t>Diebold-Mariano Test Statistic</w:t>
             </w:r>
           </w:p>
         </w:tc>
@@ -4712,7 +4712,7 @@
                 <w:rFonts w:ascii="Times New Roman" w:hAnsi="Times New Roman"/>
                 <w:sz w:val="18"/>
               </w:rPr>
-              <w:t>Regulatory &amp; Air Traffic Management</w:t>
+              <w:t>Evaluation Metrics &amp; Econometric Statistics</w:t>
             </w:r>
           </w:p>
         </w:tc>
@@ -4735,7 +4735,7 @@
                 <w:rFonts w:ascii="Times New Roman" w:hAnsi="Times New Roman"/>
                 <w:sz w:val="18"/>
               </w:rPr>
-              <w:t>Operating administration of the U.S. Department of Transportation responsible for the safety, air traffic management, regulatory oversight, and infrastructure standards of civil aviation.</w:t>
+              <w:t>Non-parametric econometric test comparing the predictive accuracy of competing time-series forecasts under serial correlation and heteroskedasticity. Formulated in Appendix C to establish rigorous statistical significance of Model 2 and Model 3 over Model 1.</w:t>
             </w:r>
           </w:p>
         </w:tc>
@@ -4764,7 +4764,7 @@
                 <w:b/>
                 <w:sz w:val="19"/>
               </w:rPr>
-              <w:t>FIFO</w:t>
+              <w:t>DOT</w:t>
             </w:r>
           </w:p>
         </w:tc>
@@ -4787,7 +4787,7 @@
                 <w:rFonts w:ascii="Times New Roman" w:hAnsi="Times New Roman"/>
                 <w:sz w:val="19"/>
               </w:rPr>
-              <w:t>First-In, First-Out</w:t>
+              <w:t>Department of Transportation</w:t>
             </w:r>
           </w:p>
         </w:tc>
@@ -4810,7 +4810,7 @@
                 <w:rFonts w:ascii="Times New Roman" w:hAnsi="Times New Roman"/>
                 <w:sz w:val="18"/>
               </w:rPr>
-              <w:t>Queuing Theory &amp; Passenger Dynamics</w:t>
+              <w:t>Regulatory &amp; Air Traffic Management</w:t>
             </w:r>
           </w:p>
         </w:tc>
@@ -4833,7 +4833,7 @@
                 <w:rFonts w:ascii="Times New Roman" w:hAnsi="Times New Roman"/>
                 <w:sz w:val="18"/>
               </w:rPr>
-              <w:t>Classical queuing discipline where passengers are screened in the exact sequential order of their arrival at the checkpoint queue entrance.</w:t>
+              <w:t>United States Department of Transportation (USDOT), the cabinet department overseeing federal transportation agencies including the FAA and BTS.</w:t>
             </w:r>
           </w:p>
         </w:tc>
@@ -4862,7 +4862,7 @@
                 <w:b/>
                 <w:sz w:val="19"/>
               </w:rPr>
-              <w:t>FINM</w:t>
+              <w:t>DOW</w:t>
             </w:r>
           </w:p>
         </w:tc>
@@ -4885,7 +4885,7 @@
                 <w:rFonts w:ascii="Times New Roman" w:hAnsi="Times New Roman"/>
                 <w:sz w:val="19"/>
               </w:rPr>
-              <w:t>Fusion Intelligence Network Model</w:t>
+              <w:t>Day of Week</w:t>
             </w:r>
           </w:p>
         </w:tc>
@@ -4908,7 +4908,7 @@
                 <w:rFonts w:ascii="Times New Roman" w:hAnsi="Times New Roman"/>
                 <w:sz w:val="18"/>
               </w:rPr>
-              <w:t>Predictive Modeling &amp; Computational Methods</w:t>
+              <w:t>Operational Regimes &amp; Demarcation</w:t>
             </w:r>
           </w:p>
         </w:tc>
@@ -4931,7 +4931,7 @@
                 <w:rFonts w:ascii="Times New Roman" w:hAnsi="Times New Roman"/>
                 <w:sz w:val="18"/>
               </w:rPr>
-              <w:t>Predictive multi-source intelligence architecture cited in literature integrating heterogeneous data feeds across airside and landside operations.</w:t>
+              <w:t>Categorical temporal feature capturing cyclical weekly demand fluctuations (e.g., Thursday/Friday business travel waves versus Sunday leisure return peaks).</w:t>
             </w:r>
           </w:p>
         </w:tc>
@@ -4960,7 +4960,7 @@
                 <w:b/>
                 <w:sz w:val="19"/>
               </w:rPr>
-              <w:t>FOIA</w:t>
+              <w:t>DTW</w:t>
             </w:r>
           </w:p>
         </w:tc>
@@ -4983,7 +4983,7 @@
                 <w:rFonts w:ascii="Times New Roman" w:hAnsi="Times New Roman"/>
                 <w:sz w:val="19"/>
               </w:rPr>
-              <w:t>Freedom of Information Act</w:t>
+              <w:t>Detroit Metropolitan Wayne County Airport</w:t>
             </w:r>
           </w:p>
         </w:tc>
@@ -5006,7 +5006,7 @@
                 <w:rFonts w:ascii="Times New Roman" w:hAnsi="Times New Roman"/>
                 <w:sz w:val="18"/>
               </w:rPr>
-              <w:t>Federal Aviation Datasets &amp; Schemas</w:t>
+              <w:t>Airport Cohort &amp; Airfield Codes</w:t>
             </w:r>
           </w:p>
         </w:tc>
@@ -5029,7 +5029,7 @@
                 <w:rFonts w:ascii="Times New Roman" w:hAnsi="Times New Roman"/>
                 <w:sz w:val="18"/>
               </w:rPr>
-              <w:t>Federal public records disclosure statute (5 U.S.C. § 552) through which the multi-year, hourly checkpoint-lane passenger screening dataset was acquired from the TSA for this research.</w:t>
+              <w:t>Major connecting hub (IATA code: DTW). The McNamara Terminal at DTW represents an isolated carrier-dedicated screening facility (Delta Air Lines) evaluated in the balanced 4x4 experimental cohort.</w:t>
             </w:r>
           </w:p>
         </w:tc>
@@ -5058,7 +5058,7 @@
                 <w:b/>
                 <w:sz w:val="19"/>
               </w:rPr>
-              <w:t>FSD</w:t>
+              <w:t>ETL</w:t>
             </w:r>
           </w:p>
         </w:tc>
@@ -5081,7 +5081,7 @@
                 <w:rFonts w:ascii="Times New Roman" w:hAnsi="Times New Roman"/>
                 <w:sz w:val="19"/>
               </w:rPr>
-              <w:t>Federal Security Director</w:t>
+              <w:t>Extract, Transform, and Load</w:t>
             </w:r>
           </w:p>
         </w:tc>
@@ -5104,7 +5104,7 @@
                 <w:rFonts w:ascii="Times New Roman" w:hAnsi="Times New Roman"/>
                 <w:sz w:val="18"/>
               </w:rPr>
-              <w:t>Airport Infrastructure &amp; Operations</w:t>
+              <w:t>Data Systems &amp; Information Architecture</w:t>
             </w:r>
           </w:p>
         </w:tc>
@@ -5127,7 +5127,7 @@
                 <w:rFonts w:ascii="Times New Roman" w:hAnsi="Times New Roman"/>
                 <w:sz w:val="18"/>
               </w:rPr>
-              <w:t>Senior executive official appointed by the TSA stationed at commercial airports, exercising operational authority over checkpoint staffing, screening procedures, and terminal security compliance.</w:t>
+              <w:t>The three-stage data pipeline architecture utilized to ingest raw federal records (TSA FOIA, BTS OTP, BTS T-100, DB1B), execute data cleansing and schema conformance, and load star-schema analytical tables.</w:t>
             </w:r>
           </w:p>
         </w:tc>
@@ -5156,7 +5156,7 @@
                 <w:b/>
                 <w:sz w:val="19"/>
               </w:rPr>
-              <w:t>GBDT</w:t>
+              <w:t>EWR</w:t>
             </w:r>
           </w:p>
         </w:tc>
@@ -5179,7 +5179,7 @@
                 <w:rFonts w:ascii="Times New Roman" w:hAnsi="Times New Roman"/>
                 <w:sz w:val="19"/>
               </w:rPr>
-              <w:t>Gradient-Boosted Decision Trees</w:t>
+              <w:t>Newark Liberty International Airport</w:t>
             </w:r>
           </w:p>
         </w:tc>
@@ -5202,7 +5202,7 @@
                 <w:rFonts w:ascii="Times New Roman" w:hAnsi="Times New Roman"/>
                 <w:sz w:val="18"/>
               </w:rPr>
-              <w:t>Predictive Modeling &amp; Computational Methods</w:t>
+              <w:t>Airport Cohort &amp; Airfield Codes</w:t>
             </w:r>
           </w:p>
         </w:tc>
@@ -5225,7 +5225,7 @@
                 <w:rFonts w:ascii="Times New Roman" w:hAnsi="Times New Roman"/>
                 <w:sz w:val="18"/>
               </w:rPr>
-              <w:t>Alternative designation for Gradient Boosting Machines emphasizing tree-based weak learners.</w:t>
+              <w:t>Primary commercial hub (IATA code: EWR). Terminal C, an isolated United Airlines screening complex, serves as the primary development testbed airfield for lead-lag deconvolution and the in-sample baseline for zero-shot spatial transfer.</w:t>
             </w:r>
           </w:p>
         </w:tc>
@@ -5254,7 +5254,7 @@
                 <w:b/>
                 <w:sz w:val="19"/>
               </w:rPr>
-              <w:t>GBM</w:t>
+              <w:t>FAA</w:t>
             </w:r>
           </w:p>
         </w:tc>
@@ -5277,7 +5277,7 @@
                 <w:rFonts w:ascii="Times New Roman" w:hAnsi="Times New Roman"/>
                 <w:sz w:val="19"/>
               </w:rPr>
-              <w:t>Gradient Boosting Machine</w:t>
+              <w:t>Federal Aviation Administration</w:t>
             </w:r>
           </w:p>
         </w:tc>
@@ -5300,7 +5300,7 @@
                 <w:rFonts w:ascii="Times New Roman" w:hAnsi="Times New Roman"/>
                 <w:sz w:val="18"/>
               </w:rPr>
-              <w:t>Predictive Modeling &amp; Computational Methods</w:t>
+              <w:t>Regulatory &amp; Air Traffic Management</w:t>
             </w:r>
           </w:p>
         </w:tc>
@@ -5323,7 +5323,7 @@
                 <w:rFonts w:ascii="Times New Roman" w:hAnsi="Times New Roman"/>
                 <w:sz w:val="18"/>
               </w:rPr>
-              <w:t>Supervised machine learning ensemble architecture that builds sequential decision trees to minimize empirical loss. Serves as the core regressor in Model 2 (Supervised Machine Learning Model).</w:t>
+              <w:t>Operating administration of the U.S. Department of Transportation responsible for the safety, air traffic management, regulatory oversight, and infrastructure standards of civil aviation.</w:t>
             </w:r>
           </w:p>
         </w:tc>
@@ -5352,7 +5352,7 @@
                 <w:b/>
                 <w:sz w:val="19"/>
               </w:rPr>
-              <w:t>GDP</w:t>
+              <w:t>FIFO</w:t>
             </w:r>
           </w:p>
         </w:tc>
@@ -5375,7 +5375,7 @@
                 <w:rFonts w:ascii="Times New Roman" w:hAnsi="Times New Roman"/>
                 <w:sz w:val="19"/>
               </w:rPr>
-              <w:t>Ground Delay Program</w:t>
+              <w:t>First-In, First-Out</w:t>
             </w:r>
           </w:p>
         </w:tc>
@@ -5398,7 +5398,7 @@
                 <w:rFonts w:ascii="Times New Roman" w:hAnsi="Times New Roman"/>
                 <w:sz w:val="18"/>
               </w:rPr>
-              <w:t>Regulatory &amp; Air Traffic Management</w:t>
+              <w:t>Queuing Theory &amp; Passenger Dynamics</w:t>
             </w:r>
           </w:p>
         </w:tc>
@@ -5421,7 +5421,7 @@
                 <w:rFonts w:ascii="Times New Roman" w:hAnsi="Times New Roman"/>
                 <w:sz w:val="18"/>
               </w:rPr>
-              <w:t>FAA air traffic management initiative implemented during severe weather or congestion that holds departing aircraft on the ground at origin airports, inducing lead-lag flight departure delays.</w:t>
+              <w:t>Classical queuing discipline where passengers are screened in the exact sequential order of their arrival at the checkpoint queue entrance.</w:t>
             </w:r>
           </w:p>
         </w:tc>
@@ -5450,7 +5450,7 @@
                 <w:b/>
                 <w:sz w:val="19"/>
               </w:rPr>
-              <w:t>G/G/c</w:t>
+              <w:t>FINM</w:t>
             </w:r>
           </w:p>
         </w:tc>
@@ -5473,7 +5473,7 @@
                 <w:rFonts w:ascii="Times New Roman" w:hAnsi="Times New Roman"/>
                 <w:sz w:val="19"/>
               </w:rPr>
-              <w:t>General Arrival / General Service / c-Server Queuing Model</w:t>
+              <w:t>Fusion Intelligence Network Model</w:t>
             </w:r>
           </w:p>
         </w:tc>
@@ -5496,7 +5496,7 @@
                 <w:rFonts w:ascii="Times New Roman" w:hAnsi="Times New Roman"/>
                 <w:sz w:val="18"/>
               </w:rPr>
-              <w:t>Queuing Theory &amp; Passenger Dynamics</w:t>
+              <w:t>Predictive Modeling &amp; Computational Methods</w:t>
             </w:r>
           </w:p>
         </w:tc>
@@ -5519,7 +5519,7 @@
                 <w:rFonts w:ascii="Times New Roman" w:hAnsi="Times New Roman"/>
                 <w:sz w:val="18"/>
               </w:rPr>
-              <w:t>Kendall notation for a multi-server queuing system with arbitrary inter-arrival distributions, arbitrary service times, and c parallel screening lanes operating in parallel.</w:t>
+              <w:t>Predictive multi-source intelligence architecture cited in literature integrating heterogeneous data feeds across airside and landside operations.</w:t>
             </w:r>
           </w:p>
         </w:tc>
@@ -5548,7 +5548,7 @@
                 <w:b/>
                 <w:sz w:val="19"/>
               </w:rPr>
-              <w:t>GI/G/1</w:t>
+              <w:t>FIR</w:t>
             </w:r>
           </w:p>
         </w:tc>
@@ -5571,7 +5571,7 @@
                 <w:rFonts w:ascii="Times New Roman" w:hAnsi="Times New Roman"/>
                 <w:sz w:val="19"/>
               </w:rPr>
-              <w:t>General Independent Arrival / General Service / Single Server Queuing Model</w:t>
+              <w:t>Finite Impulse Response</w:t>
             </w:r>
           </w:p>
         </w:tc>
@@ -5617,7 +5617,7 @@
                 <w:rFonts w:ascii="Times New Roman" w:hAnsi="Times New Roman"/>
                 <w:sz w:val="18"/>
               </w:rPr>
-              <w:t>Kendall queuing notation representing single-server queues with general independent arrivals and service distributions, underlying Kingman's heavy-traffic approximation.</w:t>
+              <w:t>Discrete digital signal processing filter architecture operationalizing the ACRP Report 40 empirical passenger show-up curves (t+1, t+2, t+3 hours prior to departure) to convolve scheduled airline seat banks into expected checkpoint arrival waves (EQ-07 in Appendix D).</w:t>
             </w:r>
           </w:p>
         </w:tc>
@@ -5646,7 +5646,7 @@
                 <w:b/>
                 <w:sz w:val="19"/>
               </w:rPr>
-              <w:t>GRU</w:t>
+              <w:t>FOIA</w:t>
             </w:r>
           </w:p>
         </w:tc>
@@ -5669,7 +5669,7 @@
                 <w:rFonts w:ascii="Times New Roman" w:hAnsi="Times New Roman"/>
                 <w:sz w:val="19"/>
               </w:rPr>
-              <w:t>Gated Recurrent Unit</w:t>
+              <w:t>Freedom of Information Act</w:t>
             </w:r>
           </w:p>
         </w:tc>
@@ -5692,7 +5692,7 @@
                 <w:rFonts w:ascii="Times New Roman" w:hAnsi="Times New Roman"/>
                 <w:sz w:val="18"/>
               </w:rPr>
-              <w:t>Predictive Modeling &amp; Computational Methods</w:t>
+              <w:t>Federal Aviation Datasets &amp; Schemas</w:t>
             </w:r>
           </w:p>
         </w:tc>
@@ -5715,7 +5715,7 @@
                 <w:rFonts w:ascii="Times New Roman" w:hAnsi="Times New Roman"/>
                 <w:sz w:val="18"/>
               </w:rPr>
-              <w:t>Gated recurrent neural network architecture that models sequential temporal dependencies with reset and update gates; evaluated in Chapter II deep learning literature.</w:t>
+              <w:t>Federal public records disclosure statute (5 U.S.C. § 552) through which the multi-year, hourly checkpoint-lane passenger screening dataset was acquired from the TSA for this research.</w:t>
             </w:r>
           </w:p>
         </w:tc>
@@ -5744,7 +5744,7 @@
                 <w:b/>
                 <w:sz w:val="19"/>
               </w:rPr>
-              <w:t>GSPN</w:t>
+              <w:t>FSD</w:t>
             </w:r>
           </w:p>
         </w:tc>
@@ -5767,7 +5767,7 @@
                 <w:rFonts w:ascii="Times New Roman" w:hAnsi="Times New Roman"/>
                 <w:sz w:val="19"/>
               </w:rPr>
-              <w:t>Generalized Stochastic Petri Nets</w:t>
+              <w:t>Federal Security Director</w:t>
             </w:r>
           </w:p>
         </w:tc>
@@ -5790,7 +5790,7 @@
                 <w:rFonts w:ascii="Times New Roman" w:hAnsi="Times New Roman"/>
                 <w:sz w:val="18"/>
               </w:rPr>
-              <w:t>Predictive Modeling &amp; Computational Methods</w:t>
+              <w:t>Airport Infrastructure &amp; Operations</w:t>
             </w:r>
           </w:p>
         </w:tc>
@@ -5813,7 +5813,7 @@
                 <w:rFonts w:ascii="Times New Roman" w:hAnsi="Times New Roman"/>
                 <w:sz w:val="18"/>
               </w:rPr>
-              <w:t>Mathematical and graphical modeling formalism utilized in terminal simulation literature to analyze concurrent, stochastic passenger movements.</w:t>
+              <w:t>Senior executive official appointed by the TSA stationed at commercial airports, exercising operational authority over checkpoint staffing, screening procedures, and terminal security compliance.</w:t>
             </w:r>
           </w:p>
         </w:tc>
@@ -5842,7 +5842,7 @@
                 <w:b/>
                 <w:sz w:val="19"/>
               </w:rPr>
-              <w:t>HAC</w:t>
+              <w:t>GBDT</w:t>
             </w:r>
           </w:p>
         </w:tc>
@@ -5865,7 +5865,7 @@
                 <w:rFonts w:ascii="Times New Roman" w:hAnsi="Times New Roman"/>
                 <w:sz w:val="19"/>
               </w:rPr>
-              <w:t>Heteroskedasticity and Autocorrelation Consistent</w:t>
+              <w:t>Gradient-Boosted Decision Trees</w:t>
             </w:r>
           </w:p>
         </w:tc>
@@ -5888,7 +5888,7 @@
                 <w:rFonts w:ascii="Times New Roman" w:hAnsi="Times New Roman"/>
                 <w:sz w:val="18"/>
               </w:rPr>
-              <w:t>Evaluation Metrics &amp; Econometric Statistics</w:t>
+              <w:t>Predictive Modeling &amp; Computational Methods</w:t>
             </w:r>
           </w:p>
         </w:tc>
@@ -5911,7 +5911,7 @@
                 <w:rFonts w:ascii="Times New Roman" w:hAnsi="Times New Roman"/>
                 <w:sz w:val="18"/>
               </w:rPr>
-              <w:t>Econometric covariance matrix estimator (Newey-West) that yields robust, unconfounded standard errors and test statistics when time-series residuals exhibit autocorrelation and conditional heteroskedasticity.</w:t>
+              <w:t>Alternative designation for Gradient Boosting Machines emphasizing tree-based weak learners.</w:t>
             </w:r>
           </w:p>
         </w:tc>
@@ -5940,7 +5940,7 @@
                 <w:b/>
                 <w:sz w:val="19"/>
               </w:rPr>
-              <w:t>HistGBM</w:t>
+              <w:t>GBM</w:t>
             </w:r>
           </w:p>
         </w:tc>
@@ -5963,7 +5963,7 @@
                 <w:rFonts w:ascii="Times New Roman" w:hAnsi="Times New Roman"/>
                 <w:sz w:val="19"/>
               </w:rPr>
-              <w:t>Histogram-Based Gradient Boosting Machine</w:t>
+              <w:t>Gradient Boosting Machine</w:t>
             </w:r>
           </w:p>
         </w:tc>
@@ -6009,7 +6009,7 @@
                 <w:rFonts w:ascii="Times New Roman" w:hAnsi="Times New Roman"/>
                 <w:sz w:val="18"/>
               </w:rPr>
-              <w:t>Optimized decision-tree gradient boosting implementation (scikit-learn HistGradientBoostingRegressor) that discretizes continuous features into integer bins; utilized in Model 2 for fast, robust execution.</w:t>
+              <w:t>Supervised machine learning ensemble architecture that builds sequential decision trees to minimize empirical loss. Serves as the core regressor in Model 2 (Supervised Machine Learning Model).</w:t>
             </w:r>
           </w:p>
         </w:tc>
@@ -6038,7 +6038,7 @@
                 <w:b/>
                 <w:sz w:val="19"/>
               </w:rPr>
-              <w:t>HOD</w:t>
+              <w:t>GDP</w:t>
             </w:r>
           </w:p>
         </w:tc>
@@ -6061,7 +6061,7 @@
                 <w:rFonts w:ascii="Times New Roman" w:hAnsi="Times New Roman"/>
                 <w:sz w:val="19"/>
               </w:rPr>
-              <w:t>Hour of Day</w:t>
+              <w:t>Ground Delay Program</w:t>
             </w:r>
           </w:p>
         </w:tc>
@@ -6084,7 +6084,7 @@
                 <w:rFonts w:ascii="Times New Roman" w:hAnsi="Times New Roman"/>
                 <w:sz w:val="18"/>
               </w:rPr>
-              <w:t>Operational Regimes &amp; Demarcation</w:t>
+              <w:t>Regulatory &amp; Air Traffic Management</w:t>
             </w:r>
           </w:p>
         </w:tc>
@@ -6107,7 +6107,7 @@
                 <w:rFonts w:ascii="Times New Roman" w:hAnsi="Times New Roman"/>
                 <w:sz w:val="18"/>
               </w:rPr>
-              <w:t>Categorical temporal unit representing each of the 24 discrete hours within an operational day, capturing diurnal passenger bank rhythms.</w:t>
+              <w:t>FAA air traffic management initiative implemented during severe weather or congestion that holds departing aircraft on the ground at origin airports, inducing lead-lag flight departure delays.</w:t>
             </w:r>
           </w:p>
         </w:tc>
@@ -6136,7 +6136,7 @@
                 <w:b/>
                 <w:sz w:val="19"/>
               </w:rPr>
-              <w:t>HPC</w:t>
+              <w:t>G/G/c</w:t>
             </w:r>
           </w:p>
         </w:tc>
@@ -6159,7 +6159,7 @@
                 <w:rFonts w:ascii="Times New Roman" w:hAnsi="Times New Roman"/>
                 <w:sz w:val="19"/>
               </w:rPr>
-              <w:t>High-Performance Computing</w:t>
+              <w:t>General Arrival / General Service / c-Server Queuing Model</w:t>
             </w:r>
           </w:p>
         </w:tc>
@@ -6182,7 +6182,7 @@
                 <w:rFonts w:ascii="Times New Roman" w:hAnsi="Times New Roman"/>
                 <w:sz w:val="18"/>
               </w:rPr>
-              <w:t>Data Systems &amp; Information Architecture</w:t>
+              <w:t>Queuing Theory &amp; Passenger Dynamics</w:t>
             </w:r>
           </w:p>
         </w:tc>
@@ -6205,7 +6205,7 @@
                 <w:rFonts w:ascii="Times New Roman" w:hAnsi="Times New Roman"/>
                 <w:sz w:val="18"/>
               </w:rPr>
-              <w:t>Distributed multi-core server infrastructure utilized for intensive ETL data processing, deconvolution algorithms, and machine learning cross-validation.</w:t>
+              <w:t>Kendall notation for a multi-server queuing system with arbitrary inter-arrival distributions, arbitrary service times, and c parallel screening lanes operating in parallel.</w:t>
             </w:r>
           </w:p>
         </w:tc>
@@ -6234,7 +6234,7 @@
                 <w:b/>
                 <w:sz w:val="19"/>
               </w:rPr>
-              <w:t>HQBN</w:t>
+              <w:t>GI/G/1</w:t>
             </w:r>
           </w:p>
         </w:tc>
@@ -6257,7 +6257,7 @@
                 <w:rFonts w:ascii="Times New Roman" w:hAnsi="Times New Roman"/>
                 <w:sz w:val="19"/>
               </w:rPr>
-              <w:t>Hybrid Queue-based Bayesian Network</w:t>
+              <w:t>General Independent Arrival / General Service / Single Server Queuing Model</w:t>
             </w:r>
           </w:p>
         </w:tc>
@@ -6280,7 +6280,7 @@
                 <w:rFonts w:ascii="Times New Roman" w:hAnsi="Times New Roman"/>
                 <w:sz w:val="18"/>
               </w:rPr>
-              <w:t>Predictive Modeling &amp; Computational Methods</w:t>
+              <w:t>Queuing Theory &amp; Passenger Dynamics</w:t>
             </w:r>
           </w:p>
         </w:tc>
@@ -6303,7 +6303,7 @@
                 <w:rFonts w:ascii="Times New Roman" w:hAnsi="Times New Roman"/>
                 <w:sz w:val="18"/>
               </w:rPr>
-              <w:t>Probabilistic graphical modeling architecture combining Bayesian inference with queuing formulas to predict multi-stage airport delay propagation.</w:t>
+              <w:t>Kendall queuing notation representing single-server queues with general independent arrivals and service distributions, underlying Kingman's heavy-traffic approximation.</w:t>
             </w:r>
           </w:p>
         </w:tc>
@@ -6332,7 +6332,7 @@
                 <w:b/>
                 <w:sz w:val="19"/>
               </w:rPr>
-              <w:t>IAD</w:t>
+              <w:t>GRU</w:t>
             </w:r>
           </w:p>
         </w:tc>
@@ -6355,7 +6355,7 @@
                 <w:rFonts w:ascii="Times New Roman" w:hAnsi="Times New Roman"/>
                 <w:sz w:val="19"/>
               </w:rPr>
-              <w:t>Washington Dulles International Airport</w:t>
+              <w:t>Gated Recurrent Unit</w:t>
             </w:r>
           </w:p>
         </w:tc>
@@ -6378,7 +6378,7 @@
                 <w:rFonts w:ascii="Times New Roman" w:hAnsi="Times New Roman"/>
                 <w:sz w:val="18"/>
               </w:rPr>
-              <w:t>Airport Cohort &amp; Airfield Codes</w:t>
+              <w:t>Predictive Modeling &amp; Computational Methods</w:t>
             </w:r>
           </w:p>
         </w:tc>
@@ -6401,7 +6401,7 @@
                 <w:rFonts w:ascii="Times New Roman" w:hAnsi="Times New Roman"/>
                 <w:sz w:val="18"/>
               </w:rPr>
-              <w:t>Commercial hub airport (IATA code: IAD) in Northern Virginia operated by MWAA; evaluated in Top 25 network clustering as a United Airlines East Coast hub.</w:t>
+              <w:t>Gated recurrent neural network architecture that models sequential temporal dependencies with reset and update gates; evaluated in Chapter II deep learning literature.</w:t>
             </w:r>
           </w:p>
         </w:tc>
@@ -6430,7 +6430,7 @@
                 <w:b/>
                 <w:sz w:val="19"/>
               </w:rPr>
-              <w:t>IAH</w:t>
+              <w:t>GSPN</w:t>
             </w:r>
           </w:p>
         </w:tc>
@@ -6453,7 +6453,7 @@
                 <w:rFonts w:ascii="Times New Roman" w:hAnsi="Times New Roman"/>
                 <w:sz w:val="19"/>
               </w:rPr>
-              <w:t>George Bush Intercontinental Airport (Houston)</w:t>
+              <w:t>Generalized Stochastic Petri Nets</w:t>
             </w:r>
           </w:p>
         </w:tc>
@@ -6476,7 +6476,7 @@
                 <w:rFonts w:ascii="Times New Roman" w:hAnsi="Times New Roman"/>
                 <w:sz w:val="18"/>
               </w:rPr>
-              <w:t>Airport Cohort &amp; Airfield Codes</w:t>
+              <w:t>Predictive Modeling &amp; Computational Methods</w:t>
             </w:r>
           </w:p>
         </w:tc>
@@ -6499,7 +6499,7 @@
                 <w:rFonts w:ascii="Times New Roman" w:hAnsi="Times New Roman"/>
                 <w:sz w:val="18"/>
               </w:rPr>
-              <w:t>United Airlines primary southern hub complex (IATA code: IAH). Evaluated in the Top 25 network clustering and 4-tier filtering pipeline for dedicated terminal screening analysis.</w:t>
+              <w:t>Mathematical and graphical modeling formalism utilized in terminal simulation literature to analyze concurrent, stochastic passenger movements.</w:t>
             </w:r>
           </w:p>
         </w:tc>
@@ -6528,7 +6528,7 @@
                 <w:b/>
                 <w:sz w:val="19"/>
               </w:rPr>
-              <w:t>IATA</w:t>
+              <w:t>H1</w:t>
             </w:r>
           </w:p>
         </w:tc>
@@ -6551,7 +6551,7 @@
                 <w:rFonts w:ascii="Times New Roman" w:hAnsi="Times New Roman"/>
                 <w:sz w:val="19"/>
               </w:rPr>
-              <w:t>International Air Transport Association</w:t>
+              <w:t>Hypothesis 1 (Overarching Empirical Asymmetric Trade-Offs Hypothesis)</w:t>
             </w:r>
           </w:p>
         </w:tc>
@@ -6574,7 +6574,7 @@
                 <w:rFonts w:ascii="Times New Roman" w:hAnsi="Times New Roman"/>
                 <w:sz w:val="18"/>
               </w:rPr>
-              <w:t>Aviation Research &amp; Literature</w:t>
+              <w:t>Academic &amp; Publishing Standards</w:t>
             </w:r>
           </w:p>
         </w:tc>
@@ -6597,7 +6597,7 @@
                 <w:rFonts w:ascii="Times New Roman" w:hAnsi="Times New Roman"/>
                 <w:sz w:val="18"/>
               </w:rPr>
-              <w:t>Global trade association representing commercial airlines, establishing international air transport standards, schedule data formats, and airport Level of Service (LOS) passenger space criteria.</w:t>
+              <w:t>The primary empirical hypothesis of this thesis, establishing that no single predictive modeling paradigm universally dominates across all three operational dimensions: Model 3 wins Resilience (Dimension 2) and lowest routine RMSE; Model 2 wins Routine Pareto Efficiency (Dimension 1); and Model 1 wins Zero-Shot Spatial Generalizability (Dimension 3).</w:t>
             </w:r>
           </w:p>
         </w:tc>
@@ -6626,7 +6626,7 @@
                 <w:b/>
                 <w:sz w:val="19"/>
               </w:rPr>
-              <w:t>ICAO</w:t>
+              <w:t>H2</w:t>
             </w:r>
           </w:p>
         </w:tc>
@@ -6649,7 +6649,7 @@
                 <w:rFonts w:ascii="Times New Roman" w:hAnsi="Times New Roman"/>
                 <w:sz w:val="19"/>
               </w:rPr>
-              <w:t>International Civil Aviation Organization</w:t>
+              <w:t>Hypothesis 2 (Theoretical Volatility Coupling Hypothesis)</w:t>
             </w:r>
           </w:p>
         </w:tc>
@@ -6672,7 +6672,7 @@
                 <w:rFonts w:ascii="Times New Roman" w:hAnsi="Times New Roman"/>
                 <w:sz w:val="18"/>
               </w:rPr>
-              <w:t>Regulatory &amp; Air Traffic Management</w:t>
+              <w:t>Academic &amp; Publishing Standards</w:t>
             </w:r>
           </w:p>
         </w:tc>
@@ -6695,7 +6695,7 @@
                 <w:rFonts w:ascii="Times New Roman" w:hAnsi="Times New Roman"/>
                 <w:sz w:val="18"/>
               </w:rPr>
-              <w:t>Specialized agency of the United Nations establishing global international civil aviation principles, airspace safety regulations, and airport design standards.</w:t>
+              <w:t>The foundational theoretical queuing hypothesis of this thesis, positing that passenger checkpoint queue stability and terminal wait times are coupled with throughput volatility (CV_TSA and σ_TSA) rather than raw volume levels (y_t), consistent with Kingman's heavy-traffic approximation (W_q ∝ C_a²).</w:t>
             </w:r>
           </w:p>
         </w:tc>
@@ -6724,7 +6724,7 @@
                 <w:b/>
                 <w:sz w:val="19"/>
               </w:rPr>
-              <w:t>IEEE</w:t>
+              <w:t>HAC</w:t>
             </w:r>
           </w:p>
         </w:tc>
@@ -6747,7 +6747,7 @@
                 <w:rFonts w:ascii="Times New Roman" w:hAnsi="Times New Roman"/>
                 <w:sz w:val="19"/>
               </w:rPr>
-              <w:t>Institute of Electrical and Electronics Engineers</w:t>
+              <w:t>Heteroskedasticity and Autocorrelation Consistent</w:t>
             </w:r>
           </w:p>
         </w:tc>
@@ -6770,7 +6770,7 @@
                 <w:rFonts w:ascii="Times New Roman" w:hAnsi="Times New Roman"/>
                 <w:sz w:val="18"/>
               </w:rPr>
-              <w:t>Academic &amp; Publishing Standards</w:t>
+              <w:t>Evaluation Metrics &amp; Econometric Statistics</w:t>
             </w:r>
           </w:p>
         </w:tc>
@@ -6793,7 +6793,7 @@
                 <w:rFonts w:ascii="Times New Roman" w:hAnsi="Times New Roman"/>
                 <w:sz w:val="18"/>
               </w:rPr>
-              <w:t>Professional technical organization publishing peer-reviewed research in transportation engineering, intelligent systems, and computational algorithms.</w:t>
+              <w:t>Econometric covariance matrix estimator (Newey-West) that yields robust, unconfounded standard errors and test statistics when time-series residuals exhibit autocorrelation and conditional heteroskedasticity.</w:t>
             </w:r>
           </w:p>
         </w:tc>
@@ -6822,7 +6822,7 @@
                 <w:b/>
                 <w:sz w:val="19"/>
               </w:rPr>
-              <w:t>ILP</w:t>
+              <w:t>HistGBM</w:t>
             </w:r>
           </w:p>
         </w:tc>
@@ -6845,7 +6845,7 @@
                 <w:rFonts w:ascii="Times New Roman" w:hAnsi="Times New Roman"/>
                 <w:sz w:val="19"/>
               </w:rPr>
-              <w:t>Integer Linear Programming</w:t>
+              <w:t>Histogram-Based Gradient Boosting Machine</w:t>
             </w:r>
           </w:p>
         </w:tc>
@@ -6891,7 +6891,7 @@
                 <w:rFonts w:ascii="Times New Roman" w:hAnsi="Times New Roman"/>
                 <w:sz w:val="18"/>
               </w:rPr>
-              <w:t>Mathematical optimization technique used in terminal resource allocation and lane scheduling literature to determine optimal lane opening schedules subject to discrete constraints.</w:t>
+              <w:t>Optimized decision-tree gradient boosting implementation (scikit-learn HistGradientBoostingRegressor) that discretizes continuous features into integer bins; utilized in Model 2 for fast, robust execution.</w:t>
             </w:r>
           </w:p>
         </w:tc>
@@ -6920,7 +6920,7 @@
                 <w:b/>
                 <w:sz w:val="19"/>
               </w:rPr>
-              <w:t>IROPS</w:t>
+              <w:t>HOD</w:t>
             </w:r>
           </w:p>
         </w:tc>
@@ -6943,7 +6943,7 @@
                 <w:rFonts w:ascii="Times New Roman" w:hAnsi="Times New Roman"/>
                 <w:sz w:val="19"/>
               </w:rPr>
-              <w:t>Irregular Operations</w:t>
+              <w:t>Hour of Day</w:t>
             </w:r>
           </w:p>
         </w:tc>
@@ -6989,7 +6989,7 @@
                 <w:rFonts w:ascii="Times New Roman" w:hAnsi="Times New Roman"/>
                 <w:sz w:val="18"/>
               </w:rPr>
-              <w:t>Severe operational disruptions (convective storms, equipment failures, ground stops; departure delays ≥ 45 min or cancellations ≥ 5) driving checkpoint queue spikes. Constitutes the core test regime for Dimension 2 (Resilience).</w:t>
+              <w:t>Categorical temporal unit representing each of the 24 discrete hours within an operational day, capturing diurnal passenger bank rhythms.</w:t>
             </w:r>
           </w:p>
         </w:tc>
@@ -7018,7 +7018,7 @@
                 <w:b/>
                 <w:sz w:val="19"/>
               </w:rPr>
-              <w:t>ISO</w:t>
+              <w:t>HPC</w:t>
             </w:r>
           </w:p>
         </w:tc>
@@ -7041,7 +7041,7 @@
                 <w:rFonts w:ascii="Times New Roman" w:hAnsi="Times New Roman"/>
                 <w:sz w:val="19"/>
               </w:rPr>
-              <w:t>International Organization for Standardization</w:t>
+              <w:t>High-Performance Computing</w:t>
             </w:r>
           </w:p>
         </w:tc>
@@ -7064,7 +7064,7 @@
                 <w:rFonts w:ascii="Times New Roman" w:hAnsi="Times New Roman"/>
                 <w:sz w:val="18"/>
               </w:rPr>
-              <w:t>Academic &amp; Publishing Standards</w:t>
+              <w:t>Data Systems &amp; Information Architecture</w:t>
             </w:r>
           </w:p>
         </w:tc>
@@ -7087,7 +7087,7 @@
                 <w:rFonts w:ascii="Times New Roman" w:hAnsi="Times New Roman"/>
                 <w:sz w:val="18"/>
               </w:rPr>
-              <w:t>Independent international non-governmental organization developing worldwide industrial, quality, and data security standards.</w:t>
+              <w:t>Distributed multi-core server infrastructure utilized for intensive ETL data processing, deconvolution algorithms, and machine learning cross-validation.</w:t>
             </w:r>
           </w:p>
         </w:tc>
@@ -7116,7 +7116,7 @@
                 <w:b/>
                 <w:sz w:val="19"/>
               </w:rPr>
-              <w:t>IT</w:t>
+              <w:t>HQBN</w:t>
             </w:r>
           </w:p>
         </w:tc>
@@ -7139,7 +7139,7 @@
                 <w:rFonts w:ascii="Times New Roman" w:hAnsi="Times New Roman"/>
                 <w:sz w:val="19"/>
               </w:rPr>
-              <w:t>Information Technology</w:t>
+              <w:t>Hybrid Queue-based Bayesian Network</w:t>
             </w:r>
           </w:p>
         </w:tc>
@@ -7162,7 +7162,7 @@
                 <w:rFonts w:ascii="Times New Roman" w:hAnsi="Times New Roman"/>
                 <w:sz w:val="18"/>
               </w:rPr>
-              <w:t>Data Systems &amp; Information Architecture</w:t>
+              <w:t>Predictive Modeling &amp; Computational Methods</w:t>
             </w:r>
           </w:p>
         </w:tc>
@@ -7185,7 +7185,7 @@
                 <w:rFonts w:ascii="Times New Roman" w:hAnsi="Times New Roman"/>
                 <w:sz w:val="18"/>
               </w:rPr>
-              <w:t>Enterprise computing, database architecture, and network infrastructure supporting airline reservation systems and airport operational command systems.</w:t>
+              <w:t>Probabilistic graphical modeling architecture combining Bayesian inference with queuing formulas to predict multi-stage airport delay propagation.</w:t>
             </w:r>
           </w:p>
         </w:tc>
@@ -7214,7 +7214,7 @@
                 <w:b/>
                 <w:sz w:val="19"/>
               </w:rPr>
-              <w:t>JFK</w:t>
+              <w:t>IAD</w:t>
             </w:r>
           </w:p>
         </w:tc>
@@ -7237,7 +7237,7 @@
                 <w:rFonts w:ascii="Times New Roman" w:hAnsi="Times New Roman"/>
                 <w:sz w:val="19"/>
               </w:rPr>
-              <w:t>John F. Kennedy International Airport</w:t>
+              <w:t>Washington Dulles International Airport</w:t>
             </w:r>
           </w:p>
         </w:tc>
@@ -7283,7 +7283,7 @@
                 <w:rFonts w:ascii="Times New Roman" w:hAnsi="Times New Roman"/>
                 <w:sz w:val="18"/>
               </w:rPr>
-              <w:t>Major international gateway in New York (IATA code: JFK). Analyzed during Top 25 network clustering and contrasted with LGA in 4-tier filtering to examine decentralized multi-terminal structures.</w:t>
+              <w:t>Commercial hub airport (IATA code: IAD) in Northern Virginia operated by MWAA; evaluated in Top 25 network clustering as a United Airlines East Coast hub.</w:t>
             </w:r>
           </w:p>
         </w:tc>
@@ -7312,7 +7312,7 @@
                 <w:b/>
                 <w:sz w:val="19"/>
               </w:rPr>
-              <w:t>KS</w:t>
+              <w:t>IAH</w:t>
             </w:r>
           </w:p>
         </w:tc>
@@ -7335,7 +7335,7 @@
                 <w:rFonts w:ascii="Times New Roman" w:hAnsi="Times New Roman"/>
                 <w:sz w:val="19"/>
               </w:rPr>
-              <w:t>Kolmogorov-Smirnov Test</w:t>
+              <w:t>George Bush Intercontinental Airport (Houston)</w:t>
             </w:r>
           </w:p>
         </w:tc>
@@ -7358,7 +7358,7 @@
                 <w:rFonts w:ascii="Times New Roman" w:hAnsi="Times New Roman"/>
                 <w:sz w:val="18"/>
               </w:rPr>
-              <w:t>Evaluation Metrics &amp; Econometric Statistics</w:t>
+              <w:t>Airport Cohort &amp; Airfield Codes</w:t>
             </w:r>
           </w:p>
         </w:tc>
@@ -7381,7 +7381,7 @@
                 <w:rFonts w:ascii="Times New Roman" w:hAnsi="Times New Roman"/>
                 <w:sz w:val="18"/>
               </w:rPr>
-              <w:t>Non-parametric statistical goodness-of-fit test comparing empirical distributions; utilized in Chapter III to confirm distributional invariance across airport terminal layouts (D = 0.032, p = 0.28).</w:t>
+              <w:t>United Airlines primary southern hub complex (IATA code: IAH). Evaluated in the Top 25 network clustering and 4-tier filtering pipeline for dedicated terminal screening analysis.</w:t>
             </w:r>
           </w:p>
         </w:tc>
@@ -7410,7 +7410,7 @@
                 <w:b/>
                 <w:sz w:val="19"/>
               </w:rPr>
-              <w:t>LAWA</w:t>
+              <w:t>IATA</w:t>
             </w:r>
           </w:p>
         </w:tc>
@@ -7433,7 +7433,7 @@
                 <w:rFonts w:ascii="Times New Roman" w:hAnsi="Times New Roman"/>
                 <w:sz w:val="19"/>
               </w:rPr>
-              <w:t>Los Angeles World Airports</w:t>
+              <w:t>International Air Transport Association</w:t>
             </w:r>
           </w:p>
         </w:tc>
@@ -7456,7 +7456,7 @@
                 <w:rFonts w:ascii="Times New Roman" w:hAnsi="Times New Roman"/>
                 <w:sz w:val="18"/>
               </w:rPr>
-              <w:t>Airport Infrastructure &amp; Operations</w:t>
+              <w:t>Aviation Research &amp; Literature</w:t>
             </w:r>
           </w:p>
         </w:tc>
@@ -7479,7 +7479,7 @@
                 <w:rFonts w:ascii="Times New Roman" w:hAnsi="Times New Roman"/>
                 <w:sz w:val="18"/>
               </w:rPr>
-              <w:t>The proprietary municipal airport authority governing Los Angeles International Airport (LAX) and Van Nuys Airport, providing operational terminal passenger statistics.</w:t>
+              <w:t>Global trade association representing commercial airlines, establishing international air transport standards, schedule data formats, and airport Level of Service (LOS) passenger space criteria.</w:t>
             </w:r>
           </w:p>
         </w:tc>
@@ -7508,7 +7508,7 @@
                 <w:b/>
                 <w:sz w:val="19"/>
               </w:rPr>
-              <w:t>LAX</w:t>
+              <w:t>ICAO</w:t>
             </w:r>
           </w:p>
         </w:tc>
@@ -7531,7 +7531,7 @@
                 <w:rFonts w:ascii="Times New Roman" w:hAnsi="Times New Roman"/>
                 <w:sz w:val="19"/>
               </w:rPr>
-              <w:t>Los Angeles International Airport</w:t>
+              <w:t>International Civil Aviation Organization</w:t>
             </w:r>
           </w:p>
         </w:tc>
@@ -7554,7 +7554,7 @@
                 <w:rFonts w:ascii="Times New Roman" w:hAnsi="Times New Roman"/>
                 <w:sz w:val="18"/>
               </w:rPr>
-              <w:t>Airport Cohort &amp; Airfield Codes</w:t>
+              <w:t>Regulatory &amp; Air Traffic Management</w:t>
             </w:r>
           </w:p>
         </w:tc>
@@ -7577,7 +7577,7 @@
                 <w:rFonts w:ascii="Times New Roman" w:hAnsi="Times New Roman"/>
                 <w:sz w:val="18"/>
               </w:rPr>
-              <w:t>Major West Coast commercial mega-airport (IATA code: LAX). Evaluated in the Top 25 network clustering and 4-tier filtering pipeline as a multi-carrier origin-and-destination complex.</w:t>
+              <w:t>Specialized agency of the United Nations establishing global international civil aviation principles, airspace safety regulations, and airport design standards.</w:t>
             </w:r>
           </w:p>
         </w:tc>
@@ -7606,7 +7606,7 @@
                 <w:b/>
                 <w:sz w:val="19"/>
               </w:rPr>
-              <w:t>LGA</w:t>
+              <w:t>IEEE</w:t>
             </w:r>
           </w:p>
         </w:tc>
@@ -7629,7 +7629,7 @@
                 <w:rFonts w:ascii="Times New Roman" w:hAnsi="Times New Roman"/>
                 <w:sz w:val="19"/>
               </w:rPr>
-              <w:t>LaGuardia Airport</w:t>
+              <w:t>Institute of Electrical and Electronics Engineers</w:t>
             </w:r>
           </w:p>
         </w:tc>
@@ -7652,7 +7652,7 @@
                 <w:rFonts w:ascii="Times New Roman" w:hAnsi="Times New Roman"/>
                 <w:sz w:val="18"/>
               </w:rPr>
-              <w:t>Airport Cohort &amp; Airfield Codes</w:t>
+              <w:t>Academic &amp; Publishing Standards</w:t>
             </w:r>
           </w:p>
         </w:tc>
@@ -7675,7 +7675,7 @@
                 <w:rFonts w:ascii="Times New Roman" w:hAnsi="Times New Roman"/>
                 <w:sz w:val="18"/>
               </w:rPr>
-              <w:t>Commercial hub airport in New York (IATA code: LGA). Terminal B/C serves as the zero-shot spatial transfer evaluation airfield (EWR → LGA) for testing model generalizability without retraining in Dimension 3.</w:t>
+              <w:t>Professional technical organization publishing peer-reviewed research in transportation engineering, intelligent systems, and computational algorithms.</w:t>
             </w:r>
           </w:p>
         </w:tc>
@@ -7704,7 +7704,7 @@
                 <w:b/>
                 <w:sz w:val="19"/>
               </w:rPr>
-              <w:t>LOS</w:t>
+              <w:t>ILP</w:t>
             </w:r>
           </w:p>
         </w:tc>
@@ -7727,7 +7727,7 @@
                 <w:rFonts w:ascii="Times New Roman" w:hAnsi="Times New Roman"/>
                 <w:sz w:val="19"/>
               </w:rPr>
-              <w:t>Level of Service</w:t>
+              <w:t>Integer Linear Programming</w:t>
             </w:r>
           </w:p>
         </w:tc>
@@ -7750,7 +7750,7 @@
                 <w:rFonts w:ascii="Times New Roman" w:hAnsi="Times New Roman"/>
                 <w:sz w:val="18"/>
               </w:rPr>
-              <w:t>Queuing Theory &amp; Passenger Dynamics</w:t>
+              <w:t>Predictive Modeling &amp; Computational Methods</w:t>
             </w:r>
           </w:p>
         </w:tc>
@@ -7773,7 +7773,7 @@
                 <w:rFonts w:ascii="Times New Roman" w:hAnsi="Times New Roman"/>
                 <w:sz w:val="18"/>
               </w:rPr>
-              <w:t>Standardized qualitative metric framework (IATA Airport Development Reference Manual) rating passenger waiting times, terminal crowding, and space availability from LOS A (excellent) to LOS F (system breakdown).</w:t>
+              <w:t>Mathematical optimization technique used in terminal resource allocation and lane scheduling literature to determine optimal lane opening schedules subject to discrete constraints.</w:t>
             </w:r>
           </w:p>
         </w:tc>
@@ -7802,7 +7802,7 @@
                 <w:b/>
                 <w:sz w:val="19"/>
               </w:rPr>
-              <w:t>LR</w:t>
+              <w:t>IQR</w:t>
             </w:r>
           </w:p>
         </w:tc>
@@ -7825,7 +7825,7 @@
                 <w:rFonts w:ascii="Times New Roman" w:hAnsi="Times New Roman"/>
                 <w:sz w:val="19"/>
               </w:rPr>
-              <w:t>Linear Regression</w:t>
+              <w:t>Interquartile Range</w:t>
             </w:r>
           </w:p>
         </w:tc>
@@ -7848,7 +7848,7 @@
                 <w:rFonts w:ascii="Times New Roman" w:hAnsi="Times New Roman"/>
                 <w:sz w:val="18"/>
               </w:rPr>
-              <w:t>Predictive Modeling &amp; Computational Methods</w:t>
+              <w:t>Evaluation Metrics &amp; Econometric Statistics</w:t>
             </w:r>
           </w:p>
         </w:tc>
@@ -7871,7 +7871,7 @@
                 <w:rFonts w:ascii="Times New Roman" w:hAnsi="Times New Roman"/>
                 <w:sz w:val="18"/>
               </w:rPr>
-              <w:t>Fundamental statistical modeling approach estimating linear relationships between operational predictors and passenger flow.</w:t>
+              <w:t>Non-parametric statistical dispersion metric measuring the spread of the middle 50% of observations (IQR = Q_3 - Q_1); used across Chapter IV descriptive statistics (Table 4.2) and Appendix tables to quantify flight departure delay skewness.</w:t>
             </w:r>
           </w:p>
         </w:tc>
@@ -7900,7 +7900,7 @@
                 <w:b/>
                 <w:sz w:val="19"/>
               </w:rPr>
-              <w:t>LSTM</w:t>
+              <w:t>IROPS</w:t>
             </w:r>
           </w:p>
         </w:tc>
@@ -7923,7 +7923,7 @@
                 <w:rFonts w:ascii="Times New Roman" w:hAnsi="Times New Roman"/>
                 <w:sz w:val="19"/>
               </w:rPr>
-              <w:t>Long Short-Term Memory</w:t>
+              <w:t>Irregular Operations</w:t>
             </w:r>
           </w:p>
         </w:tc>
@@ -7946,7 +7946,7 @@
                 <w:rFonts w:ascii="Times New Roman" w:hAnsi="Times New Roman"/>
                 <w:sz w:val="18"/>
               </w:rPr>
-              <w:t>Predictive Modeling &amp; Computational Methods</w:t>
+              <w:t>Operational Regimes &amp; Demarcation</w:t>
             </w:r>
           </w:p>
         </w:tc>
@@ -7969,7 +7969,7 @@
                 <w:rFonts w:ascii="Times New Roman" w:hAnsi="Times New Roman"/>
                 <w:sz w:val="18"/>
               </w:rPr>
-              <w:t>Advanced recurrent neural network architecture with input, forget, and output gating mechanisms that capture long-term sequential dependencies in time-series data.</w:t>
+              <w:t>Severe operational disruptions (convective storms, equipment failures, ground stops; departure delays ≥ 45 min or cancellations ≥ 5) driving checkpoint queue spikes. Constitutes the core test regime for Dimension 2 (Resilience).</w:t>
             </w:r>
           </w:p>
         </w:tc>
@@ -7998,7 +7998,7 @@
                 <w:b/>
                 <w:sz w:val="19"/>
               </w:rPr>
-              <w:t>MAE</w:t>
+              <w:t>ISO</w:t>
             </w:r>
           </w:p>
         </w:tc>
@@ -8021,7 +8021,7 @@
                 <w:rFonts w:ascii="Times New Roman" w:hAnsi="Times New Roman"/>
                 <w:sz w:val="19"/>
               </w:rPr>
-              <w:t>Mean Absolute Error</w:t>
+              <w:t>International Organization for Standardization</w:t>
             </w:r>
           </w:p>
         </w:tc>
@@ -8044,7 +8044,7 @@
                 <w:rFonts w:ascii="Times New Roman" w:hAnsi="Times New Roman"/>
                 <w:sz w:val="18"/>
               </w:rPr>
-              <w:t>Evaluation Metrics &amp; Econometric Statistics</w:t>
+              <w:t>Academic &amp; Publishing Standards</w:t>
             </w:r>
           </w:p>
         </w:tc>
@@ -8067,7 +8067,7 @@
                 <w:rFonts w:ascii="Times New Roman" w:hAnsi="Times New Roman"/>
                 <w:sz w:val="18"/>
               </w:rPr>
-              <w:t>Standard linear loss metric calculating the average magnitude of absolute forecasting errors in original physical units (pax/hr or pax/day): MAE = (1/n) Σ |y_t - ŷ_t|.</w:t>
+              <w:t>Independent international non-governmental organization developing worldwide industrial, quality, and data security standards.</w:t>
             </w:r>
           </w:p>
         </w:tc>
@@ -8096,7 +8096,7 @@
                 <w:b/>
                 <w:sz w:val="19"/>
               </w:rPr>
-              <w:t>MAPE</w:t>
+              <w:t>IT</w:t>
             </w:r>
           </w:p>
         </w:tc>
@@ -8119,7 +8119,7 @@
                 <w:rFonts w:ascii="Times New Roman" w:hAnsi="Times New Roman"/>
                 <w:sz w:val="19"/>
               </w:rPr>
-              <w:t>Mean Absolute Percentage Error</w:t>
+              <w:t>Information Technology</w:t>
             </w:r>
           </w:p>
         </w:tc>
@@ -8142,7 +8142,7 @@
                 <w:rFonts w:ascii="Times New Roman" w:hAnsi="Times New Roman"/>
                 <w:sz w:val="18"/>
               </w:rPr>
-              <w:t>Evaluation Metrics &amp; Econometric Statistics</w:t>
+              <w:t>Data Systems &amp; Information Architecture</w:t>
             </w:r>
           </w:p>
         </w:tc>
@@ -8165,7 +8165,7 @@
                 <w:rFonts w:ascii="Times New Roman" w:hAnsi="Times New Roman"/>
                 <w:sz w:val="18"/>
               </w:rPr>
-              <w:t>Relative percentage error metric: MAPE = (100/n) Σ |(y_t - ŷ_t) / y_t|. In the thesis, proven to be mathematically invalid for hourly checkpoint modeling due to overnight structural zeros (y_t ≈ 0 pax/hr) causing division-by-zero explosions.</w:t>
+              <w:t>Enterprise computing, database architecture, and network infrastructure supporting airline reservation systems and airport operational command systems.</w:t>
             </w:r>
           </w:p>
         </w:tc>
@@ -8194,7 +8194,7 @@
                 <w:b/>
                 <w:sz w:val="19"/>
               </w:rPr>
-              <w:t>MASE</w:t>
+              <w:t>JFK</w:t>
             </w:r>
           </w:p>
         </w:tc>
@@ -8217,7 +8217,7 @@
                 <w:rFonts w:ascii="Times New Roman" w:hAnsi="Times New Roman"/>
                 <w:sz w:val="19"/>
               </w:rPr>
-              <w:t>Mean Absolute Scaled Error</w:t>
+              <w:t>John F. Kennedy International Airport</w:t>
             </w:r>
           </w:p>
         </w:tc>
@@ -8240,7 +8240,7 @@
                 <w:rFonts w:ascii="Times New Roman" w:hAnsi="Times New Roman"/>
                 <w:sz w:val="18"/>
               </w:rPr>
-              <w:t>Evaluation Metrics &amp; Econometric Statistics</w:t>
+              <w:t>Airport Cohort &amp; Airfield Codes</w:t>
             </w:r>
           </w:p>
         </w:tc>
@@ -8263,7 +8263,7 @@
                 <w:rFonts w:ascii="Times New Roman" w:hAnsi="Times New Roman"/>
                 <w:sz w:val="18"/>
               </w:rPr>
-              <w:t>Scale-independent forecast accuracy metric (Hyndman &amp; Koehler, 2006) normalizing model MAE against the in-sample mean absolute error of a naive diurnal persistence baseline. Values &lt; 1.000 indicate superiority over persistence.</w:t>
+              <w:t>Major international gateway in New York (IATA code: JFK). Analyzed during Top 25 network clustering and contrasted with LGA in 4-tier filtering to examine decentralized multi-terminal structures.</w:t>
             </w:r>
           </w:p>
         </w:tc>
@@ -8292,7 +8292,7 @@
                 <w:b/>
                 <w:sz w:val="19"/>
               </w:rPr>
-              <w:t>MATLAB</w:t>
+              <w:t>JOC</w:t>
             </w:r>
           </w:p>
         </w:tc>
@@ -8315,7 +8315,7 @@
                 <w:rFonts w:ascii="Times New Roman" w:hAnsi="Times New Roman"/>
                 <w:sz w:val="19"/>
               </w:rPr>
-              <w:t>Matrix Laboratory</w:t>
+              <w:t>Joint Operations Center</w:t>
             </w:r>
           </w:p>
         </w:tc>
@@ -8338,7 +8338,7 @@
                 <w:rFonts w:ascii="Times New Roman" w:hAnsi="Times New Roman"/>
                 <w:sz w:val="18"/>
               </w:rPr>
-              <w:t>Data Systems &amp; Information Architecture</w:t>
+              <w:t>Airport Infrastructure &amp; Operations</w:t>
             </w:r>
           </w:p>
         </w:tc>
@@ -8361,7 +8361,7 @@
                 <w:rFonts w:ascii="Times New Roman" w:hAnsi="Times New Roman"/>
                 <w:sz w:val="18"/>
               </w:rPr>
-              <w:t>Proprietary numerical computing and simulation environment frequently cited in early airport terminal simulation and queue optimization literature.</w:t>
+              <w:t>Multi-agency airport command center where airport authority management, commercial airline station managers, and TSA security leadership collaborate to coordinate terminal lane staffing, flight bank sequencing, and irregular operations recovery.</w:t>
             </w:r>
           </w:p>
         </w:tc>
@@ -8390,7 +8390,7 @@
                 <w:b/>
                 <w:sz w:val="19"/>
               </w:rPr>
-              <w:t>MB</w:t>
+              <w:t>KS</w:t>
             </w:r>
           </w:p>
         </w:tc>
@@ -8413,7 +8413,7 @@
                 <w:rFonts w:ascii="Times New Roman" w:hAnsi="Times New Roman"/>
                 <w:sz w:val="19"/>
               </w:rPr>
-              <w:t>Megabyte</w:t>
+              <w:t>Kolmogorov-Smirnov Test</w:t>
             </w:r>
           </w:p>
         </w:tc>
@@ -8436,7 +8436,7 @@
                 <w:rFonts w:ascii="Times New Roman" w:hAnsi="Times New Roman"/>
                 <w:sz w:val="18"/>
               </w:rPr>
-              <w:t>Data Systems &amp; Information Architecture</w:t>
+              <w:t>Evaluation Metrics &amp; Econometric Statistics</w:t>
             </w:r>
           </w:p>
         </w:tc>
@@ -8459,7 +8459,7 @@
                 <w:rFonts w:ascii="Times New Roman" w:hAnsi="Times New Roman"/>
                 <w:sz w:val="18"/>
               </w:rPr>
-              <w:t>Standard digital storage unit (1,048,576 bytes) used in reporting raw data feed sizes and memory footprints.</w:t>
+              <w:t>Non-parametric statistical goodness-of-fit test comparing empirical distributions; utilized in Chapter III to confirm distributional invariance across airport terminal layouts (D = 0.032, p = 0.28).</w:t>
             </w:r>
           </w:p>
         </w:tc>
@@ -8488,7 +8488,7 @@
                 <w:b/>
                 <w:sz w:val="19"/>
               </w:rPr>
-              <w:t>MDI</w:t>
+              <w:t>LAWA</w:t>
             </w:r>
           </w:p>
         </w:tc>
@@ -8511,7 +8511,7 @@
                 <w:rFonts w:ascii="Times New Roman" w:hAnsi="Times New Roman"/>
                 <w:sz w:val="19"/>
               </w:rPr>
-              <w:t>Mean Decrease in Impurity</w:t>
+              <w:t>Los Angeles World Airports</w:t>
             </w:r>
           </w:p>
         </w:tc>
@@ -8534,7 +8534,7 @@
                 <w:rFonts w:ascii="Times New Roman" w:hAnsi="Times New Roman"/>
                 <w:sz w:val="18"/>
               </w:rPr>
-              <w:t>Predictive Modeling &amp; Computational Methods</w:t>
+              <w:t>Airport Infrastructure &amp; Operations</w:t>
             </w:r>
           </w:p>
         </w:tc>
@@ -8557,7 +8557,7 @@
                 <w:rFonts w:ascii="Times New Roman" w:hAnsi="Times New Roman"/>
                 <w:sz w:val="18"/>
               </w:rPr>
-              <w:t>Gini or variance-based feature importance metric in tree ensembles measuring the total reduction in criterion impurity contributed by each operational predictor.</w:t>
+              <w:t>The proprietary municipal airport authority governing Los Angeles International Airport (LAX) and Van Nuys Airport, providing operational terminal passenger statistics.</w:t>
             </w:r>
           </w:p>
         </w:tc>
@@ -8586,7 +8586,7 @@
                 <w:b/>
                 <w:sz w:val="19"/>
               </w:rPr>
-              <w:t>M/G/c</w:t>
+              <w:t>LAX</w:t>
             </w:r>
           </w:p>
         </w:tc>
@@ -8609,7 +8609,7 @@
                 <w:rFonts w:ascii="Times New Roman" w:hAnsi="Times New Roman"/>
                 <w:sz w:val="19"/>
               </w:rPr>
-              <w:t>Markovian Arrival / General Service / c-Server Queuing Model</w:t>
+              <w:t>Los Angeles International Airport</w:t>
             </w:r>
           </w:p>
         </w:tc>
@@ -8632,7 +8632,7 @@
                 <w:rFonts w:ascii="Times New Roman" w:hAnsi="Times New Roman"/>
                 <w:sz w:val="18"/>
               </w:rPr>
-              <w:t>Queuing Theory &amp; Passenger Dynamics</w:t>
+              <w:t>Airport Cohort &amp; Airfield Codes</w:t>
             </w:r>
           </w:p>
         </w:tc>
@@ -8655,7 +8655,7 @@
                 <w:rFonts w:ascii="Times New Roman" w:hAnsi="Times New Roman"/>
                 <w:sz w:val="18"/>
               </w:rPr>
-              <w:t>Kendall notation for a queuing system with Poisson arrivals, arbitrary service time distributions, and c parallel screening lanes.</w:t>
+              <w:t>Major West Coast commercial mega-airport (IATA code: LAX). Evaluated in the Top 25 network clustering and 4-tier filtering pipeline as a multi-carrier origin-and-destination complex.</w:t>
             </w:r>
           </w:p>
         </w:tc>
@@ -8684,7 +8684,7 @@
                 <w:b/>
                 <w:sz w:val="19"/>
               </w:rPr>
-              <w:t>ML</w:t>
+              <w:t>LF</w:t>
             </w:r>
           </w:p>
         </w:tc>
@@ -8707,7 +8707,7 @@
                 <w:rFonts w:ascii="Times New Roman" w:hAnsi="Times New Roman"/>
                 <w:sz w:val="19"/>
               </w:rPr>
-              <w:t>Machine Learning</w:t>
+              <w:t>Passenger Load Factor</w:t>
             </w:r>
           </w:p>
         </w:tc>
@@ -8730,7 +8730,7 @@
                 <w:rFonts w:ascii="Times New Roman" w:hAnsi="Times New Roman"/>
                 <w:sz w:val="18"/>
               </w:rPr>
-              <w:t>Predictive Modeling &amp; Computational Methods</w:t>
+              <w:t>Federal Aviation Datasets &amp; Schemas</w:t>
             </w:r>
           </w:p>
         </w:tc>
@@ -8753,7 +8753,7 @@
                 <w:rFonts w:ascii="Times New Roman" w:hAnsi="Times New Roman"/>
                 <w:sz w:val="18"/>
               </w:rPr>
-              <w:t>Automated algorithmic discipline learning predictive patterns from data; instantiated in Model 2 (Supervised Machine Learning Model).</w:t>
+              <w:t>The operational ratio of revenue passenger enplanements to available aircraft seat capacity (LF = Pax / Seats) reported monthly in BTS Form 41 Schedule T-100; applied in the Local Originating Demand Identity (EQ-06) to scale scheduled seat capacity into projected boarding passengers.</w:t>
             </w:r>
           </w:p>
         </w:tc>
@@ -8782,7 +8782,7 @@
                 <w:b/>
                 <w:sz w:val="19"/>
               </w:rPr>
-              <w:t>M/M/1</w:t>
+              <w:t>LGA</w:t>
             </w:r>
           </w:p>
         </w:tc>
@@ -8805,7 +8805,7 @@
                 <w:rFonts w:ascii="Times New Roman" w:hAnsi="Times New Roman"/>
                 <w:sz w:val="19"/>
               </w:rPr>
-              <w:t>Markovian Arrival / Markovian Service / Single-Server Queuing Model</w:t>
+              <w:t>LaGuardia Airport</w:t>
             </w:r>
           </w:p>
         </w:tc>
@@ -8828,7 +8828,7 @@
                 <w:rFonts w:ascii="Times New Roman" w:hAnsi="Times New Roman"/>
                 <w:sz w:val="18"/>
               </w:rPr>
-              <w:t>Queuing Theory &amp; Passenger Dynamics</w:t>
+              <w:t>Airport Cohort &amp; Airfield Codes</w:t>
             </w:r>
           </w:p>
         </w:tc>
@@ -8851,7 +8851,7 @@
                 <w:rFonts w:ascii="Times New Roman" w:hAnsi="Times New Roman"/>
                 <w:sz w:val="18"/>
               </w:rPr>
-              <w:t>Classical queuing model with Poisson arrivals and exponential service times operating with a single server; foundational baseline in queuing literature.</w:t>
+              <w:t>Commercial hub airport in New York (IATA code: LGA). Terminal B/C serves as the zero-shot spatial transfer evaluation airfield (EWR → LGA) for testing model generalizability without retraining in Dimension 3.</w:t>
             </w:r>
           </w:p>
         </w:tc>
@@ -8880,7 +8880,7 @@
                 <w:b/>
                 <w:sz w:val="19"/>
               </w:rPr>
-              <w:t>M/M/c</w:t>
+              <w:t>LOS</w:t>
             </w:r>
           </w:p>
         </w:tc>
@@ -8903,7 +8903,7 @@
                 <w:rFonts w:ascii="Times New Roman" w:hAnsi="Times New Roman"/>
                 <w:sz w:val="19"/>
               </w:rPr>
-              <w:t>Markovian Arrival / Markovian Service / c-Server Queuing Model</w:t>
+              <w:t>Level of Service</w:t>
             </w:r>
           </w:p>
         </w:tc>
@@ -8949,7 +8949,7 @@
                 <w:rFonts w:ascii="Times New Roman" w:hAnsi="Times New Roman"/>
                 <w:sz w:val="18"/>
               </w:rPr>
-              <w:t>Multi-server Erlang delay queuing model assuming Poisson arrivals and memoryless service rates across c parallel screening lanes.</w:t>
+              <w:t>Standardized qualitative metric framework (IATA Airport Development Reference Manual) rating passenger waiting times, terminal crowding, and space availability from LOS A (excellent) to LOS F (system breakdown).</w:t>
             </w:r>
           </w:p>
         </w:tc>
@@ -8978,7 +8978,7 @@
                 <w:b/>
                 <w:sz w:val="19"/>
               </w:rPr>
-              <w:t>MPC</w:t>
+              <w:t>LR</w:t>
             </w:r>
           </w:p>
         </w:tc>
@@ -9001,7 +9001,7 @@
                 <w:rFonts w:ascii="Times New Roman" w:hAnsi="Times New Roman"/>
                 <w:sz w:val="19"/>
               </w:rPr>
-              <w:t>Model Predictive Control</w:t>
+              <w:t>Linear Regression</w:t>
             </w:r>
           </w:p>
         </w:tc>
@@ -9047,7 +9047,7 @@
                 <w:rFonts w:ascii="Times New Roman" w:hAnsi="Times New Roman"/>
                 <w:sz w:val="18"/>
               </w:rPr>
-              <w:t>Advanced feedback control methodology optimizing operational control actions (e.g., lane staffing schedules) over a rolling finite time horizon using dynamic system models.</w:t>
+              <w:t>Fundamental statistical modeling approach estimating linear relationships between operational predictors and passenger flow.</w:t>
             </w:r>
           </w:p>
         </w:tc>
@@ -9076,7 +9076,7 @@
                 <w:b/>
                 <w:sz w:val="19"/>
               </w:rPr>
-              <w:t>MSAA</w:t>
+              <w:t>LSTM</w:t>
             </w:r>
           </w:p>
         </w:tc>
@@ -9099,7 +9099,7 @@
                 <w:rFonts w:ascii="Times New Roman" w:hAnsi="Times New Roman"/>
                 <w:sz w:val="19"/>
               </w:rPr>
-              <w:t>Master of Science in Aeronautics</w:t>
+              <w:t>Long Short-Term Memory</w:t>
             </w:r>
           </w:p>
         </w:tc>
@@ -9122,7 +9122,7 @@
                 <w:rFonts w:ascii="Times New Roman" w:hAnsi="Times New Roman"/>
                 <w:sz w:val="18"/>
               </w:rPr>
-              <w:t>Academic &amp; Publishing Standards</w:t>
+              <w:t>Predictive Modeling &amp; Computational Methods</w:t>
             </w:r>
           </w:p>
         </w:tc>
@@ -9145,7 +9145,7 @@
                 <w:rFonts w:ascii="Times New Roman" w:hAnsi="Times New Roman"/>
                 <w:sz w:val="18"/>
               </w:rPr>
-              <w:t>The graduate degree program at Embry-Riddle Aeronautical University under which this thesis (Gleich 700B) was conducted and submitted.</w:t>
+              <w:t>Advanced recurrent neural network architecture with input, forget, and output gating mechanisms that capture long-term sequential dependencies in time-series data.</w:t>
             </w:r>
           </w:p>
         </w:tc>
@@ -9174,7 +9174,7 @@
                 <w:b/>
                 <w:sz w:val="19"/>
               </w:rPr>
-              <w:t>MSE</w:t>
+              <w:t>MAE</w:t>
             </w:r>
           </w:p>
         </w:tc>
@@ -9197,7 +9197,7 @@
                 <w:rFonts w:ascii="Times New Roman" w:hAnsi="Times New Roman"/>
                 <w:sz w:val="19"/>
               </w:rPr>
-              <w:t>Mean Squared Error</w:t>
+              <w:t>Mean Absolute Error</w:t>
             </w:r>
           </w:p>
         </w:tc>
@@ -9243,7 +9243,7 @@
                 <w:rFonts w:ascii="Times New Roman" w:hAnsi="Times New Roman"/>
                 <w:sz w:val="18"/>
               </w:rPr>
-              <w:t>Quadratic error loss metric calculating the mean of squared residuals: MSE = (1/n) Σ (y_t - ŷ_t)².</w:t>
+              <w:t>Standard linear loss metric calculating the average magnitude of absolute forecasting errors in original physical units (pax/hr or pax/day): MAE = (1/n) Σ |y_t - ŷ_t|.</w:t>
             </w:r>
           </w:p>
         </w:tc>
@@ -9272,7 +9272,7 @@
                 <w:b/>
                 <w:sz w:val="19"/>
               </w:rPr>
-              <w:t>NARX</w:t>
+              <w:t>MAPE</w:t>
             </w:r>
           </w:p>
         </w:tc>
@@ -9295,7 +9295,7 @@
                 <w:rFonts w:ascii="Times New Roman" w:hAnsi="Times New Roman"/>
                 <w:sz w:val="19"/>
               </w:rPr>
-              <w:t>Nonlinear Autoregressive with Exogenous Input</w:t>
+              <w:t>Mean Absolute Percentage Error</w:t>
             </w:r>
           </w:p>
         </w:tc>
@@ -9318,7 +9318,7 @@
                 <w:rFonts w:ascii="Times New Roman" w:hAnsi="Times New Roman"/>
                 <w:sz w:val="18"/>
               </w:rPr>
-              <w:t>Predictive Modeling &amp; Computational Methods</w:t>
+              <w:t>Evaluation Metrics &amp; Econometric Statistics</w:t>
             </w:r>
           </w:p>
         </w:tc>
@@ -9341,7 +9341,7 @@
                 <w:rFonts w:ascii="Times New Roman" w:hAnsi="Times New Roman"/>
                 <w:sz w:val="18"/>
               </w:rPr>
-              <w:t>Dynamic neural network architecture incorporating recurrent autoregressive feedback alongside external driving time-series inputs.</w:t>
+              <w:t>Relative percentage error metric: MAPE = (100/n) Σ |(y_t - ŷ_t) / y_t|. In the thesis, proven to be mathematically invalid for hourly checkpoint modeling due to overnight structural zeros (y_t ≈ 0 pax/hr) causing division-by-zero explosions.</w:t>
             </w:r>
           </w:p>
         </w:tc>
@@ -9370,7 +9370,7 @@
                 <w:b/>
                 <w:sz w:val="19"/>
               </w:rPr>
-              <w:t>NAS</w:t>
+              <w:t>MASE</w:t>
             </w:r>
           </w:p>
         </w:tc>
@@ -9393,7 +9393,7 @@
                 <w:rFonts w:ascii="Times New Roman" w:hAnsi="Times New Roman"/>
                 <w:sz w:val="19"/>
               </w:rPr>
-              <w:t>National Airspace System</w:t>
+              <w:t>Mean Absolute Scaled Error</w:t>
             </w:r>
           </w:p>
         </w:tc>
@@ -9416,7 +9416,7 @@
                 <w:rFonts w:ascii="Times New Roman" w:hAnsi="Times New Roman"/>
                 <w:sz w:val="18"/>
               </w:rPr>
-              <w:t>Regulatory &amp; Air Traffic Management</w:t>
+              <w:t>Evaluation Metrics &amp; Econometric Statistics</w:t>
             </w:r>
           </w:p>
         </w:tc>
@@ -9439,7 +9439,7 @@
                 <w:rFonts w:ascii="Times New Roman" w:hAnsi="Times New Roman"/>
                 <w:sz w:val="18"/>
               </w:rPr>
-              <w:t>The comprehensive common network of United States airspace, air navigation facilities, airports, air traffic control towers, and operational regulations overseen by the FAA.</w:t>
+              <w:t>Scale-independent forecast accuracy metric (Hyndman &amp; Koehler, 2006) normalizing model MAE against the in-sample mean absolute error of a naive diurnal persistence baseline. Values &lt; 1.000 indicate superiority over persistence.</w:t>
             </w:r>
           </w:p>
         </w:tc>
@@ -9468,7 +9468,7 @@
                 <w:b/>
                 <w:sz w:val="19"/>
               </w:rPr>
-              <w:t>NASA</w:t>
+              <w:t>MATLAB</w:t>
             </w:r>
           </w:p>
         </w:tc>
@@ -9491,7 +9491,7 @@
                 <w:rFonts w:ascii="Times New Roman" w:hAnsi="Times New Roman"/>
                 <w:sz w:val="19"/>
               </w:rPr>
-              <w:t>National Aeronautics and Space Administration</w:t>
+              <w:t>Matrix Laboratory</w:t>
             </w:r>
           </w:p>
         </w:tc>
@@ -9514,7 +9514,7 @@
                 <w:rFonts w:ascii="Times New Roman" w:hAnsi="Times New Roman"/>
                 <w:sz w:val="18"/>
               </w:rPr>
-              <w:t>Aviation Research &amp; Literature</w:t>
+              <w:t>Data Systems &amp; Information Architecture</w:t>
             </w:r>
           </w:p>
         </w:tc>
@@ -9537,7 +9537,7 @@
                 <w:rFonts w:ascii="Times New Roman" w:hAnsi="Times New Roman"/>
                 <w:sz w:val="18"/>
               </w:rPr>
-              <w:t>U.S. government agency conducting advanced aerospace research and developing air traffic management decision-support systems.</w:t>
+              <w:t>Proprietary numerical computing and simulation environment frequently cited in early airport terminal simulation and queue optimization literature.</w:t>
             </w:r>
           </w:p>
         </w:tc>
@@ -9566,7 +9566,7 @@
                 <w:b/>
                 <w:sz w:val="19"/>
               </w:rPr>
-              <w:t>NHPP</w:t>
+              <w:t>MB</w:t>
             </w:r>
           </w:p>
         </w:tc>
@@ -9589,7 +9589,7 @@
                 <w:rFonts w:ascii="Times New Roman" w:hAnsi="Times New Roman"/>
                 <w:sz w:val="19"/>
               </w:rPr>
-              <w:t>Non-Homogeneous Poisson Process</w:t>
+              <w:t>Megabyte</w:t>
             </w:r>
           </w:p>
         </w:tc>
@@ -9612,7 +9612,7 @@
                 <w:rFonts w:ascii="Times New Roman" w:hAnsi="Times New Roman"/>
                 <w:sz w:val="18"/>
               </w:rPr>
-              <w:t>Queuing Theory &amp; Passenger Dynamics</w:t>
+              <w:t>Data Systems &amp; Information Architecture</w:t>
             </w:r>
           </w:p>
         </w:tc>
@@ -9635,7 +9635,7 @@
                 <w:rFonts w:ascii="Times New Roman" w:hAnsi="Times New Roman"/>
                 <w:sz w:val="18"/>
               </w:rPr>
-              <w:t>Stochastic arrival point process where the arrival intensity rate λ(t) varies continuously over time, capturing time-varying passenger arrival intensity across flight banks.</w:t>
+              <w:t>Standard digital storage unit (1,048,576 bytes) used in reporting raw data feed sizes and memory footprints.</w:t>
             </w:r>
           </w:p>
         </w:tc>
@@ -9664,7 +9664,7 @@
                 <w:b/>
                 <w:sz w:val="19"/>
               </w:rPr>
-              <w:t>OAG</w:t>
+              <w:t>MDI</w:t>
             </w:r>
           </w:p>
         </w:tc>
@@ -9687,7 +9687,7 @@
                 <w:rFonts w:ascii="Times New Roman" w:hAnsi="Times New Roman"/>
                 <w:sz w:val="19"/>
               </w:rPr>
-              <w:t>Official Aviation Guide</w:t>
+              <w:t>Mean Decrease in Impurity</w:t>
             </w:r>
           </w:p>
         </w:tc>
@@ -9710,7 +9710,7 @@
                 <w:rFonts w:ascii="Times New Roman" w:hAnsi="Times New Roman"/>
                 <w:sz w:val="18"/>
               </w:rPr>
-              <w:t>Federal Aviation Datasets &amp; Schemas</w:t>
+              <w:t>Predictive Modeling &amp; Computational Methods</w:t>
             </w:r>
           </w:p>
         </w:tc>
@@ -9733,7 +9733,7 @@
                 <w:rFonts w:ascii="Times New Roman" w:hAnsi="Times New Roman"/>
                 <w:sz w:val="18"/>
               </w:rPr>
-              <w:t>Commercial global aviation data provider supplying scheduled airline timetables, flight numbers, and aircraft equipment assignments.</w:t>
+              <w:t>Gini or variance-based feature importance metric in tree ensembles measuring the total reduction in criterion impurity contributed by each operational predictor.</w:t>
             </w:r>
           </w:p>
         </w:tc>
@@ -9762,7 +9762,7 @@
                 <w:b/>
                 <w:sz w:val="19"/>
               </w:rPr>
-              <w:t>O&amp;D</w:t>
+              <w:t>MEM</w:t>
             </w:r>
           </w:p>
         </w:tc>
@@ -9785,7 +9785,7 @@
                 <w:rFonts w:ascii="Times New Roman" w:hAnsi="Times New Roman"/>
                 <w:sz w:val="19"/>
               </w:rPr>
-              <w:t>Origin and Destination</w:t>
+              <w:t>Memphis International Airport</w:t>
             </w:r>
           </w:p>
         </w:tc>
@@ -9808,7 +9808,7 @@
                 <w:rFonts w:ascii="Times New Roman" w:hAnsi="Times New Roman"/>
                 <w:sz w:val="18"/>
               </w:rPr>
-              <w:t>Federal Aviation Datasets &amp; Schemas</w:t>
+              <w:t>Airport Cohort &amp; Airfield Codes</w:t>
             </w:r>
           </w:p>
         </w:tc>
@@ -9831,7 +9831,7 @@
                 <w:rFonts w:ascii="Times New Roman" w:hAnsi="Times New Roman"/>
                 <w:sz w:val="18"/>
               </w:rPr>
-              <w:t>Classification of air passengers denoting true originating trip origin and final destination, distinguishing local originating travelers entering security checkpoints from connecting transfer passengers.</w:t>
+              <w:t>Major commercial airfield (IATA code: MEM) serving as the global air cargo hub for FedEx Express; analyzed in Top 25 network clustering and formally excluded in Delimitations (Appendix A) due to freight-dominant flight bank structures.</w:t>
             </w:r>
           </w:p>
         </w:tc>
@@ -9860,7 +9860,7 @@
                 <w:b/>
                 <w:sz w:val="19"/>
               </w:rPr>
-              <w:t>OLS</w:t>
+              <w:t>M/G/c</w:t>
             </w:r>
           </w:p>
         </w:tc>
@@ -9883,7 +9883,7 @@
                 <w:rFonts w:ascii="Times New Roman" w:hAnsi="Times New Roman"/>
                 <w:sz w:val="19"/>
               </w:rPr>
-              <w:t>Ordinary Least Squares</w:t>
+              <w:t>Markovian Arrival / General Service / c-Server Queuing Model</w:t>
             </w:r>
           </w:p>
         </w:tc>
@@ -9906,7 +9906,7 @@
                 <w:rFonts w:ascii="Times New Roman" w:hAnsi="Times New Roman"/>
                 <w:sz w:val="18"/>
               </w:rPr>
-              <w:t>Evaluation Metrics &amp; Econometric Statistics</w:t>
+              <w:t>Queuing Theory &amp; Passenger Dynamics</w:t>
             </w:r>
           </w:p>
         </w:tc>
@@ -9929,7 +9929,7 @@
                 <w:rFonts w:ascii="Times New Roman" w:hAnsi="Times New Roman"/>
                 <w:sz w:val="18"/>
               </w:rPr>
-              <w:t>Classical linear regression estimation technique minimizing the sum of squared differences between observed and predicted values.</w:t>
+              <w:t>Kendall notation for a queuing system with Poisson arrivals, arbitrary service time distributions, and c parallel screening lanes.</w:t>
             </w:r>
           </w:p>
         </w:tc>
@@ -9958,7 +9958,7 @@
                 <w:b/>
                 <w:sz w:val="19"/>
               </w:rPr>
-              <w:t>ORD</w:t>
+              <w:t>ML</w:t>
             </w:r>
           </w:p>
         </w:tc>
@@ -9981,7 +9981,7 @@
                 <w:rFonts w:ascii="Times New Roman" w:hAnsi="Times New Roman"/>
                 <w:sz w:val="19"/>
               </w:rPr>
-              <w:t>Chicago O'Hare International Airport</w:t>
+              <w:t>Machine Learning</w:t>
             </w:r>
           </w:p>
         </w:tc>
@@ -10004,7 +10004,7 @@
                 <w:rFonts w:ascii="Times New Roman" w:hAnsi="Times New Roman"/>
                 <w:sz w:val="18"/>
               </w:rPr>
-              <w:t>Airport Cohort &amp; Airfield Codes</w:t>
+              <w:t>Predictive Modeling &amp; Computational Methods</w:t>
             </w:r>
           </w:p>
         </w:tc>
@@ -10027,7 +10027,7 @@
                 <w:rFonts w:ascii="Times New Roman" w:hAnsi="Times New Roman"/>
                 <w:sz w:val="18"/>
               </w:rPr>
-              <w:t>Major domestic connecting mega-hub (IATA code: ORD). Evaluated in Top 25 network clustering as a dual-carrier connecting hub (United Terminal 1 / American Terminal 3).</w:t>
+              <w:t>Automated algorithmic discipline learning predictive patterns from data; instantiated in Model 2 (Supervised Machine Learning Model).</w:t>
             </w:r>
           </w:p>
         </w:tc>
@@ -10056,7 +10056,7 @@
                 <w:b/>
                 <w:sz w:val="19"/>
               </w:rPr>
-              <w:t>OTP</w:t>
+              <w:t>M/M/1</w:t>
             </w:r>
           </w:p>
         </w:tc>
@@ -10079,7 +10079,7 @@
                 <w:rFonts w:ascii="Times New Roman" w:hAnsi="Times New Roman"/>
                 <w:sz w:val="19"/>
               </w:rPr>
-              <w:t>On-Time Performance</w:t>
+              <w:t>Markovian Arrival / Markovian Service / Single-Server Queuing Model</w:t>
             </w:r>
           </w:p>
         </w:tc>
@@ -10102,7 +10102,7 @@
                 <w:rFonts w:ascii="Times New Roman" w:hAnsi="Times New Roman"/>
                 <w:sz w:val="18"/>
               </w:rPr>
-              <w:t>Federal Aviation Datasets &amp; Schemas</w:t>
+              <w:t>Queuing Theory &amp; Passenger Dynamics</w:t>
             </w:r>
           </w:p>
         </w:tc>
@@ -10125,7 +10125,7 @@
                 <w:rFonts w:ascii="Times New Roman" w:hAnsi="Times New Roman"/>
                 <w:sz w:val="18"/>
               </w:rPr>
-              <w:t>Airline operational reliability database (BTS Form 234) tracking flight departure delays, arrival delays, taxi times, and cancellation dynamics across reporting U.S. carriers.</w:t>
+              <w:t>Classical queuing model with Poisson arrivals and exponential service times operating with a single server; foundational baseline in queuing literature.</w:t>
             </w:r>
           </w:p>
         </w:tc>
@@ -10154,7 +10154,7 @@
                 <w:b/>
                 <w:sz w:val="19"/>
               </w:rPr>
-              <w:t>PAR</w:t>
+              <w:t>M/M/c</w:t>
             </w:r>
           </w:p>
         </w:tc>
@@ -10177,7 +10177,7 @@
                 <w:rFonts w:ascii="Times New Roman" w:hAnsi="Times New Roman"/>
                 <w:sz w:val="19"/>
               </w:rPr>
-              <w:t>Passenger Arrival Rate</w:t>
+              <w:t>Markovian Arrival / Markovian Service / c-Server Queuing Model</w:t>
             </w:r>
           </w:p>
         </w:tc>
@@ -10223,7 +10223,7 @@
                 <w:rFonts w:ascii="Times New Roman" w:hAnsi="Times New Roman"/>
                 <w:sz w:val="18"/>
               </w:rPr>
-              <w:t>The instantaneous or hourly volume of passengers entering the security checkpoint queuing area per unit time (pax/hr).</w:t>
+              <w:t>Multi-server Erlang delay queuing model assuming Poisson arrivals and memoryless service rates across c parallel screening lanes.</w:t>
             </w:r>
           </w:p>
         </w:tc>
@@ -10252,7 +10252,7 @@
                 <w:b/>
                 <w:sz w:val="19"/>
               </w:rPr>
-              <w:t>PHL</w:t>
+              <w:t>MPC</w:t>
             </w:r>
           </w:p>
         </w:tc>
@@ -10275,7 +10275,7 @@
                 <w:rFonts w:ascii="Times New Roman" w:hAnsi="Times New Roman"/>
                 <w:sz w:val="19"/>
               </w:rPr>
-              <w:t>Philadelphia International Airport</w:t>
+              <w:t>Model Predictive Control</w:t>
             </w:r>
           </w:p>
         </w:tc>
@@ -10298,7 +10298,7 @@
                 <w:rFonts w:ascii="Times New Roman" w:hAnsi="Times New Roman"/>
                 <w:sz w:val="18"/>
               </w:rPr>
-              <w:t>Airport Cohort &amp; Airfield Codes</w:t>
+              <w:t>Predictive Modeling &amp; Computational Methods</w:t>
             </w:r>
           </w:p>
         </w:tc>
@@ -10321,7 +10321,7 @@
                 <w:rFonts w:ascii="Times New Roman" w:hAnsi="Times New Roman"/>
                 <w:sz w:val="18"/>
               </w:rPr>
-              <w:t>Commercial airport (IATA code: PHL). Evaluated in the Top 25 clustering and 4-tier filtering pipeline as an American Airlines hub complex.</w:t>
+              <w:t>Advanced feedback control methodology optimizing operational control actions (e.g., lane staffing schedules) over a rolling finite time horizon using dynamic system models.</w:t>
             </w:r>
           </w:p>
         </w:tc>
@@ -10350,7 +10350,7 @@
                 <w:b/>
                 <w:sz w:val="19"/>
               </w:rPr>
-              <w:t>PreCheck</w:t>
+              <w:t>MSAA</w:t>
             </w:r>
           </w:p>
         </w:tc>
@@ -10373,7 +10373,7 @@
                 <w:rFonts w:ascii="Times New Roman" w:hAnsi="Times New Roman"/>
                 <w:sz w:val="19"/>
               </w:rPr>
-              <w:t>TSA PreCheck Expedited Screening Program</w:t>
+              <w:t>Master of Science in Aeronautics</w:t>
             </w:r>
           </w:p>
         </w:tc>
@@ -10396,7 +10396,7 @@
                 <w:rFonts w:ascii="Times New Roman" w:hAnsi="Times New Roman"/>
                 <w:sz w:val="18"/>
               </w:rPr>
-              <w:t>Airport Infrastructure &amp; Operations</w:t>
+              <w:t>Academic &amp; Publishing Standards</w:t>
             </w:r>
           </w:p>
         </w:tc>
@@ -10419,7 +10419,7 @@
                 <w:rFonts w:ascii="Times New Roman" w:hAnsi="Times New Roman"/>
                 <w:sz w:val="18"/>
               </w:rPr>
-              <w:t>TSA trusted traveler program allowing vetted passengers to utilize dedicated screening lanes with reduced divestiture protocols (shoes, belts, light jackets remain on), resulting in higher service throughput rates.</w:t>
+              <w:t>The graduate degree program at Embry-Riddle Aeronautical University under which this thesis (Gleich 700B) was conducted and submitted.</w:t>
             </w:r>
           </w:p>
         </w:tc>
@@ -10448,7 +10448,7 @@
                 <w:b/>
                 <w:sz w:val="19"/>
               </w:rPr>
-              <w:t>PSO</w:t>
+              <w:t>MSE</w:t>
             </w:r>
           </w:p>
         </w:tc>
@@ -10471,7 +10471,7 @@
                 <w:rFonts w:ascii="Times New Roman" w:hAnsi="Times New Roman"/>
                 <w:sz w:val="19"/>
               </w:rPr>
-              <w:t>Particle Swarm Optimization</w:t>
+              <w:t>Mean Squared Error</w:t>
             </w:r>
           </w:p>
         </w:tc>
@@ -10494,7 +10494,7 @@
                 <w:rFonts w:ascii="Times New Roman" w:hAnsi="Times New Roman"/>
                 <w:sz w:val="18"/>
               </w:rPr>
-              <w:t>Predictive Modeling &amp; Computational Methods</w:t>
+              <w:t>Evaluation Metrics &amp; Econometric Statistics</w:t>
             </w:r>
           </w:p>
         </w:tc>
@@ -10517,7 +10517,7 @@
                 <w:rFonts w:ascii="Times New Roman" w:hAnsi="Times New Roman"/>
                 <w:sz w:val="18"/>
               </w:rPr>
-              <w:t>Computational metaheuristic optimization algorithm inspired by biological flocking behaviors, evaluated in terminal literature for hyperparameter tuning.</w:t>
+              <w:t>Quadratic error loss metric calculating the mean of squared residuals: MSE = (1/n) Σ (y_t - ŷ_t)².</w:t>
             </w:r>
           </w:p>
         </w:tc>
@@ -10546,7 +10546,7 @@
                 <w:b/>
                 <w:sz w:val="19"/>
               </w:rPr>
-              <w:t>PSO-BP</w:t>
+              <w:t>NARX</w:t>
             </w:r>
           </w:p>
         </w:tc>
@@ -10569,7 +10569,7 @@
                 <w:rFonts w:ascii="Times New Roman" w:hAnsi="Times New Roman"/>
                 <w:sz w:val="19"/>
               </w:rPr>
-              <w:t>Particle Swarm Optimization with Back Propagation</w:t>
+              <w:t>Nonlinear Autoregressive with Exogenous Input</w:t>
             </w:r>
           </w:p>
         </w:tc>
@@ -10615,7 +10615,7 @@
                 <w:rFonts w:ascii="Times New Roman" w:hAnsi="Times New Roman"/>
                 <w:sz w:val="18"/>
               </w:rPr>
-              <w:t>Hybrid machine learning optimization algorithm combining particle swarm optimization with backpropagation neural networks to optimize network weights.</w:t>
+              <w:t>Dynamic neural network architecture incorporating recurrent autoregressive feedback alongside external driving time-series inputs.</w:t>
             </w:r>
           </w:p>
         </w:tc>
@@ -10644,7 +10644,7 @@
                 <w:b/>
                 <w:sz w:val="19"/>
               </w:rPr>
-              <w:t>R²</w:t>
+              <w:t>NAS</w:t>
             </w:r>
           </w:p>
         </w:tc>
@@ -10667,7 +10667,7 @@
                 <w:rFonts w:ascii="Times New Roman" w:hAnsi="Times New Roman"/>
                 <w:sz w:val="19"/>
               </w:rPr>
-              <w:t>Coefficient of Determination (R-Squared)</w:t>
+              <w:t>National Airspace System</w:t>
             </w:r>
           </w:p>
         </w:tc>
@@ -10690,7 +10690,7 @@
                 <w:rFonts w:ascii="Times New Roman" w:hAnsi="Times New Roman"/>
                 <w:sz w:val="18"/>
               </w:rPr>
-              <w:t>Evaluation Metrics &amp; Econometric Statistics</w:t>
+              <w:t>Regulatory &amp; Air Traffic Management</w:t>
             </w:r>
           </w:p>
         </w:tc>
@@ -10713,7 +10713,7 @@
                 <w:rFonts w:ascii="Times New Roman" w:hAnsi="Times New Roman"/>
                 <w:sz w:val="18"/>
               </w:rPr>
-              <w:t>Statistical goodness-of-fit metric measuring the proportion of total variance in the dependent target (throughput volatility or volume) explained by the predictive model.</w:t>
+              <w:t>The comprehensive common network of United States airspace, air navigation facilities, airports, air traffic control towers, and operational regulations overseen by the FAA.</w:t>
             </w:r>
           </w:p>
         </w:tc>
@@ -10742,7 +10742,7 @@
                 <w:b/>
                 <w:sz w:val="19"/>
               </w:rPr>
-              <w:t>RF</w:t>
+              <w:t>NASA</w:t>
             </w:r>
           </w:p>
         </w:tc>
@@ -10765,7 +10765,7 @@
                 <w:rFonts w:ascii="Times New Roman" w:hAnsi="Times New Roman"/>
                 <w:sz w:val="19"/>
               </w:rPr>
-              <w:t>Random Forest</w:t>
+              <w:t>National Aeronautics and Space Administration</w:t>
             </w:r>
           </w:p>
         </w:tc>
@@ -10788,7 +10788,7 @@
                 <w:rFonts w:ascii="Times New Roman" w:hAnsi="Times New Roman"/>
                 <w:sz w:val="18"/>
               </w:rPr>
-              <w:t>Predictive Modeling &amp; Computational Methods</w:t>
+              <w:t>Aviation Research &amp; Literature</w:t>
             </w:r>
           </w:p>
         </w:tc>
@@ -10811,7 +10811,7 @@
                 <w:rFonts w:ascii="Times New Roman" w:hAnsi="Times New Roman"/>
                 <w:sz w:val="18"/>
               </w:rPr>
-              <w:t>Ensemble supervised machine learning regressor constructing multiple randomized decision trees to capture non-linear feature interactions.</w:t>
+              <w:t>U.S. government agency conducting advanced aerospace research and developing air traffic management decision-support systems.</w:t>
             </w:r>
           </w:p>
         </w:tc>
@@ -10840,7 +10840,7 @@
                 <w:b/>
                 <w:sz w:val="19"/>
               </w:rPr>
-              <w:t>R_MASE</w:t>
+              <w:t>NHPP</w:t>
             </w:r>
           </w:p>
         </w:tc>
@@ -10863,7 +10863,7 @@
                 <w:rFonts w:ascii="Times New Roman" w:hAnsi="Times New Roman"/>
                 <w:sz w:val="19"/>
               </w:rPr>
-              <w:t>Disruption Error Multiplier (Resilience Multiplier)</w:t>
+              <w:t>Non-Homogeneous Poisson Process</w:t>
             </w:r>
           </w:p>
         </w:tc>
@@ -10886,7 +10886,7 @@
                 <w:rFonts w:ascii="Times New Roman" w:hAnsi="Times New Roman"/>
                 <w:sz w:val="18"/>
               </w:rPr>
-              <w:t>Evaluation Metrics &amp; Econometric Statistics</w:t>
+              <w:t>Queuing Theory &amp; Passenger Dynamics</w:t>
             </w:r>
           </w:p>
         </w:tc>
@@ -10909,7 +10909,7 @@
                 <w:rFonts w:ascii="Times New Roman" w:hAnsi="Times New Roman"/>
                 <w:sz w:val="18"/>
               </w:rPr>
-              <w:t>Core evaluation metric for Dimension 2 (Resilience) defined as the ratio of forecast error under irregular operations to nominal baseline error: R_MASE = MASE_shock / MASE_nominal. Values close to 1.00 denote robust operational recovery.</w:t>
+              <w:t>Stochastic arrival point process where the arrival intensity rate λ(t) varies continuously over time, capturing time-varying passenger arrival intensity across flight banks.</w:t>
             </w:r>
           </w:p>
         </w:tc>
@@ -10938,7 +10938,7 @@
                 <w:b/>
                 <w:sz w:val="19"/>
               </w:rPr>
-              <w:t>RMSE</w:t>
+              <w:t>OAG</w:t>
             </w:r>
           </w:p>
         </w:tc>
@@ -10961,7 +10961,7 @@
                 <w:rFonts w:ascii="Times New Roman" w:hAnsi="Times New Roman"/>
                 <w:sz w:val="19"/>
               </w:rPr>
-              <w:t>Root Mean Squared Error</w:t>
+              <w:t>Official Aviation Guide</w:t>
             </w:r>
           </w:p>
         </w:tc>
@@ -10984,7 +10984,7 @@
                 <w:rFonts w:ascii="Times New Roman" w:hAnsi="Times New Roman"/>
                 <w:sz w:val="18"/>
               </w:rPr>
-              <w:t>Evaluation Metrics &amp; Econometric Statistics</w:t>
+              <w:t>Federal Aviation Datasets &amp; Schemas</w:t>
             </w:r>
           </w:p>
         </w:tc>
@@ -11007,7 +11007,7 @@
                 <w:rFonts w:ascii="Times New Roman" w:hAnsi="Times New Roman"/>
                 <w:sz w:val="18"/>
               </w:rPr>
-              <w:t>Standard quadratic performance metric calculating the square root of mean squared forecasting errors in original physical units (pax/hr or pax/day): RMSE = √[(1/n) Σ (y_t - ŷ_t)²].</w:t>
+              <w:t>Commercial global aviation data provider supplying scheduled airline timetables, flight numbers, and aircraft equipment assignments.</w:t>
             </w:r>
           </w:p>
         </w:tc>
@@ -11036,7 +11036,7 @@
                 <w:b/>
                 <w:sz w:val="19"/>
               </w:rPr>
-              <w:t>RTR</w:t>
+              <w:t>O&amp;D</w:t>
             </w:r>
           </w:p>
         </w:tc>
@@ -11059,7 +11059,7 @@
                 <w:rFonts w:ascii="Times New Roman" w:hAnsi="Times New Roman"/>
                 <w:sz w:val="19"/>
               </w:rPr>
-              <w:t>Relative Transfer Ratio (Transfer Error Penalty)</w:t>
+              <w:t>Origin and Destination</w:t>
             </w:r>
           </w:p>
         </w:tc>
@@ -11082,7 +11082,7 @@
                 <w:rFonts w:ascii="Times New Roman" w:hAnsi="Times New Roman"/>
                 <w:sz w:val="18"/>
               </w:rPr>
-              <w:t>Evaluation Metrics &amp; Econometric Statistics</w:t>
+              <w:t>Federal Aviation Datasets &amp; Schemas</w:t>
             </w:r>
           </w:p>
         </w:tc>
@@ -11105,7 +11105,7 @@
                 <w:rFonts w:ascii="Times New Roman" w:hAnsi="Times New Roman"/>
                 <w:sz w:val="18"/>
               </w:rPr>
-              <w:t>Core evaluation metric for Dimension 3 (Generalizability) quantifying zero-shot spatial transfer degradation: RTR = RMSE_transfer / RMSE_in-sample. Ratios near 1.00 denote portable model logic.</w:t>
+              <w:t>Classification of air passengers denoting true originating trip origin and final destination, distinguishing local originating travelers entering security checkpoints from connecting transfer passengers.</w:t>
             </w:r>
           </w:p>
         </w:tc>
@@ -11134,7 +11134,7 @@
                 <w:b/>
                 <w:sz w:val="19"/>
               </w:rPr>
-              <w:t>SARIMA</w:t>
+              <w:t>OLS</w:t>
             </w:r>
           </w:p>
         </w:tc>
@@ -11157,7 +11157,7 @@
                 <w:rFonts w:ascii="Times New Roman" w:hAnsi="Times New Roman"/>
                 <w:sz w:val="19"/>
               </w:rPr>
-              <w:t>Seasonal Autoregressive Integrated Moving Average</w:t>
+              <w:t>Ordinary Least Squares</w:t>
             </w:r>
           </w:p>
         </w:tc>
@@ -11180,7 +11180,7 @@
                 <w:rFonts w:ascii="Times New Roman" w:hAnsi="Times New Roman"/>
                 <w:sz w:val="18"/>
               </w:rPr>
-              <w:t>Predictive Modeling &amp; Computational Methods</w:t>
+              <w:t>Evaluation Metrics &amp; Econometric Statistics</w:t>
             </w:r>
           </w:p>
         </w:tc>
@@ -11203,7 +11203,7 @@
                 <w:rFonts w:ascii="Times New Roman" w:hAnsi="Times New Roman"/>
                 <w:sz w:val="18"/>
               </w:rPr>
-              <w:t>Linear time-series model extending ARIMA with seasonal lag polynomials (P, D, Q)_s to capture recurring 24-hour diurnal operational cycles.</w:t>
+              <w:t>Classical linear regression estimation technique minimizing the sum of squared differences between observed and predicted values.</w:t>
             </w:r>
           </w:p>
         </w:tc>
@@ -11232,7 +11232,7 @@
                 <w:b/>
                 <w:sz w:val="19"/>
               </w:rPr>
-              <w:t>SARIMAX</w:t>
+              <w:t>ORD</w:t>
             </w:r>
           </w:p>
         </w:tc>
@@ -11255,7 +11255,7 @@
                 <w:rFonts w:ascii="Times New Roman" w:hAnsi="Times New Roman"/>
                 <w:sz w:val="19"/>
               </w:rPr>
-              <w:t>Seasonal Autoregressive Integrated Moving Average with Exogenous Regressors</w:t>
+              <w:t>Chicago O'Hare International Airport</w:t>
             </w:r>
           </w:p>
         </w:tc>
@@ -11278,7 +11278,7 @@
                 <w:rFonts w:ascii="Times New Roman" w:hAnsi="Times New Roman"/>
                 <w:sz w:val="18"/>
               </w:rPr>
-              <w:t>Predictive Modeling &amp; Computational Methods</w:t>
+              <w:t>Airport Cohort &amp; Airfield Codes</w:t>
             </w:r>
           </w:p>
         </w:tc>
@@ -11301,7 +11301,7 @@
                 <w:rFonts w:ascii="Times New Roman" w:hAnsi="Times New Roman"/>
                 <w:sz w:val="18"/>
               </w:rPr>
-              <w:t>SARIMA model augmented with time-varying external covariates (scheduled departures, flight delays, weather indicators).</w:t>
+              <w:t>Major domestic connecting mega-hub (IATA code: ORD). Evaluated in Top 25 network clustering as a dual-carrier connecting hub (United Terminal 1 / American Terminal 3).</w:t>
             </w:r>
           </w:p>
         </w:tc>
@@ -11330,7 +11330,7 @@
                 <w:b/>
                 <w:sz w:val="19"/>
               </w:rPr>
-              <w:t>SEA</w:t>
+              <w:t>OTP</w:t>
             </w:r>
           </w:p>
         </w:tc>
@@ -11353,7 +11353,7 @@
                 <w:rFonts w:ascii="Times New Roman" w:hAnsi="Times New Roman"/>
                 <w:sz w:val="19"/>
               </w:rPr>
-              <w:t>Seattle-Tacoma International Airport</w:t>
+              <w:t>On-Time Performance</w:t>
             </w:r>
           </w:p>
         </w:tc>
@@ -11376,7 +11376,7 @@
                 <w:rFonts w:ascii="Times New Roman" w:hAnsi="Times New Roman"/>
                 <w:sz w:val="18"/>
               </w:rPr>
-              <w:t>Airport Cohort &amp; Airfield Codes</w:t>
+              <w:t>Federal Aviation Datasets &amp; Schemas</w:t>
             </w:r>
           </w:p>
         </w:tc>
@@ -11399,7 +11399,7 @@
                 <w:rFonts w:ascii="Times New Roman" w:hAnsi="Times New Roman"/>
                 <w:sz w:val="18"/>
               </w:rPr>
-              <w:t>Pacific Northwest commercial hub (IATA code: SEA) dominated by Alaska Airlines; analyzed in Top 25 network clustering.</w:t>
+              <w:t>Airline operational reliability database (BTS Form 234) tracking flight departure delays, arrival delays, taxi times, and cancellation dynamics across reporting U.S. carriers.</w:t>
             </w:r>
           </w:p>
         </w:tc>
@@ -11428,7 +11428,7 @@
                 <w:b/>
                 <w:sz w:val="19"/>
               </w:rPr>
-              <w:t>SESAR</w:t>
+              <w:t>PAR</w:t>
             </w:r>
           </w:p>
         </w:tc>
@@ -11451,7 +11451,7 @@
                 <w:rFonts w:ascii="Times New Roman" w:hAnsi="Times New Roman"/>
                 <w:sz w:val="19"/>
               </w:rPr>
-              <w:t>Single European Sky ATM Research</w:t>
+              <w:t>Passenger Arrival Rate</w:t>
             </w:r>
           </w:p>
         </w:tc>
@@ -11474,7 +11474,7 @@
                 <w:rFonts w:ascii="Times New Roman" w:hAnsi="Times New Roman"/>
                 <w:sz w:val="18"/>
               </w:rPr>
-              <w:t>Regulatory &amp; Air Traffic Management</w:t>
+              <w:t>Queuing Theory &amp; Passenger Dynamics</w:t>
             </w:r>
           </w:p>
         </w:tc>
@@ -11497,7 +11497,7 @@
                 <w:rFonts w:ascii="Times New Roman" w:hAnsi="Times New Roman"/>
                 <w:sz w:val="18"/>
               </w:rPr>
-              <w:t>European operational and technological modernization initiative harmonizing air traffic management systems across European airspace.</w:t>
+              <w:t>The instantaneous or hourly volume of passengers entering the security checkpoint queuing area per unit time (pax/hr).</w:t>
             </w:r>
           </w:p>
         </w:tc>
@@ -11526,7 +11526,7 @@
                 <w:b/>
                 <w:sz w:val="19"/>
               </w:rPr>
-              <w:t>SLAM</w:t>
+              <w:t>PHL</w:t>
             </w:r>
           </w:p>
         </w:tc>
@@ -11549,7 +11549,7 @@
                 <w:rFonts w:ascii="Times New Roman" w:hAnsi="Times New Roman"/>
                 <w:sz w:val="19"/>
               </w:rPr>
-              <w:t>Simple Landside Aggregate Model</w:t>
+              <w:t>Philadelphia International Airport</w:t>
             </w:r>
           </w:p>
         </w:tc>
@@ -11572,7 +11572,7 @@
                 <w:rFonts w:ascii="Times New Roman" w:hAnsi="Times New Roman"/>
                 <w:sz w:val="18"/>
               </w:rPr>
-              <w:t>Predictive Modeling &amp; Computational Methods</w:t>
+              <w:t>Airport Cohort &amp; Airfield Codes</w:t>
             </w:r>
           </w:p>
         </w:tc>
@@ -11595,7 +11595,7 @@
                 <w:rFonts w:ascii="Times New Roman" w:hAnsi="Times New Roman"/>
                 <w:sz w:val="18"/>
               </w:rPr>
-              <w:t>Operations research macroscopic passenger simulation model (Brunetta et al., 1999) translating airline schedules into aggregate terminal area occupancies.</w:t>
+              <w:t>Commercial airport (IATA code: PHL). Evaluated in the Top 25 clustering and 4-tier filtering pipeline as an American Airlines hub complex.</w:t>
             </w:r>
           </w:p>
         </w:tc>
@@ -11624,7 +11624,7 @@
                 <w:b/>
                 <w:sz w:val="19"/>
               </w:rPr>
-              <w:t>SLC</w:t>
+              <w:t>PreCheck</w:t>
             </w:r>
           </w:p>
         </w:tc>
@@ -11647,7 +11647,7 @@
                 <w:rFonts w:ascii="Times New Roman" w:hAnsi="Times New Roman"/>
                 <w:sz w:val="19"/>
               </w:rPr>
-              <w:t>Salt Lake City International Airport</w:t>
+              <w:t>TSA PreCheck Expedited Screening Program</w:t>
             </w:r>
           </w:p>
         </w:tc>
@@ -11670,7 +11670,7 @@
                 <w:rFonts w:ascii="Times New Roman" w:hAnsi="Times New Roman"/>
                 <w:sz w:val="18"/>
               </w:rPr>
-              <w:t>Airport Cohort &amp; Airfield Codes</w:t>
+              <w:t>Airport Infrastructure &amp; Operations</w:t>
             </w:r>
           </w:p>
         </w:tc>
@@ -11693,7 +11693,7 @@
                 <w:rFonts w:ascii="Times New Roman" w:hAnsi="Times New Roman"/>
                 <w:sz w:val="18"/>
               </w:rPr>
-              <w:t>Commercial hub airport (IATA code: SLC). Delta Air Lines consolidated terminal evaluated in 4-tier filtering for single-terminal hub processing.</w:t>
+              <w:t>TSA trusted traveler program allowing vetted passengers to utilize dedicated screening lanes with reduced divestiture protocols (shoes, belts, light jackets remain on), resulting in higher service throughput rates.</w:t>
             </w:r>
           </w:p>
         </w:tc>
@@ -11722,7 +11722,7 @@
                 <w:b/>
                 <w:sz w:val="19"/>
               </w:rPr>
-              <w:t>SSOT</w:t>
+              <w:t>PSO</w:t>
             </w:r>
           </w:p>
         </w:tc>
@@ -11745,7 +11745,7 @@
                 <w:rFonts w:ascii="Times New Roman" w:hAnsi="Times New Roman"/>
                 <w:sz w:val="19"/>
               </w:rPr>
-              <w:t>Single Source of Truth</w:t>
+              <w:t>Particle Swarm Optimization</w:t>
             </w:r>
           </w:p>
         </w:tc>
@@ -11768,7 +11768,7 @@
                 <w:rFonts w:ascii="Times New Roman" w:hAnsi="Times New Roman"/>
                 <w:sz w:val="18"/>
               </w:rPr>
-              <w:t>Academic &amp; Publishing Standards</w:t>
+              <w:t>Predictive Modeling &amp; Computational Methods</w:t>
             </w:r>
           </w:p>
         </w:tc>
@@ -11791,7 +11791,7 @@
                 <w:rFonts w:ascii="Times New Roman" w:hAnsi="Times New Roman"/>
                 <w:sz w:val="18"/>
               </w:rPr>
-              <w:t>Architectural repository governance principle maintaining authoritative, conformed specification files (e.g., Chapter 1–5 SSOTs) to eliminate version conflict.</w:t>
+              <w:t>Computational metaheuristic optimization algorithm inspired by biological flocking behaviors, evaluated in terminal literature for hyperparameter tuning.</w:t>
             </w:r>
           </w:p>
         </w:tc>
@@ -11820,7 +11820,7 @@
                 <w:b/>
                 <w:sz w:val="19"/>
               </w:rPr>
-              <w:t>SVM</w:t>
+              <w:t>PSO-BP</w:t>
             </w:r>
           </w:p>
         </w:tc>
@@ -11843,7 +11843,7 @@
                 <w:rFonts w:ascii="Times New Roman" w:hAnsi="Times New Roman"/>
                 <w:sz w:val="19"/>
               </w:rPr>
-              <w:t>Support Vector Machine</w:t>
+              <w:t>Particle Swarm Optimization with Back Propagation</w:t>
             </w:r>
           </w:p>
         </w:tc>
@@ -11889,7 +11889,7 @@
                 <w:rFonts w:ascii="Times New Roman" w:hAnsi="Times New Roman"/>
                 <w:sz w:val="18"/>
               </w:rPr>
-              <w:t>Supervised learning model using hyperplanes in high-dimensional space for classification or regression, evaluated in airport literature.</w:t>
+              <w:t>Hybrid machine learning optimization algorithm combining particle swarm optimization with backpropagation neural networks to optimize network weights.</w:t>
             </w:r>
           </w:p>
         </w:tc>
@@ -11918,7 +11918,7 @@
                 <w:b/>
                 <w:sz w:val="19"/>
               </w:rPr>
-              <w:t>T-100</w:t>
+              <w:t>R²</w:t>
             </w:r>
           </w:p>
         </w:tc>
@@ -11941,7 +11941,7 @@
                 <w:rFonts w:ascii="Times New Roman" w:hAnsi="Times New Roman"/>
                 <w:sz w:val="19"/>
               </w:rPr>
-              <w:t>BTS Form 41 Schedule T-100 Domestic Segment Data</w:t>
+              <w:t>Coefficient of Determination (R-Squared)</w:t>
             </w:r>
           </w:p>
         </w:tc>
@@ -11964,7 +11964,7 @@
                 <w:rFonts w:ascii="Times New Roman" w:hAnsi="Times New Roman"/>
                 <w:sz w:val="18"/>
               </w:rPr>
-              <w:t>Federal Aviation Datasets &amp; Schemas</w:t>
+              <w:t>Evaluation Metrics &amp; Econometric Statistics</w:t>
             </w:r>
           </w:p>
         </w:tc>
@@ -11987,7 +11987,7 @@
                 <w:rFonts w:ascii="Times New Roman" w:hAnsi="Times New Roman"/>
                 <w:sz w:val="18"/>
               </w:rPr>
-              <w:t>Monthly regulatory airline reporting dataset providing non-stop domestic flight segment seat capacities, transported passengers, and aircraft load factors.</w:t>
+              <w:t>Statistical goodness-of-fit metric measuring the proportion of total variance in the dependent target (throughput volatility or volume) explained by the predictive model.</w:t>
             </w:r>
           </w:p>
         </w:tc>
@@ -12016,7 +12016,7 @@
                 <w:b/>
                 <w:sz w:val="19"/>
               </w:rPr>
-              <w:t>TRACON</w:t>
+              <w:t>RF</w:t>
             </w:r>
           </w:p>
         </w:tc>
@@ -12039,7 +12039,7 @@
                 <w:rFonts w:ascii="Times New Roman" w:hAnsi="Times New Roman"/>
                 <w:sz w:val="19"/>
               </w:rPr>
-              <w:t>Terminal Radar Approach Control</w:t>
+              <w:t>Random Forest</w:t>
             </w:r>
           </w:p>
         </w:tc>
@@ -12062,7 +12062,7 @@
                 <w:rFonts w:ascii="Times New Roman" w:hAnsi="Times New Roman"/>
                 <w:sz w:val="18"/>
               </w:rPr>
-              <w:t>Regulatory &amp; Air Traffic Management</w:t>
+              <w:t>Predictive Modeling &amp; Computational Methods</w:t>
             </w:r>
           </w:p>
         </w:tc>
@@ -12085,7 +12085,7 @@
                 <w:rFonts w:ascii="Times New Roman" w:hAnsi="Times New Roman"/>
                 <w:sz w:val="18"/>
               </w:rPr>
-              <w:t>FAA air traffic control radar facility managing aircraft arrivals, departures, and sequencing within a 30- to 50-mile radius of high-density metropolitan airports (e.g., New York TRACON for EWR, LGA, JFK).</w:t>
+              <w:t>Ensemble supervised machine learning regressor constructing multiple randomized decision trees to capture non-linear feature interactions.</w:t>
             </w:r>
           </w:p>
         </w:tc>
@@ -12114,7 +12114,7 @@
                 <w:b/>
                 <w:sz w:val="19"/>
               </w:rPr>
-              <w:t>TRB</w:t>
+              <w:t>R_MASE</w:t>
             </w:r>
           </w:p>
         </w:tc>
@@ -12137,7 +12137,7 @@
                 <w:rFonts w:ascii="Times New Roman" w:hAnsi="Times New Roman"/>
                 <w:sz w:val="19"/>
               </w:rPr>
-              <w:t>Transportation Research Board</w:t>
+              <w:t>Disruption Error Multiplier (Resilience Multiplier)</w:t>
             </w:r>
           </w:p>
         </w:tc>
@@ -12160,7 +12160,7 @@
                 <w:rFonts w:ascii="Times New Roman" w:hAnsi="Times New Roman"/>
                 <w:sz w:val="18"/>
               </w:rPr>
-              <w:t>Aviation Research &amp; Literature</w:t>
+              <w:t>Evaluation Metrics &amp; Econometric Statistics</w:t>
             </w:r>
           </w:p>
         </w:tc>
@@ -12183,7 +12183,7 @@
                 <w:rFonts w:ascii="Times New Roman" w:hAnsi="Times New Roman"/>
                 <w:sz w:val="18"/>
               </w:rPr>
-              <w:t>Division of the National Academies of Sciences, Engineering, and Medicine that manages national transportation research programs including the Airport Cooperative Research Program (ACRP).</w:t>
+              <w:t>Core evaluation metric for Dimension 2 (Resilience) defined as the ratio of forecast error under irregular operations to nominal baseline error: R_MASE = MASE_shock / MASE_nominal. Values close to 1.00 denote robust operational recovery.</w:t>
             </w:r>
           </w:p>
         </w:tc>
@@ -12212,7 +12212,7 @@
                 <w:b/>
                 <w:sz w:val="19"/>
               </w:rPr>
-              <w:t>TSA</w:t>
+              <w:t>RMSE</w:t>
             </w:r>
           </w:p>
         </w:tc>
@@ -12235,7 +12235,7 @@
                 <w:rFonts w:ascii="Times New Roman" w:hAnsi="Times New Roman"/>
                 <w:sz w:val="19"/>
               </w:rPr>
-              <w:t>Transportation Security Administration</w:t>
+              <w:t>Root Mean Squared Error</w:t>
             </w:r>
           </w:p>
         </w:tc>
@@ -12258,7 +12258,7 @@
                 <w:rFonts w:ascii="Times New Roman" w:hAnsi="Times New Roman"/>
                 <w:sz w:val="18"/>
               </w:rPr>
-              <w:t>Regulatory &amp; Air Traffic Management</w:t>
+              <w:t>Evaluation Metrics &amp; Econometric Statistics</w:t>
             </w:r>
           </w:p>
         </w:tc>
@@ -12281,7 +12281,7 @@
                 <w:rFonts w:ascii="Times New Roman" w:hAnsi="Times New Roman"/>
                 <w:sz w:val="18"/>
               </w:rPr>
-              <w:t>Federal homeland security agency within the Department of Homeland Security responsible for civil aviation security, passenger screening, and checkpoint operations across U.S. commercial airports.</w:t>
+              <w:t>Standard quadratic performance metric calculating the square root of mean squared forecasting errors in original physical units (pax/hr or pax/day): RMSE = √[(1/n) Σ (y_t - ŷ_t)²].</w:t>
             </w:r>
           </w:p>
         </w:tc>
@@ -12310,7 +12310,7 @@
                 <w:b/>
                 <w:sz w:val="19"/>
               </w:rPr>
-              <w:t>TSO</w:t>
+              <w:t>RTR</w:t>
             </w:r>
           </w:p>
         </w:tc>
@@ -12333,7 +12333,7 @@
                 <w:rFonts w:ascii="Times New Roman" w:hAnsi="Times New Roman"/>
                 <w:sz w:val="19"/>
               </w:rPr>
-              <w:t>Transportation Security Officer</w:t>
+              <w:t>Relative Transfer Ratio (Transfer Error Penalty)</w:t>
             </w:r>
           </w:p>
         </w:tc>
@@ -12356,7 +12356,7 @@
                 <w:rFonts w:ascii="Times New Roman" w:hAnsi="Times New Roman"/>
                 <w:sz w:val="18"/>
               </w:rPr>
-              <w:t>Airport Infrastructure &amp; Operations</w:t>
+              <w:t>Evaluation Metrics &amp; Econometric Statistics</w:t>
             </w:r>
           </w:p>
         </w:tc>
@@ -12379,7 +12379,7 @@
                 <w:rFonts w:ascii="Times New Roman" w:hAnsi="Times New Roman"/>
                 <w:sz w:val="18"/>
               </w:rPr>
-              <w:t>Frontline federal security personnel employed by the TSA staffing checkpoint screening lanes, operating CAT scanners, body scanners (AIT), and baggage inspection systems.</w:t>
+              <w:t>Core evaluation metric for Dimension 3 (Generalizability) quantifying zero-shot spatial transfer degradation: RTR = RMSE_transfer / RMSE_in-sample. Ratios near 1.00 denote portable model logic.</w:t>
             </w:r>
           </w:p>
         </w:tc>
@@ -12408,7 +12408,7 @@
                 <w:b/>
                 <w:sz w:val="19"/>
               </w:rPr>
-              <w:t>TTR</w:t>
+              <w:t>SARIMA</w:t>
             </w:r>
           </w:p>
         </w:tc>
@@ -12431,7 +12431,7 @@
                 <w:rFonts w:ascii="Times New Roman" w:hAnsi="Times New Roman"/>
                 <w:sz w:val="19"/>
               </w:rPr>
-              <w:t>Time-to-Recovery</w:t>
+              <w:t>Seasonal Autoregressive Integrated Moving Average</w:t>
             </w:r>
           </w:p>
         </w:tc>
@@ -12454,7 +12454,7 @@
                 <w:rFonts w:ascii="Times New Roman" w:hAnsi="Times New Roman"/>
                 <w:sz w:val="18"/>
               </w:rPr>
-              <w:t>Evaluation Metrics &amp; Econometric Statistics</w:t>
+              <w:t>Predictive Modeling &amp; Computational Methods</w:t>
             </w:r>
           </w:p>
         </w:tc>
@@ -12477,7 +12477,7 @@
                 <w:rFonts w:ascii="Times New Roman" w:hAnsi="Times New Roman"/>
                 <w:sz w:val="18"/>
               </w:rPr>
-              <w:t>Resilience evaluation metric quantifying the operational elapsed time (in hours) required for forecast residuals to return to nominal baseline accuracy bounds following an IROPS disruption shock.</w:t>
+              <w:t>Linear time-series model extending ARIMA with seasonal lag polynomials (P, D, Q)_s to capture recurring 24-hour diurnal operational cycles.</w:t>
             </w:r>
           </w:p>
         </w:tc>
@@ -12506,7 +12506,7 @@
                 <w:b/>
                 <w:sz w:val="19"/>
               </w:rPr>
-              <w:t>UA</w:t>
+              <w:t>SARIMAX</w:t>
             </w:r>
           </w:p>
         </w:tc>
@@ -12529,7 +12529,7 @@
                 <w:rFonts w:ascii="Times New Roman" w:hAnsi="Times New Roman"/>
                 <w:sz w:val="19"/>
               </w:rPr>
-              <w:t>United Airlines</w:t>
+              <w:t>Seasonal Autoregressive Integrated Moving Average with Exogenous Regressors</w:t>
             </w:r>
           </w:p>
         </w:tc>
@@ -12552,7 +12552,7 @@
                 <w:rFonts w:ascii="Times New Roman" w:hAnsi="Times New Roman"/>
                 <w:sz w:val="18"/>
               </w:rPr>
-              <w:t>Commercial Air Carriers</w:t>
+              <w:t>Predictive Modeling &amp; Computational Methods</w:t>
             </w:r>
           </w:p>
         </w:tc>
@@ -12575,7 +12575,7 @@
                 <w:rFonts w:ascii="Times New Roman" w:hAnsi="Times New Roman"/>
                 <w:sz w:val="18"/>
               </w:rPr>
-              <w:t>Major U.S. network legacy carrier (IATA code: UA). Operates dedicated hub terminal complexes analyzed at Newark (EWR Terminal C), Chicago (ORD Terminal 1), and Houston (IAH Terminal C).</w:t>
+              <w:t>SARIMA model augmented with time-varying external covariates (scheduled departures, flight delays, weather indicators).</w:t>
             </w:r>
           </w:p>
         </w:tc>
@@ -12604,6 +12604,1574 @@
                 <w:b/>
                 <w:sz w:val="19"/>
               </w:rPr>
+              <w:t>SDF</w:t>
+            </w:r>
+          </w:p>
+        </w:tc>
+        <w:tc>
+          <w:tcPr>
+            <w:tcW w:type="dxa" w:w="2880"/>
+            <w:tcMar>
+              <w:top w:w="70" w:type="dxa"/>
+              <w:bottom w:w="70" w:type="dxa"/>
+              <w:left w:w="120" w:type="dxa"/>
+              <w:right w:w="120" w:type="dxa"/>
+            </w:tcMar>
+          </w:tcPr>
+          <w:p>
+            <w:pPr>
+              <w:spacing w:before="20" w:after="20" w:line="252" w:lineRule="auto"/>
+            </w:pPr>
+            <w:r>
+              <w:rPr>
+                <w:rFonts w:ascii="Times New Roman" w:hAnsi="Times New Roman"/>
+                <w:sz w:val="19"/>
+              </w:rPr>
+              <w:t>Louisville Muhammad Ali International Airport</w:t>
+            </w:r>
+          </w:p>
+        </w:tc>
+        <w:tc>
+          <w:tcPr>
+            <w:tcW w:type="dxa" w:w="1872"/>
+            <w:tcMar>
+              <w:top w:w="70" w:type="dxa"/>
+              <w:bottom w:w="70" w:type="dxa"/>
+              <w:left w:w="120" w:type="dxa"/>
+              <w:right w:w="120" w:type="dxa"/>
+            </w:tcMar>
+          </w:tcPr>
+          <w:p>
+            <w:pPr>
+              <w:spacing w:before="20" w:after="20" w:line="252" w:lineRule="auto"/>
+            </w:pPr>
+            <w:r>
+              <w:rPr>
+                <w:rFonts w:ascii="Times New Roman" w:hAnsi="Times New Roman"/>
+                <w:sz w:val="18"/>
+              </w:rPr>
+              <w:t>Airport Cohort &amp; Airfield Codes</w:t>
+            </w:r>
+          </w:p>
+        </w:tc>
+        <w:tc>
+          <w:tcPr>
+            <w:tcW w:type="dxa" w:w="3024"/>
+            <w:tcMar>
+              <w:top w:w="70" w:type="dxa"/>
+              <w:bottom w:w="70" w:type="dxa"/>
+              <w:left w:w="120" w:type="dxa"/>
+              <w:right w:w="120" w:type="dxa"/>
+            </w:tcMar>
+          </w:tcPr>
+          <w:p>
+            <w:pPr>
+              <w:spacing w:before="20" w:after="20" w:line="252" w:lineRule="auto"/>
+            </w:pPr>
+            <w:r>
+              <w:rPr>
+                <w:rFonts w:ascii="Times New Roman" w:hAnsi="Times New Roman"/>
+                <w:sz w:val="18"/>
+              </w:rPr>
+              <w:t>Commercial airfield (IATA code: SDF) housing the worldwide UPS Worldport air freight complex; evaluated in Top 25 clustering and formally excluded in Delimitations (Appendix A) to focus strictly on commercial passenger checkpoint dynamics.</w:t>
+            </w:r>
+          </w:p>
+        </w:tc>
+      </w:tr>
+      <w:tr>
+        <w:trPr>
+          <w:cantSplit/>
+        </w:trPr>
+        <w:tc>
+          <w:tcPr>
+            <w:tcW w:type="dxa" w:w="1584"/>
+            <w:tcMar>
+              <w:top w:w="70" w:type="dxa"/>
+              <w:bottom w:w="70" w:type="dxa"/>
+              <w:left w:w="120" w:type="dxa"/>
+              <w:right w:w="120" w:type="dxa"/>
+            </w:tcMar>
+          </w:tcPr>
+          <w:p>
+            <w:pPr>
+              <w:spacing w:before="20" w:after="20" w:line="252" w:lineRule="auto"/>
+            </w:pPr>
+            <w:r>
+              <w:rPr>
+                <w:rFonts w:ascii="Times New Roman" w:hAnsi="Times New Roman"/>
+                <w:b/>
+                <w:sz w:val="19"/>
+              </w:rPr>
+              <w:t>SEA</w:t>
+            </w:r>
+          </w:p>
+        </w:tc>
+        <w:tc>
+          <w:tcPr>
+            <w:tcW w:type="dxa" w:w="2880"/>
+            <w:tcMar>
+              <w:top w:w="70" w:type="dxa"/>
+              <w:bottom w:w="70" w:type="dxa"/>
+              <w:left w:w="120" w:type="dxa"/>
+              <w:right w:w="120" w:type="dxa"/>
+            </w:tcMar>
+          </w:tcPr>
+          <w:p>
+            <w:pPr>
+              <w:spacing w:before="20" w:after="20" w:line="252" w:lineRule="auto"/>
+            </w:pPr>
+            <w:r>
+              <w:rPr>
+                <w:rFonts w:ascii="Times New Roman" w:hAnsi="Times New Roman"/>
+                <w:sz w:val="19"/>
+              </w:rPr>
+              <w:t>Seattle-Tacoma International Airport</w:t>
+            </w:r>
+          </w:p>
+        </w:tc>
+        <w:tc>
+          <w:tcPr>
+            <w:tcW w:type="dxa" w:w="1872"/>
+            <w:tcMar>
+              <w:top w:w="70" w:type="dxa"/>
+              <w:bottom w:w="70" w:type="dxa"/>
+              <w:left w:w="120" w:type="dxa"/>
+              <w:right w:w="120" w:type="dxa"/>
+            </w:tcMar>
+          </w:tcPr>
+          <w:p>
+            <w:pPr>
+              <w:spacing w:before="20" w:after="20" w:line="252" w:lineRule="auto"/>
+            </w:pPr>
+            <w:r>
+              <w:rPr>
+                <w:rFonts w:ascii="Times New Roman" w:hAnsi="Times New Roman"/>
+                <w:sz w:val="18"/>
+              </w:rPr>
+              <w:t>Airport Cohort &amp; Airfield Codes</w:t>
+            </w:r>
+          </w:p>
+        </w:tc>
+        <w:tc>
+          <w:tcPr>
+            <w:tcW w:type="dxa" w:w="3024"/>
+            <w:tcMar>
+              <w:top w:w="70" w:type="dxa"/>
+              <w:bottom w:w="70" w:type="dxa"/>
+              <w:left w:w="120" w:type="dxa"/>
+              <w:right w:w="120" w:type="dxa"/>
+            </w:tcMar>
+          </w:tcPr>
+          <w:p>
+            <w:pPr>
+              <w:spacing w:before="20" w:after="20" w:line="252" w:lineRule="auto"/>
+            </w:pPr>
+            <w:r>
+              <w:rPr>
+                <w:rFonts w:ascii="Times New Roman" w:hAnsi="Times New Roman"/>
+                <w:sz w:val="18"/>
+              </w:rPr>
+              <w:t>Pacific Northwest commercial hub (IATA code: SEA) dominated by Alaska Airlines; analyzed in Top 25 network clustering.</w:t>
+            </w:r>
+          </w:p>
+        </w:tc>
+      </w:tr>
+      <w:tr>
+        <w:trPr>
+          <w:cantSplit/>
+        </w:trPr>
+        <w:tc>
+          <w:tcPr>
+            <w:tcW w:type="dxa" w:w="1584"/>
+            <w:tcMar>
+              <w:top w:w="70" w:type="dxa"/>
+              <w:bottom w:w="70" w:type="dxa"/>
+              <w:left w:w="120" w:type="dxa"/>
+              <w:right w:w="120" w:type="dxa"/>
+            </w:tcMar>
+          </w:tcPr>
+          <w:p>
+            <w:pPr>
+              <w:spacing w:before="20" w:after="20" w:line="252" w:lineRule="auto"/>
+            </w:pPr>
+            <w:r>
+              <w:rPr>
+                <w:rFonts w:ascii="Times New Roman" w:hAnsi="Times New Roman"/>
+                <w:b/>
+                <w:sz w:val="19"/>
+              </w:rPr>
+              <w:t>SESAR</w:t>
+            </w:r>
+          </w:p>
+        </w:tc>
+        <w:tc>
+          <w:tcPr>
+            <w:tcW w:type="dxa" w:w="2880"/>
+            <w:tcMar>
+              <w:top w:w="70" w:type="dxa"/>
+              <w:bottom w:w="70" w:type="dxa"/>
+              <w:left w:w="120" w:type="dxa"/>
+              <w:right w:w="120" w:type="dxa"/>
+            </w:tcMar>
+          </w:tcPr>
+          <w:p>
+            <w:pPr>
+              <w:spacing w:before="20" w:after="20" w:line="252" w:lineRule="auto"/>
+            </w:pPr>
+            <w:r>
+              <w:rPr>
+                <w:rFonts w:ascii="Times New Roman" w:hAnsi="Times New Roman"/>
+                <w:sz w:val="19"/>
+              </w:rPr>
+              <w:t>Single European Sky ATM Research</w:t>
+            </w:r>
+          </w:p>
+        </w:tc>
+        <w:tc>
+          <w:tcPr>
+            <w:tcW w:type="dxa" w:w="1872"/>
+            <w:tcMar>
+              <w:top w:w="70" w:type="dxa"/>
+              <w:bottom w:w="70" w:type="dxa"/>
+              <w:left w:w="120" w:type="dxa"/>
+              <w:right w:w="120" w:type="dxa"/>
+            </w:tcMar>
+          </w:tcPr>
+          <w:p>
+            <w:pPr>
+              <w:spacing w:before="20" w:after="20" w:line="252" w:lineRule="auto"/>
+            </w:pPr>
+            <w:r>
+              <w:rPr>
+                <w:rFonts w:ascii="Times New Roman" w:hAnsi="Times New Roman"/>
+                <w:sz w:val="18"/>
+              </w:rPr>
+              <w:t>Regulatory &amp; Air Traffic Management</w:t>
+            </w:r>
+          </w:p>
+        </w:tc>
+        <w:tc>
+          <w:tcPr>
+            <w:tcW w:type="dxa" w:w="3024"/>
+            <w:tcMar>
+              <w:top w:w="70" w:type="dxa"/>
+              <w:bottom w:w="70" w:type="dxa"/>
+              <w:left w:w="120" w:type="dxa"/>
+              <w:right w:w="120" w:type="dxa"/>
+            </w:tcMar>
+          </w:tcPr>
+          <w:p>
+            <w:pPr>
+              <w:spacing w:before="20" w:after="20" w:line="252" w:lineRule="auto"/>
+            </w:pPr>
+            <w:r>
+              <w:rPr>
+                <w:rFonts w:ascii="Times New Roman" w:hAnsi="Times New Roman"/>
+                <w:sz w:val="18"/>
+              </w:rPr>
+              <w:t>European operational and technological modernization initiative harmonizing air traffic management systems across European airspace.</w:t>
+            </w:r>
+          </w:p>
+        </w:tc>
+      </w:tr>
+      <w:tr>
+        <w:trPr>
+          <w:cantSplit/>
+        </w:trPr>
+        <w:tc>
+          <w:tcPr>
+            <w:tcW w:type="dxa" w:w="1584"/>
+            <w:tcMar>
+              <w:top w:w="70" w:type="dxa"/>
+              <w:bottom w:w="70" w:type="dxa"/>
+              <w:left w:w="120" w:type="dxa"/>
+              <w:right w:w="120" w:type="dxa"/>
+            </w:tcMar>
+          </w:tcPr>
+          <w:p>
+            <w:pPr>
+              <w:spacing w:before="20" w:after="20" w:line="252" w:lineRule="auto"/>
+            </w:pPr>
+            <w:r>
+              <w:rPr>
+                <w:rFonts w:ascii="Times New Roman" w:hAnsi="Times New Roman"/>
+                <w:b/>
+                <w:sz w:val="19"/>
+              </w:rPr>
+              <w:t>SIMMOD</w:t>
+            </w:r>
+          </w:p>
+        </w:tc>
+        <w:tc>
+          <w:tcPr>
+            <w:tcW w:type="dxa" w:w="2880"/>
+            <w:tcMar>
+              <w:top w:w="70" w:type="dxa"/>
+              <w:bottom w:w="70" w:type="dxa"/>
+              <w:left w:w="120" w:type="dxa"/>
+              <w:right w:w="120" w:type="dxa"/>
+            </w:tcMar>
+          </w:tcPr>
+          <w:p>
+            <w:pPr>
+              <w:spacing w:before="20" w:after="20" w:line="252" w:lineRule="auto"/>
+            </w:pPr>
+            <w:r>
+              <w:rPr>
+                <w:rFonts w:ascii="Times New Roman" w:hAnsi="Times New Roman"/>
+                <w:sz w:val="19"/>
+              </w:rPr>
+              <w:t>Airport and Airspace Simulation Model</w:t>
+            </w:r>
+          </w:p>
+        </w:tc>
+        <w:tc>
+          <w:tcPr>
+            <w:tcW w:type="dxa" w:w="1872"/>
+            <w:tcMar>
+              <w:top w:w="70" w:type="dxa"/>
+              <w:bottom w:w="70" w:type="dxa"/>
+              <w:left w:w="120" w:type="dxa"/>
+              <w:right w:w="120" w:type="dxa"/>
+            </w:tcMar>
+          </w:tcPr>
+          <w:p>
+            <w:pPr>
+              <w:spacing w:before="20" w:after="20" w:line="252" w:lineRule="auto"/>
+            </w:pPr>
+            <w:r>
+              <w:rPr>
+                <w:rFonts w:ascii="Times New Roman" w:hAnsi="Times New Roman"/>
+                <w:sz w:val="18"/>
+              </w:rPr>
+              <w:t>Predictive Modeling &amp; Computational Methods</w:t>
+            </w:r>
+          </w:p>
+        </w:tc>
+        <w:tc>
+          <w:tcPr>
+            <w:tcW w:type="dxa" w:w="3024"/>
+            <w:tcMar>
+              <w:top w:w="70" w:type="dxa"/>
+              <w:bottom w:w="70" w:type="dxa"/>
+              <w:left w:w="120" w:type="dxa"/>
+              <w:right w:w="120" w:type="dxa"/>
+            </w:tcMar>
+          </w:tcPr>
+          <w:p>
+            <w:pPr>
+              <w:spacing w:before="20" w:after="20" w:line="252" w:lineRule="auto"/>
+            </w:pPr>
+            <w:r>
+              <w:rPr>
+                <w:rFonts w:ascii="Times New Roman" w:hAnsi="Times New Roman"/>
+                <w:sz w:val="18"/>
+              </w:rPr>
+              <w:t>Fast-time discrete-event computer simulation tool developed by the FAA to model aircraft taxi movements, runway operations, and terminal gate delays; reviewed in Chapter II simulation literature.</w:t>
+            </w:r>
+          </w:p>
+        </w:tc>
+      </w:tr>
+      <w:tr>
+        <w:trPr>
+          <w:cantSplit/>
+        </w:trPr>
+        <w:tc>
+          <w:tcPr>
+            <w:tcW w:type="dxa" w:w="1584"/>
+            <w:tcMar>
+              <w:top w:w="70" w:type="dxa"/>
+              <w:bottom w:w="70" w:type="dxa"/>
+              <w:left w:w="120" w:type="dxa"/>
+              <w:right w:w="120" w:type="dxa"/>
+            </w:tcMar>
+          </w:tcPr>
+          <w:p>
+            <w:pPr>
+              <w:spacing w:before="20" w:after="20" w:line="252" w:lineRule="auto"/>
+            </w:pPr>
+            <w:r>
+              <w:rPr>
+                <w:rFonts w:ascii="Times New Roman" w:hAnsi="Times New Roman"/>
+                <w:b/>
+                <w:sz w:val="19"/>
+              </w:rPr>
+              <w:t>SLAM</w:t>
+            </w:r>
+          </w:p>
+        </w:tc>
+        <w:tc>
+          <w:tcPr>
+            <w:tcW w:type="dxa" w:w="2880"/>
+            <w:tcMar>
+              <w:top w:w="70" w:type="dxa"/>
+              <w:bottom w:w="70" w:type="dxa"/>
+              <w:left w:w="120" w:type="dxa"/>
+              <w:right w:w="120" w:type="dxa"/>
+            </w:tcMar>
+          </w:tcPr>
+          <w:p>
+            <w:pPr>
+              <w:spacing w:before="20" w:after="20" w:line="252" w:lineRule="auto"/>
+            </w:pPr>
+            <w:r>
+              <w:rPr>
+                <w:rFonts w:ascii="Times New Roman" w:hAnsi="Times New Roman"/>
+                <w:sz w:val="19"/>
+              </w:rPr>
+              <w:t>Simple Landside Aggregate Model</w:t>
+            </w:r>
+          </w:p>
+        </w:tc>
+        <w:tc>
+          <w:tcPr>
+            <w:tcW w:type="dxa" w:w="1872"/>
+            <w:tcMar>
+              <w:top w:w="70" w:type="dxa"/>
+              <w:bottom w:w="70" w:type="dxa"/>
+              <w:left w:w="120" w:type="dxa"/>
+              <w:right w:w="120" w:type="dxa"/>
+            </w:tcMar>
+          </w:tcPr>
+          <w:p>
+            <w:pPr>
+              <w:spacing w:before="20" w:after="20" w:line="252" w:lineRule="auto"/>
+            </w:pPr>
+            <w:r>
+              <w:rPr>
+                <w:rFonts w:ascii="Times New Roman" w:hAnsi="Times New Roman"/>
+                <w:sz w:val="18"/>
+              </w:rPr>
+              <w:t>Predictive Modeling &amp; Computational Methods</w:t>
+            </w:r>
+          </w:p>
+        </w:tc>
+        <w:tc>
+          <w:tcPr>
+            <w:tcW w:type="dxa" w:w="3024"/>
+            <w:tcMar>
+              <w:top w:w="70" w:type="dxa"/>
+              <w:bottom w:w="70" w:type="dxa"/>
+              <w:left w:w="120" w:type="dxa"/>
+              <w:right w:w="120" w:type="dxa"/>
+            </w:tcMar>
+          </w:tcPr>
+          <w:p>
+            <w:pPr>
+              <w:spacing w:before="20" w:after="20" w:line="252" w:lineRule="auto"/>
+            </w:pPr>
+            <w:r>
+              <w:rPr>
+                <w:rFonts w:ascii="Times New Roman" w:hAnsi="Times New Roman"/>
+                <w:sz w:val="18"/>
+              </w:rPr>
+              <w:t>Operations research macroscopic passenger simulation model (Brunetta et al., 1999) translating airline schedules into aggregate terminal area occupancies.</w:t>
+            </w:r>
+          </w:p>
+        </w:tc>
+      </w:tr>
+      <w:tr>
+        <w:trPr>
+          <w:cantSplit/>
+        </w:trPr>
+        <w:tc>
+          <w:tcPr>
+            <w:tcW w:type="dxa" w:w="1584"/>
+            <w:tcMar>
+              <w:top w:w="70" w:type="dxa"/>
+              <w:bottom w:w="70" w:type="dxa"/>
+              <w:left w:w="120" w:type="dxa"/>
+              <w:right w:w="120" w:type="dxa"/>
+            </w:tcMar>
+          </w:tcPr>
+          <w:p>
+            <w:pPr>
+              <w:spacing w:before="20" w:after="20" w:line="252" w:lineRule="auto"/>
+            </w:pPr>
+            <w:r>
+              <w:rPr>
+                <w:rFonts w:ascii="Times New Roman" w:hAnsi="Times New Roman"/>
+                <w:b/>
+                <w:sz w:val="19"/>
+              </w:rPr>
+              <w:t>SLC</w:t>
+            </w:r>
+          </w:p>
+        </w:tc>
+        <w:tc>
+          <w:tcPr>
+            <w:tcW w:type="dxa" w:w="2880"/>
+            <w:tcMar>
+              <w:top w:w="70" w:type="dxa"/>
+              <w:bottom w:w="70" w:type="dxa"/>
+              <w:left w:w="120" w:type="dxa"/>
+              <w:right w:w="120" w:type="dxa"/>
+            </w:tcMar>
+          </w:tcPr>
+          <w:p>
+            <w:pPr>
+              <w:spacing w:before="20" w:after="20" w:line="252" w:lineRule="auto"/>
+            </w:pPr>
+            <w:r>
+              <w:rPr>
+                <w:rFonts w:ascii="Times New Roman" w:hAnsi="Times New Roman"/>
+                <w:sz w:val="19"/>
+              </w:rPr>
+              <w:t>Salt Lake City International Airport</w:t>
+            </w:r>
+          </w:p>
+        </w:tc>
+        <w:tc>
+          <w:tcPr>
+            <w:tcW w:type="dxa" w:w="1872"/>
+            <w:tcMar>
+              <w:top w:w="70" w:type="dxa"/>
+              <w:bottom w:w="70" w:type="dxa"/>
+              <w:left w:w="120" w:type="dxa"/>
+              <w:right w:w="120" w:type="dxa"/>
+            </w:tcMar>
+          </w:tcPr>
+          <w:p>
+            <w:pPr>
+              <w:spacing w:before="20" w:after="20" w:line="252" w:lineRule="auto"/>
+            </w:pPr>
+            <w:r>
+              <w:rPr>
+                <w:rFonts w:ascii="Times New Roman" w:hAnsi="Times New Roman"/>
+                <w:sz w:val="18"/>
+              </w:rPr>
+              <w:t>Airport Cohort &amp; Airfield Codes</w:t>
+            </w:r>
+          </w:p>
+        </w:tc>
+        <w:tc>
+          <w:tcPr>
+            <w:tcW w:type="dxa" w:w="3024"/>
+            <w:tcMar>
+              <w:top w:w="70" w:type="dxa"/>
+              <w:bottom w:w="70" w:type="dxa"/>
+              <w:left w:w="120" w:type="dxa"/>
+              <w:right w:w="120" w:type="dxa"/>
+            </w:tcMar>
+          </w:tcPr>
+          <w:p>
+            <w:pPr>
+              <w:spacing w:before="20" w:after="20" w:line="252" w:lineRule="auto"/>
+            </w:pPr>
+            <w:r>
+              <w:rPr>
+                <w:rFonts w:ascii="Times New Roman" w:hAnsi="Times New Roman"/>
+                <w:sz w:val="18"/>
+              </w:rPr>
+              <w:t>Commercial hub airport (IATA code: SLC). Delta Air Lines consolidated terminal evaluated in 4-tier filtering for single-terminal hub processing.</w:t>
+            </w:r>
+          </w:p>
+        </w:tc>
+      </w:tr>
+      <w:tr>
+        <w:trPr>
+          <w:cantSplit/>
+        </w:trPr>
+        <w:tc>
+          <w:tcPr>
+            <w:tcW w:type="dxa" w:w="1584"/>
+            <w:tcMar>
+              <w:top w:w="70" w:type="dxa"/>
+              <w:bottom w:w="70" w:type="dxa"/>
+              <w:left w:w="120" w:type="dxa"/>
+              <w:right w:w="120" w:type="dxa"/>
+            </w:tcMar>
+          </w:tcPr>
+          <w:p>
+            <w:pPr>
+              <w:spacing w:before="20" w:after="20" w:line="252" w:lineRule="auto"/>
+            </w:pPr>
+            <w:r>
+              <w:rPr>
+                <w:rFonts w:ascii="Times New Roman" w:hAnsi="Times New Roman"/>
+                <w:b/>
+                <w:sz w:val="19"/>
+              </w:rPr>
+              <w:t>SSOT</w:t>
+            </w:r>
+          </w:p>
+        </w:tc>
+        <w:tc>
+          <w:tcPr>
+            <w:tcW w:type="dxa" w:w="2880"/>
+            <w:tcMar>
+              <w:top w:w="70" w:type="dxa"/>
+              <w:bottom w:w="70" w:type="dxa"/>
+              <w:left w:w="120" w:type="dxa"/>
+              <w:right w:w="120" w:type="dxa"/>
+            </w:tcMar>
+          </w:tcPr>
+          <w:p>
+            <w:pPr>
+              <w:spacing w:before="20" w:after="20" w:line="252" w:lineRule="auto"/>
+            </w:pPr>
+            <w:r>
+              <w:rPr>
+                <w:rFonts w:ascii="Times New Roman" w:hAnsi="Times New Roman"/>
+                <w:sz w:val="19"/>
+              </w:rPr>
+              <w:t>Single Source of Truth</w:t>
+            </w:r>
+          </w:p>
+        </w:tc>
+        <w:tc>
+          <w:tcPr>
+            <w:tcW w:type="dxa" w:w="1872"/>
+            <w:tcMar>
+              <w:top w:w="70" w:type="dxa"/>
+              <w:bottom w:w="70" w:type="dxa"/>
+              <w:left w:w="120" w:type="dxa"/>
+              <w:right w:w="120" w:type="dxa"/>
+            </w:tcMar>
+          </w:tcPr>
+          <w:p>
+            <w:pPr>
+              <w:spacing w:before="20" w:after="20" w:line="252" w:lineRule="auto"/>
+            </w:pPr>
+            <w:r>
+              <w:rPr>
+                <w:rFonts w:ascii="Times New Roman" w:hAnsi="Times New Roman"/>
+                <w:sz w:val="18"/>
+              </w:rPr>
+              <w:t>Academic &amp; Publishing Standards</w:t>
+            </w:r>
+          </w:p>
+        </w:tc>
+        <w:tc>
+          <w:tcPr>
+            <w:tcW w:type="dxa" w:w="3024"/>
+            <w:tcMar>
+              <w:top w:w="70" w:type="dxa"/>
+              <w:bottom w:w="70" w:type="dxa"/>
+              <w:left w:w="120" w:type="dxa"/>
+              <w:right w:w="120" w:type="dxa"/>
+            </w:tcMar>
+          </w:tcPr>
+          <w:p>
+            <w:pPr>
+              <w:spacing w:before="20" w:after="20" w:line="252" w:lineRule="auto"/>
+            </w:pPr>
+            <w:r>
+              <w:rPr>
+                <w:rFonts w:ascii="Times New Roman" w:hAnsi="Times New Roman"/>
+                <w:sz w:val="18"/>
+              </w:rPr>
+              <w:t>Architectural repository governance principle maintaining authoritative, conformed specification files (e.g., Chapter 1–5 SSOTs) to eliminate version conflict.</w:t>
+            </w:r>
+          </w:p>
+        </w:tc>
+      </w:tr>
+      <w:tr>
+        <w:trPr>
+          <w:cantSplit/>
+        </w:trPr>
+        <w:tc>
+          <w:tcPr>
+            <w:tcW w:type="dxa" w:w="1584"/>
+            <w:tcMar>
+              <w:top w:w="70" w:type="dxa"/>
+              <w:bottom w:w="70" w:type="dxa"/>
+              <w:left w:w="120" w:type="dxa"/>
+              <w:right w:w="120" w:type="dxa"/>
+            </w:tcMar>
+          </w:tcPr>
+          <w:p>
+            <w:pPr>
+              <w:spacing w:before="20" w:after="20" w:line="252" w:lineRule="auto"/>
+            </w:pPr>
+            <w:r>
+              <w:rPr>
+                <w:rFonts w:ascii="Times New Roman" w:hAnsi="Times New Roman"/>
+                <w:b/>
+                <w:sz w:val="19"/>
+              </w:rPr>
+              <w:t>SVM</w:t>
+            </w:r>
+          </w:p>
+        </w:tc>
+        <w:tc>
+          <w:tcPr>
+            <w:tcW w:type="dxa" w:w="2880"/>
+            <w:tcMar>
+              <w:top w:w="70" w:type="dxa"/>
+              <w:bottom w:w="70" w:type="dxa"/>
+              <w:left w:w="120" w:type="dxa"/>
+              <w:right w:w="120" w:type="dxa"/>
+            </w:tcMar>
+          </w:tcPr>
+          <w:p>
+            <w:pPr>
+              <w:spacing w:before="20" w:after="20" w:line="252" w:lineRule="auto"/>
+            </w:pPr>
+            <w:r>
+              <w:rPr>
+                <w:rFonts w:ascii="Times New Roman" w:hAnsi="Times New Roman"/>
+                <w:sz w:val="19"/>
+              </w:rPr>
+              <w:t>Support Vector Machine</w:t>
+            </w:r>
+          </w:p>
+        </w:tc>
+        <w:tc>
+          <w:tcPr>
+            <w:tcW w:type="dxa" w:w="1872"/>
+            <w:tcMar>
+              <w:top w:w="70" w:type="dxa"/>
+              <w:bottom w:w="70" w:type="dxa"/>
+              <w:left w:w="120" w:type="dxa"/>
+              <w:right w:w="120" w:type="dxa"/>
+            </w:tcMar>
+          </w:tcPr>
+          <w:p>
+            <w:pPr>
+              <w:spacing w:before="20" w:after="20" w:line="252" w:lineRule="auto"/>
+            </w:pPr>
+            <w:r>
+              <w:rPr>
+                <w:rFonts w:ascii="Times New Roman" w:hAnsi="Times New Roman"/>
+                <w:sz w:val="18"/>
+              </w:rPr>
+              <w:t>Predictive Modeling &amp; Computational Methods</w:t>
+            </w:r>
+          </w:p>
+        </w:tc>
+        <w:tc>
+          <w:tcPr>
+            <w:tcW w:type="dxa" w:w="3024"/>
+            <w:tcMar>
+              <w:top w:w="70" w:type="dxa"/>
+              <w:bottom w:w="70" w:type="dxa"/>
+              <w:left w:w="120" w:type="dxa"/>
+              <w:right w:w="120" w:type="dxa"/>
+            </w:tcMar>
+          </w:tcPr>
+          <w:p>
+            <w:pPr>
+              <w:spacing w:before="20" w:after="20" w:line="252" w:lineRule="auto"/>
+            </w:pPr>
+            <w:r>
+              <w:rPr>
+                <w:rFonts w:ascii="Times New Roman" w:hAnsi="Times New Roman"/>
+                <w:sz w:val="18"/>
+              </w:rPr>
+              <w:t>Supervised learning model using hyperplanes in high-dimensional space for classification or regression, evaluated in airport literature.</w:t>
+            </w:r>
+          </w:p>
+        </w:tc>
+      </w:tr>
+      <w:tr>
+        <w:trPr>
+          <w:cantSplit/>
+        </w:trPr>
+        <w:tc>
+          <w:tcPr>
+            <w:tcW w:type="dxa" w:w="1584"/>
+            <w:tcMar>
+              <w:top w:w="70" w:type="dxa"/>
+              <w:bottom w:w="70" w:type="dxa"/>
+              <w:left w:w="120" w:type="dxa"/>
+              <w:right w:w="120" w:type="dxa"/>
+            </w:tcMar>
+          </w:tcPr>
+          <w:p>
+            <w:pPr>
+              <w:spacing w:before="20" w:after="20" w:line="252" w:lineRule="auto"/>
+            </w:pPr>
+            <w:r>
+              <w:rPr>
+                <w:rFonts w:ascii="Times New Roman" w:hAnsi="Times New Roman"/>
+                <w:b/>
+                <w:sz w:val="19"/>
+              </w:rPr>
+              <w:t>T-100</w:t>
+            </w:r>
+          </w:p>
+        </w:tc>
+        <w:tc>
+          <w:tcPr>
+            <w:tcW w:type="dxa" w:w="2880"/>
+            <w:tcMar>
+              <w:top w:w="70" w:type="dxa"/>
+              <w:bottom w:w="70" w:type="dxa"/>
+              <w:left w:w="120" w:type="dxa"/>
+              <w:right w:w="120" w:type="dxa"/>
+            </w:tcMar>
+          </w:tcPr>
+          <w:p>
+            <w:pPr>
+              <w:spacing w:before="20" w:after="20" w:line="252" w:lineRule="auto"/>
+            </w:pPr>
+            <w:r>
+              <w:rPr>
+                <w:rFonts w:ascii="Times New Roman" w:hAnsi="Times New Roman"/>
+                <w:sz w:val="19"/>
+              </w:rPr>
+              <w:t>BTS Form 41 Schedule T-100 Domestic Segment Data</w:t>
+            </w:r>
+          </w:p>
+        </w:tc>
+        <w:tc>
+          <w:tcPr>
+            <w:tcW w:type="dxa" w:w="1872"/>
+            <w:tcMar>
+              <w:top w:w="70" w:type="dxa"/>
+              <w:bottom w:w="70" w:type="dxa"/>
+              <w:left w:w="120" w:type="dxa"/>
+              <w:right w:w="120" w:type="dxa"/>
+            </w:tcMar>
+          </w:tcPr>
+          <w:p>
+            <w:pPr>
+              <w:spacing w:before="20" w:after="20" w:line="252" w:lineRule="auto"/>
+            </w:pPr>
+            <w:r>
+              <w:rPr>
+                <w:rFonts w:ascii="Times New Roman" w:hAnsi="Times New Roman"/>
+                <w:sz w:val="18"/>
+              </w:rPr>
+              <w:t>Federal Aviation Datasets &amp; Schemas</w:t>
+            </w:r>
+          </w:p>
+        </w:tc>
+        <w:tc>
+          <w:tcPr>
+            <w:tcW w:type="dxa" w:w="3024"/>
+            <w:tcMar>
+              <w:top w:w="70" w:type="dxa"/>
+              <w:bottom w:w="70" w:type="dxa"/>
+              <w:left w:w="120" w:type="dxa"/>
+              <w:right w:w="120" w:type="dxa"/>
+            </w:tcMar>
+          </w:tcPr>
+          <w:p>
+            <w:pPr>
+              <w:spacing w:before="20" w:after="20" w:line="252" w:lineRule="auto"/>
+            </w:pPr>
+            <w:r>
+              <w:rPr>
+                <w:rFonts w:ascii="Times New Roman" w:hAnsi="Times New Roman"/>
+                <w:sz w:val="18"/>
+              </w:rPr>
+              <w:t>Monthly regulatory airline reporting dataset providing non-stop domestic flight segment seat capacities, transported passengers, and aircraft load factors.</w:t>
+            </w:r>
+          </w:p>
+        </w:tc>
+      </w:tr>
+      <w:tr>
+        <w:trPr>
+          <w:cantSplit/>
+        </w:trPr>
+        <w:tc>
+          <w:tcPr>
+            <w:tcW w:type="dxa" w:w="1584"/>
+            <w:tcMar>
+              <w:top w:w="70" w:type="dxa"/>
+              <w:bottom w:w="70" w:type="dxa"/>
+              <w:left w:w="120" w:type="dxa"/>
+              <w:right w:w="120" w:type="dxa"/>
+            </w:tcMar>
+          </w:tcPr>
+          <w:p>
+            <w:pPr>
+              <w:spacing w:before="20" w:after="20" w:line="252" w:lineRule="auto"/>
+            </w:pPr>
+            <w:r>
+              <w:rPr>
+                <w:rFonts w:ascii="Times New Roman" w:hAnsi="Times New Roman"/>
+                <w:b/>
+                <w:sz w:val="19"/>
+              </w:rPr>
+              <w:t>TaxiOut</w:t>
+            </w:r>
+          </w:p>
+        </w:tc>
+        <w:tc>
+          <w:tcPr>
+            <w:tcW w:type="dxa" w:w="2880"/>
+            <w:tcMar>
+              <w:top w:w="70" w:type="dxa"/>
+              <w:bottom w:w="70" w:type="dxa"/>
+              <w:left w:w="120" w:type="dxa"/>
+              <w:right w:w="120" w:type="dxa"/>
+            </w:tcMar>
+          </w:tcPr>
+          <w:p>
+            <w:pPr>
+              <w:spacing w:before="20" w:after="20" w:line="252" w:lineRule="auto"/>
+            </w:pPr>
+            <w:r>
+              <w:rPr>
+                <w:rFonts w:ascii="Times New Roman" w:hAnsi="Times New Roman"/>
+                <w:sz w:val="19"/>
+              </w:rPr>
+              <w:t>Runway Taxi-Out Queue Duration</w:t>
+            </w:r>
+          </w:p>
+        </w:tc>
+        <w:tc>
+          <w:tcPr>
+            <w:tcW w:type="dxa" w:w="1872"/>
+            <w:tcMar>
+              <w:top w:w="70" w:type="dxa"/>
+              <w:bottom w:w="70" w:type="dxa"/>
+              <w:left w:w="120" w:type="dxa"/>
+              <w:right w:w="120" w:type="dxa"/>
+            </w:tcMar>
+          </w:tcPr>
+          <w:p>
+            <w:pPr>
+              <w:spacing w:before="20" w:after="20" w:line="252" w:lineRule="auto"/>
+            </w:pPr>
+            <w:r>
+              <w:rPr>
+                <w:rFonts w:ascii="Times New Roman" w:hAnsi="Times New Roman"/>
+                <w:sz w:val="18"/>
+              </w:rPr>
+              <w:t>Federal Aviation Datasets &amp; Schemas</w:t>
+            </w:r>
+          </w:p>
+        </w:tc>
+        <w:tc>
+          <w:tcPr>
+            <w:tcW w:type="dxa" w:w="3024"/>
+            <w:tcMar>
+              <w:top w:w="70" w:type="dxa"/>
+              <w:bottom w:w="70" w:type="dxa"/>
+              <w:left w:w="120" w:type="dxa"/>
+              <w:right w:w="120" w:type="dxa"/>
+            </w:tcMar>
+          </w:tcPr>
+          <w:p>
+            <w:pPr>
+              <w:spacing w:before="20" w:after="20" w:line="252" w:lineRule="auto"/>
+            </w:pPr>
+            <w:r>
+              <w:rPr>
+                <w:rFonts w:ascii="Times New Roman" w:hAnsi="Times New Roman"/>
+                <w:sz w:val="18"/>
+              </w:rPr>
+              <w:t>The elapsed duration in minutes from aircraft gate pushback to wheels-off departure on the runway reported in BTS Form 234; serves as a key airside surface congestion covariate interacting with Ground Delay Programs (GDPs) in Model 2.</w:t>
+            </w:r>
+          </w:p>
+        </w:tc>
+      </w:tr>
+      <w:tr>
+        <w:trPr>
+          <w:cantSplit/>
+        </w:trPr>
+        <w:tc>
+          <w:tcPr>
+            <w:tcW w:type="dxa" w:w="1584"/>
+            <w:tcMar>
+              <w:top w:w="70" w:type="dxa"/>
+              <w:bottom w:w="70" w:type="dxa"/>
+              <w:left w:w="120" w:type="dxa"/>
+              <w:right w:w="120" w:type="dxa"/>
+            </w:tcMar>
+          </w:tcPr>
+          <w:p>
+            <w:pPr>
+              <w:spacing w:before="20" w:after="20" w:line="252" w:lineRule="auto"/>
+            </w:pPr>
+            <w:r>
+              <w:rPr>
+                <w:rFonts w:ascii="Times New Roman" w:hAnsi="Times New Roman"/>
+                <w:b/>
+                <w:sz w:val="19"/>
+              </w:rPr>
+              <w:t>TRACON</w:t>
+            </w:r>
+          </w:p>
+        </w:tc>
+        <w:tc>
+          <w:tcPr>
+            <w:tcW w:type="dxa" w:w="2880"/>
+            <w:tcMar>
+              <w:top w:w="70" w:type="dxa"/>
+              <w:bottom w:w="70" w:type="dxa"/>
+              <w:left w:w="120" w:type="dxa"/>
+              <w:right w:w="120" w:type="dxa"/>
+            </w:tcMar>
+          </w:tcPr>
+          <w:p>
+            <w:pPr>
+              <w:spacing w:before="20" w:after="20" w:line="252" w:lineRule="auto"/>
+            </w:pPr>
+            <w:r>
+              <w:rPr>
+                <w:rFonts w:ascii="Times New Roman" w:hAnsi="Times New Roman"/>
+                <w:sz w:val="19"/>
+              </w:rPr>
+              <w:t>Terminal Radar Approach Control</w:t>
+            </w:r>
+          </w:p>
+        </w:tc>
+        <w:tc>
+          <w:tcPr>
+            <w:tcW w:type="dxa" w:w="1872"/>
+            <w:tcMar>
+              <w:top w:w="70" w:type="dxa"/>
+              <w:bottom w:w="70" w:type="dxa"/>
+              <w:left w:w="120" w:type="dxa"/>
+              <w:right w:w="120" w:type="dxa"/>
+            </w:tcMar>
+          </w:tcPr>
+          <w:p>
+            <w:pPr>
+              <w:spacing w:before="20" w:after="20" w:line="252" w:lineRule="auto"/>
+            </w:pPr>
+            <w:r>
+              <w:rPr>
+                <w:rFonts w:ascii="Times New Roman" w:hAnsi="Times New Roman"/>
+                <w:sz w:val="18"/>
+              </w:rPr>
+              <w:t>Regulatory &amp; Air Traffic Management</w:t>
+            </w:r>
+          </w:p>
+        </w:tc>
+        <w:tc>
+          <w:tcPr>
+            <w:tcW w:type="dxa" w:w="3024"/>
+            <w:tcMar>
+              <w:top w:w="70" w:type="dxa"/>
+              <w:bottom w:w="70" w:type="dxa"/>
+              <w:left w:w="120" w:type="dxa"/>
+              <w:right w:w="120" w:type="dxa"/>
+            </w:tcMar>
+          </w:tcPr>
+          <w:p>
+            <w:pPr>
+              <w:spacing w:before="20" w:after="20" w:line="252" w:lineRule="auto"/>
+            </w:pPr>
+            <w:r>
+              <w:rPr>
+                <w:rFonts w:ascii="Times New Roman" w:hAnsi="Times New Roman"/>
+                <w:sz w:val="18"/>
+              </w:rPr>
+              <w:t>FAA air traffic control radar facility managing aircraft arrivals, departures, and sequencing within a 30- to 50-mile radius of high-density metropolitan airports (e.g., New York TRACON for EWR, LGA, JFK).</w:t>
+            </w:r>
+          </w:p>
+        </w:tc>
+      </w:tr>
+      <w:tr>
+        <w:trPr>
+          <w:cantSplit/>
+        </w:trPr>
+        <w:tc>
+          <w:tcPr>
+            <w:tcW w:type="dxa" w:w="1584"/>
+            <w:tcMar>
+              <w:top w:w="70" w:type="dxa"/>
+              <w:bottom w:w="70" w:type="dxa"/>
+              <w:left w:w="120" w:type="dxa"/>
+              <w:right w:w="120" w:type="dxa"/>
+            </w:tcMar>
+          </w:tcPr>
+          <w:p>
+            <w:pPr>
+              <w:spacing w:before="20" w:after="20" w:line="252" w:lineRule="auto"/>
+            </w:pPr>
+            <w:r>
+              <w:rPr>
+                <w:rFonts w:ascii="Times New Roman" w:hAnsi="Times New Roman"/>
+                <w:b/>
+                <w:sz w:val="19"/>
+              </w:rPr>
+              <w:t>TRB</w:t>
+            </w:r>
+          </w:p>
+        </w:tc>
+        <w:tc>
+          <w:tcPr>
+            <w:tcW w:type="dxa" w:w="2880"/>
+            <w:tcMar>
+              <w:top w:w="70" w:type="dxa"/>
+              <w:bottom w:w="70" w:type="dxa"/>
+              <w:left w:w="120" w:type="dxa"/>
+              <w:right w:w="120" w:type="dxa"/>
+            </w:tcMar>
+          </w:tcPr>
+          <w:p>
+            <w:pPr>
+              <w:spacing w:before="20" w:after="20" w:line="252" w:lineRule="auto"/>
+            </w:pPr>
+            <w:r>
+              <w:rPr>
+                <w:rFonts w:ascii="Times New Roman" w:hAnsi="Times New Roman"/>
+                <w:sz w:val="19"/>
+              </w:rPr>
+              <w:t>Transportation Research Board</w:t>
+            </w:r>
+          </w:p>
+        </w:tc>
+        <w:tc>
+          <w:tcPr>
+            <w:tcW w:type="dxa" w:w="1872"/>
+            <w:tcMar>
+              <w:top w:w="70" w:type="dxa"/>
+              <w:bottom w:w="70" w:type="dxa"/>
+              <w:left w:w="120" w:type="dxa"/>
+              <w:right w:w="120" w:type="dxa"/>
+            </w:tcMar>
+          </w:tcPr>
+          <w:p>
+            <w:pPr>
+              <w:spacing w:before="20" w:after="20" w:line="252" w:lineRule="auto"/>
+            </w:pPr>
+            <w:r>
+              <w:rPr>
+                <w:rFonts w:ascii="Times New Roman" w:hAnsi="Times New Roman"/>
+                <w:sz w:val="18"/>
+              </w:rPr>
+              <w:t>Aviation Research &amp; Literature</w:t>
+            </w:r>
+          </w:p>
+        </w:tc>
+        <w:tc>
+          <w:tcPr>
+            <w:tcW w:type="dxa" w:w="3024"/>
+            <w:tcMar>
+              <w:top w:w="70" w:type="dxa"/>
+              <w:bottom w:w="70" w:type="dxa"/>
+              <w:left w:w="120" w:type="dxa"/>
+              <w:right w:w="120" w:type="dxa"/>
+            </w:tcMar>
+          </w:tcPr>
+          <w:p>
+            <w:pPr>
+              <w:spacing w:before="20" w:after="20" w:line="252" w:lineRule="auto"/>
+            </w:pPr>
+            <w:r>
+              <w:rPr>
+                <w:rFonts w:ascii="Times New Roman" w:hAnsi="Times New Roman"/>
+                <w:sz w:val="18"/>
+              </w:rPr>
+              <w:t>Division of the National Academies of Sciences, Engineering, and Medicine that manages national transportation research programs including the Airport Cooperative Research Program (ACRP).</w:t>
+            </w:r>
+          </w:p>
+        </w:tc>
+      </w:tr>
+      <w:tr>
+        <w:trPr>
+          <w:cantSplit/>
+        </w:trPr>
+        <w:tc>
+          <w:tcPr>
+            <w:tcW w:type="dxa" w:w="1584"/>
+            <w:tcMar>
+              <w:top w:w="70" w:type="dxa"/>
+              <w:bottom w:w="70" w:type="dxa"/>
+              <w:left w:w="120" w:type="dxa"/>
+              <w:right w:w="120" w:type="dxa"/>
+            </w:tcMar>
+          </w:tcPr>
+          <w:p>
+            <w:pPr>
+              <w:spacing w:before="20" w:after="20" w:line="252" w:lineRule="auto"/>
+            </w:pPr>
+            <w:r>
+              <w:rPr>
+                <w:rFonts w:ascii="Times New Roman" w:hAnsi="Times New Roman"/>
+                <w:b/>
+                <w:sz w:val="19"/>
+              </w:rPr>
+              <w:t>TSA</w:t>
+            </w:r>
+          </w:p>
+        </w:tc>
+        <w:tc>
+          <w:tcPr>
+            <w:tcW w:type="dxa" w:w="2880"/>
+            <w:tcMar>
+              <w:top w:w="70" w:type="dxa"/>
+              <w:bottom w:w="70" w:type="dxa"/>
+              <w:left w:w="120" w:type="dxa"/>
+              <w:right w:w="120" w:type="dxa"/>
+            </w:tcMar>
+          </w:tcPr>
+          <w:p>
+            <w:pPr>
+              <w:spacing w:before="20" w:after="20" w:line="252" w:lineRule="auto"/>
+            </w:pPr>
+            <w:r>
+              <w:rPr>
+                <w:rFonts w:ascii="Times New Roman" w:hAnsi="Times New Roman"/>
+                <w:sz w:val="19"/>
+              </w:rPr>
+              <w:t>Transportation Security Administration</w:t>
+            </w:r>
+          </w:p>
+        </w:tc>
+        <w:tc>
+          <w:tcPr>
+            <w:tcW w:type="dxa" w:w="1872"/>
+            <w:tcMar>
+              <w:top w:w="70" w:type="dxa"/>
+              <w:bottom w:w="70" w:type="dxa"/>
+              <w:left w:w="120" w:type="dxa"/>
+              <w:right w:w="120" w:type="dxa"/>
+            </w:tcMar>
+          </w:tcPr>
+          <w:p>
+            <w:pPr>
+              <w:spacing w:before="20" w:after="20" w:line="252" w:lineRule="auto"/>
+            </w:pPr>
+            <w:r>
+              <w:rPr>
+                <w:rFonts w:ascii="Times New Roman" w:hAnsi="Times New Roman"/>
+                <w:sz w:val="18"/>
+              </w:rPr>
+              <w:t>Regulatory &amp; Air Traffic Management</w:t>
+            </w:r>
+          </w:p>
+        </w:tc>
+        <w:tc>
+          <w:tcPr>
+            <w:tcW w:type="dxa" w:w="3024"/>
+            <w:tcMar>
+              <w:top w:w="70" w:type="dxa"/>
+              <w:bottom w:w="70" w:type="dxa"/>
+              <w:left w:w="120" w:type="dxa"/>
+              <w:right w:w="120" w:type="dxa"/>
+            </w:tcMar>
+          </w:tcPr>
+          <w:p>
+            <w:pPr>
+              <w:spacing w:before="20" w:after="20" w:line="252" w:lineRule="auto"/>
+            </w:pPr>
+            <w:r>
+              <w:rPr>
+                <w:rFonts w:ascii="Times New Roman" w:hAnsi="Times New Roman"/>
+                <w:sz w:val="18"/>
+              </w:rPr>
+              <w:t>Federal homeland security agency within the Department of Homeland Security responsible for civil aviation security, passenger screening, and checkpoint operations across U.S. commercial airports.</w:t>
+            </w:r>
+          </w:p>
+        </w:tc>
+      </w:tr>
+      <w:tr>
+        <w:trPr>
+          <w:cantSplit/>
+        </w:trPr>
+        <w:tc>
+          <w:tcPr>
+            <w:tcW w:type="dxa" w:w="1584"/>
+            <w:tcMar>
+              <w:top w:w="70" w:type="dxa"/>
+              <w:bottom w:w="70" w:type="dxa"/>
+              <w:left w:w="120" w:type="dxa"/>
+              <w:right w:w="120" w:type="dxa"/>
+            </w:tcMar>
+          </w:tcPr>
+          <w:p>
+            <w:pPr>
+              <w:spacing w:before="20" w:after="20" w:line="252" w:lineRule="auto"/>
+            </w:pPr>
+            <w:r>
+              <w:rPr>
+                <w:rFonts w:ascii="Times New Roman" w:hAnsi="Times New Roman"/>
+                <w:b/>
+                <w:sz w:val="19"/>
+              </w:rPr>
+              <w:t>TSO</w:t>
+            </w:r>
+          </w:p>
+        </w:tc>
+        <w:tc>
+          <w:tcPr>
+            <w:tcW w:type="dxa" w:w="2880"/>
+            <w:tcMar>
+              <w:top w:w="70" w:type="dxa"/>
+              <w:bottom w:w="70" w:type="dxa"/>
+              <w:left w:w="120" w:type="dxa"/>
+              <w:right w:w="120" w:type="dxa"/>
+            </w:tcMar>
+          </w:tcPr>
+          <w:p>
+            <w:pPr>
+              <w:spacing w:before="20" w:after="20" w:line="252" w:lineRule="auto"/>
+            </w:pPr>
+            <w:r>
+              <w:rPr>
+                <w:rFonts w:ascii="Times New Roman" w:hAnsi="Times New Roman"/>
+                <w:sz w:val="19"/>
+              </w:rPr>
+              <w:t>Transportation Security Officer</w:t>
+            </w:r>
+          </w:p>
+        </w:tc>
+        <w:tc>
+          <w:tcPr>
+            <w:tcW w:type="dxa" w:w="1872"/>
+            <w:tcMar>
+              <w:top w:w="70" w:type="dxa"/>
+              <w:bottom w:w="70" w:type="dxa"/>
+              <w:left w:w="120" w:type="dxa"/>
+              <w:right w:w="120" w:type="dxa"/>
+            </w:tcMar>
+          </w:tcPr>
+          <w:p>
+            <w:pPr>
+              <w:spacing w:before="20" w:after="20" w:line="252" w:lineRule="auto"/>
+            </w:pPr>
+            <w:r>
+              <w:rPr>
+                <w:rFonts w:ascii="Times New Roman" w:hAnsi="Times New Roman"/>
+                <w:sz w:val="18"/>
+              </w:rPr>
+              <w:t>Airport Infrastructure &amp; Operations</w:t>
+            </w:r>
+          </w:p>
+        </w:tc>
+        <w:tc>
+          <w:tcPr>
+            <w:tcW w:type="dxa" w:w="3024"/>
+            <w:tcMar>
+              <w:top w:w="70" w:type="dxa"/>
+              <w:bottom w:w="70" w:type="dxa"/>
+              <w:left w:w="120" w:type="dxa"/>
+              <w:right w:w="120" w:type="dxa"/>
+            </w:tcMar>
+          </w:tcPr>
+          <w:p>
+            <w:pPr>
+              <w:spacing w:before="20" w:after="20" w:line="252" w:lineRule="auto"/>
+            </w:pPr>
+            <w:r>
+              <w:rPr>
+                <w:rFonts w:ascii="Times New Roman" w:hAnsi="Times New Roman"/>
+                <w:sz w:val="18"/>
+              </w:rPr>
+              <w:t>Frontline federal security personnel employed by the TSA staffing checkpoint screening lanes, operating CAT scanners, body scanners (AIT), and baggage inspection systems.</w:t>
+            </w:r>
+          </w:p>
+        </w:tc>
+      </w:tr>
+      <w:tr>
+        <w:trPr>
+          <w:cantSplit/>
+        </w:trPr>
+        <w:tc>
+          <w:tcPr>
+            <w:tcW w:type="dxa" w:w="1584"/>
+            <w:tcMar>
+              <w:top w:w="70" w:type="dxa"/>
+              <w:bottom w:w="70" w:type="dxa"/>
+              <w:left w:w="120" w:type="dxa"/>
+              <w:right w:w="120" w:type="dxa"/>
+            </w:tcMar>
+          </w:tcPr>
+          <w:p>
+            <w:pPr>
+              <w:spacing w:before="20" w:after="20" w:line="252" w:lineRule="auto"/>
+            </w:pPr>
+            <w:r>
+              <w:rPr>
+                <w:rFonts w:ascii="Times New Roman" w:hAnsi="Times New Roman"/>
+                <w:b/>
+                <w:sz w:val="19"/>
+              </w:rPr>
+              <w:t>TTR</w:t>
+            </w:r>
+          </w:p>
+        </w:tc>
+        <w:tc>
+          <w:tcPr>
+            <w:tcW w:type="dxa" w:w="2880"/>
+            <w:tcMar>
+              <w:top w:w="70" w:type="dxa"/>
+              <w:bottom w:w="70" w:type="dxa"/>
+              <w:left w:w="120" w:type="dxa"/>
+              <w:right w:w="120" w:type="dxa"/>
+            </w:tcMar>
+          </w:tcPr>
+          <w:p>
+            <w:pPr>
+              <w:spacing w:before="20" w:after="20" w:line="252" w:lineRule="auto"/>
+            </w:pPr>
+            <w:r>
+              <w:rPr>
+                <w:rFonts w:ascii="Times New Roman" w:hAnsi="Times New Roman"/>
+                <w:sz w:val="19"/>
+              </w:rPr>
+              <w:t>Time-to-Recovery</w:t>
+            </w:r>
+          </w:p>
+        </w:tc>
+        <w:tc>
+          <w:tcPr>
+            <w:tcW w:type="dxa" w:w="1872"/>
+            <w:tcMar>
+              <w:top w:w="70" w:type="dxa"/>
+              <w:bottom w:w="70" w:type="dxa"/>
+              <w:left w:w="120" w:type="dxa"/>
+              <w:right w:w="120" w:type="dxa"/>
+            </w:tcMar>
+          </w:tcPr>
+          <w:p>
+            <w:pPr>
+              <w:spacing w:before="20" w:after="20" w:line="252" w:lineRule="auto"/>
+            </w:pPr>
+            <w:r>
+              <w:rPr>
+                <w:rFonts w:ascii="Times New Roman" w:hAnsi="Times New Roman"/>
+                <w:sz w:val="18"/>
+              </w:rPr>
+              <w:t>Evaluation Metrics &amp; Econometric Statistics</w:t>
+            </w:r>
+          </w:p>
+        </w:tc>
+        <w:tc>
+          <w:tcPr>
+            <w:tcW w:type="dxa" w:w="3024"/>
+            <w:tcMar>
+              <w:top w:w="70" w:type="dxa"/>
+              <w:bottom w:w="70" w:type="dxa"/>
+              <w:left w:w="120" w:type="dxa"/>
+              <w:right w:w="120" w:type="dxa"/>
+            </w:tcMar>
+          </w:tcPr>
+          <w:p>
+            <w:pPr>
+              <w:spacing w:before="20" w:after="20" w:line="252" w:lineRule="auto"/>
+            </w:pPr>
+            <w:r>
+              <w:rPr>
+                <w:rFonts w:ascii="Times New Roman" w:hAnsi="Times New Roman"/>
+                <w:sz w:val="18"/>
+              </w:rPr>
+              <w:t>Resilience evaluation metric quantifying the operational elapsed time (in hours) required for forecast residuals to return to nominal baseline accuracy bounds following an IROPS disruption shock.</w:t>
+            </w:r>
+          </w:p>
+        </w:tc>
+      </w:tr>
+      <w:tr>
+        <w:trPr>
+          <w:cantSplit/>
+        </w:trPr>
+        <w:tc>
+          <w:tcPr>
+            <w:tcW w:type="dxa" w:w="1584"/>
+            <w:tcMar>
+              <w:top w:w="70" w:type="dxa"/>
+              <w:bottom w:w="70" w:type="dxa"/>
+              <w:left w:w="120" w:type="dxa"/>
+              <w:right w:w="120" w:type="dxa"/>
+            </w:tcMar>
+          </w:tcPr>
+          <w:p>
+            <w:pPr>
+              <w:spacing w:before="20" w:after="20" w:line="252" w:lineRule="auto"/>
+            </w:pPr>
+            <w:r>
+              <w:rPr>
+                <w:rFonts w:ascii="Times New Roman" w:hAnsi="Times New Roman"/>
+                <w:b/>
+                <w:sz w:val="19"/>
+              </w:rPr>
+              <w:t>UA</w:t>
+            </w:r>
+          </w:p>
+        </w:tc>
+        <w:tc>
+          <w:tcPr>
+            <w:tcW w:type="dxa" w:w="2880"/>
+            <w:tcMar>
+              <w:top w:w="70" w:type="dxa"/>
+              <w:bottom w:w="70" w:type="dxa"/>
+              <w:left w:w="120" w:type="dxa"/>
+              <w:right w:w="120" w:type="dxa"/>
+            </w:tcMar>
+          </w:tcPr>
+          <w:p>
+            <w:pPr>
+              <w:spacing w:before="20" w:after="20" w:line="252" w:lineRule="auto"/>
+            </w:pPr>
+            <w:r>
+              <w:rPr>
+                <w:rFonts w:ascii="Times New Roman" w:hAnsi="Times New Roman"/>
+                <w:sz w:val="19"/>
+              </w:rPr>
+              <w:t>United Airlines</w:t>
+            </w:r>
+          </w:p>
+        </w:tc>
+        <w:tc>
+          <w:tcPr>
+            <w:tcW w:type="dxa" w:w="1872"/>
+            <w:tcMar>
+              <w:top w:w="70" w:type="dxa"/>
+              <w:bottom w:w="70" w:type="dxa"/>
+              <w:left w:w="120" w:type="dxa"/>
+              <w:right w:w="120" w:type="dxa"/>
+            </w:tcMar>
+          </w:tcPr>
+          <w:p>
+            <w:pPr>
+              <w:spacing w:before="20" w:after="20" w:line="252" w:lineRule="auto"/>
+            </w:pPr>
+            <w:r>
+              <w:rPr>
+                <w:rFonts w:ascii="Times New Roman" w:hAnsi="Times New Roman"/>
+                <w:sz w:val="18"/>
+              </w:rPr>
+              <w:t>Commercial Air Carriers</w:t>
+            </w:r>
+          </w:p>
+        </w:tc>
+        <w:tc>
+          <w:tcPr>
+            <w:tcW w:type="dxa" w:w="3024"/>
+            <w:tcMar>
+              <w:top w:w="70" w:type="dxa"/>
+              <w:bottom w:w="70" w:type="dxa"/>
+              <w:left w:w="120" w:type="dxa"/>
+              <w:right w:w="120" w:type="dxa"/>
+            </w:tcMar>
+          </w:tcPr>
+          <w:p>
+            <w:pPr>
+              <w:spacing w:before="20" w:after="20" w:line="252" w:lineRule="auto"/>
+            </w:pPr>
+            <w:r>
+              <w:rPr>
+                <w:rFonts w:ascii="Times New Roman" w:hAnsi="Times New Roman"/>
+                <w:sz w:val="18"/>
+              </w:rPr>
+              <w:t>Major U.S. network legacy carrier (IATA code: UA). Operates dedicated hub terminal complexes analyzed at Newark (EWR Terminal C), Chicago (ORD Terminal 1), and Houston (IAH Terminal C).</w:t>
+            </w:r>
+          </w:p>
+        </w:tc>
+      </w:tr>
+      <w:tr>
+        <w:trPr>
+          <w:cantSplit/>
+        </w:trPr>
+        <w:tc>
+          <w:tcPr>
+            <w:tcW w:type="dxa" w:w="1584"/>
+            <w:tcMar>
+              <w:top w:w="70" w:type="dxa"/>
+              <w:bottom w:w="70" w:type="dxa"/>
+              <w:left w:w="120" w:type="dxa"/>
+              <w:right w:w="120" w:type="dxa"/>
+            </w:tcMar>
+          </w:tcPr>
+          <w:p>
+            <w:pPr>
+              <w:spacing w:before="20" w:after="20" w:line="252" w:lineRule="auto"/>
+            </w:pPr>
+            <w:r>
+              <w:rPr>
+                <w:rFonts w:ascii="Times New Roman" w:hAnsi="Times New Roman"/>
+                <w:b/>
+                <w:sz w:val="19"/>
+              </w:rPr>
               <w:t>ULCC</w:t>
             </w:r>
           </w:p>
@@ -12674,6 +14242,104 @@
                 <w:sz w:val="18"/>
               </w:rPr>
               <w:t>Airline operating point-to-point routes with unbundled fares and aggressive ancillaries (e.g., Spirit, Frontier, Allegiant); characterized by unique passenger check-in arrival curves and bag divestiture patterns.</w:t>
+            </w:r>
+          </w:p>
+        </w:tc>
+      </w:tr>
+      <w:tr>
+        <w:trPr>
+          <w:cantSplit/>
+        </w:trPr>
+        <w:tc>
+          <w:tcPr>
+            <w:tcW w:type="dxa" w:w="1584"/>
+            <w:tcMar>
+              <w:top w:w="70" w:type="dxa"/>
+              <w:bottom w:w="70" w:type="dxa"/>
+              <w:left w:w="120" w:type="dxa"/>
+              <w:right w:w="120" w:type="dxa"/>
+            </w:tcMar>
+          </w:tcPr>
+          <w:p>
+            <w:pPr>
+              <w:spacing w:before="20" w:after="20" w:line="252" w:lineRule="auto"/>
+            </w:pPr>
+            <w:r>
+              <w:rPr>
+                <w:rFonts w:ascii="Times New Roman" w:hAnsi="Times New Roman"/>
+                <w:b/>
+                <w:sz w:val="19"/>
+              </w:rPr>
+              <w:t>UPS</w:t>
+            </w:r>
+          </w:p>
+        </w:tc>
+        <w:tc>
+          <w:tcPr>
+            <w:tcW w:type="dxa" w:w="2880"/>
+            <w:tcMar>
+              <w:top w:w="70" w:type="dxa"/>
+              <w:bottom w:w="70" w:type="dxa"/>
+              <w:left w:w="120" w:type="dxa"/>
+              <w:right w:w="120" w:type="dxa"/>
+            </w:tcMar>
+          </w:tcPr>
+          <w:p>
+            <w:pPr>
+              <w:spacing w:before="20" w:after="20" w:line="252" w:lineRule="auto"/>
+            </w:pPr>
+            <w:r>
+              <w:rPr>
+                <w:rFonts w:ascii="Times New Roman" w:hAnsi="Times New Roman"/>
+                <w:sz w:val="19"/>
+              </w:rPr>
+              <w:t>United Parcel Service</w:t>
+            </w:r>
+          </w:p>
+        </w:tc>
+        <w:tc>
+          <w:tcPr>
+            <w:tcW w:type="dxa" w:w="1872"/>
+            <w:tcMar>
+              <w:top w:w="70" w:type="dxa"/>
+              <w:bottom w:w="70" w:type="dxa"/>
+              <w:left w:w="120" w:type="dxa"/>
+              <w:right w:w="120" w:type="dxa"/>
+            </w:tcMar>
+          </w:tcPr>
+          <w:p>
+            <w:pPr>
+              <w:spacing w:before="20" w:after="20" w:line="252" w:lineRule="auto"/>
+            </w:pPr>
+            <w:r>
+              <w:rPr>
+                <w:rFonts w:ascii="Times New Roman" w:hAnsi="Times New Roman"/>
+                <w:sz w:val="18"/>
+              </w:rPr>
+              <w:t>Commercial Air Carriers</w:t>
+            </w:r>
+          </w:p>
+        </w:tc>
+        <w:tc>
+          <w:tcPr>
+            <w:tcW w:type="dxa" w:w="3024"/>
+            <w:tcMar>
+              <w:top w:w="70" w:type="dxa"/>
+              <w:bottom w:w="70" w:type="dxa"/>
+              <w:left w:w="120" w:type="dxa"/>
+              <w:right w:w="120" w:type="dxa"/>
+            </w:tcMar>
+          </w:tcPr>
+          <w:p>
+            <w:pPr>
+              <w:spacing w:before="20" w:after="20" w:line="252" w:lineRule="auto"/>
+            </w:pPr>
+            <w:r>
+              <w:rPr>
+                <w:rFonts w:ascii="Times New Roman" w:hAnsi="Times New Roman"/>
+                <w:sz w:val="18"/>
+              </w:rPr>
+              <w:t>Major global air cargo carrier (IATA code: 5X) operating the primary air freight complex (Worldport) at Louisville (SDF); documented in the thesis delimitations to contrast dedicated all-cargo operations from passenger airline flight banks.</w:t>
             </w:r>
           </w:p>
         </w:tc>
@@ -13372,6 +15038,26 @@
           <w:sz w:val="21"/>
         </w:rPr>
         <w:t>An applied research program sponsored by the FAA and administered by the Transportation Research Board (TRB). ACRP Report 40 ('Airport Passenger Convergent and Terminal Processing') provides the empirical passenger show-up curves convolved across scheduled airline flight banks in Model 1 (Deterministic Flight Schedule Model).</w:t>
+      </w:r>
+    </w:p>
+    <w:p>
+      <w:pPr>
+        <w:spacing w:before="60" w:after="80" w:line="276" w:lineRule="auto"/>
+      </w:pPr>
+      <w:r>
+        <w:rPr>
+          <w:rFonts w:ascii="Times New Roman" w:hAnsi="Times New Roman"/>
+          <w:b/>
+          <w:sz w:val="21"/>
+        </w:rPr>
+        <w:t xml:space="preserve">CARES – Coronavirus Aid, Relief, and Economic Security Act: </w:t>
+      </w:r>
+      <w:r>
+        <w:rPr>
+          <w:rFonts w:ascii="Times New Roman" w:hAnsi="Times New Roman"/>
+          <w:sz w:val="21"/>
+        </w:rPr>
+        <w:t>Federal emergency relief statute (Public Law 116-136, enacted March 2020) that established the airline Payroll Support Program and mandated minimum commercial service obligations; analyzed in Chapter III and Appendix G regarding pandemic capacity distortions.</w:t>
       </w:r>
     </w:p>
     <w:p>
@@ -13590,6 +15276,26 @@
           <w:b/>
           <w:sz w:val="21"/>
         </w:rPr>
+        <w:t xml:space="preserve">AIT – Advanced Imaging Technology: </w:t>
+      </w:r>
+      <w:r>
+        <w:rPr>
+          <w:rFonts w:ascii="Times New Roman" w:hAnsi="Times New Roman"/>
+          <w:sz w:val="21"/>
+        </w:rPr>
+        <w:t>Full-body millimeter-wave automated scanning technology deployed at commercial airport TSA screening checkpoints; operates alongside Credential Authentication Technology (CAT) and Computed Tomography (CT) lanes to detect non-metallic and metallic threats while governing individual lane service times.</w:t>
+      </w:r>
+    </w:p>
+    <w:p>
+      <w:pPr>
+        <w:spacing w:before="60" w:after="80" w:line="276" w:lineRule="auto"/>
+      </w:pPr>
+      <w:r>
+        <w:rPr>
+          <w:rFonts w:ascii="Times New Roman" w:hAnsi="Times New Roman"/>
+          <w:b/>
+          <w:sz w:val="21"/>
+        </w:rPr>
         <w:t xml:space="preserve">AOC – Airport Operations Center: </w:t>
       </w:r>
       <w:r>
@@ -13758,6 +15464,26 @@
           <w:sz w:val="21"/>
         </w:rPr>
         <w:t>FAA air traffic management initiative implemented during severe weather or congestion that holds departing aircraft on the ground at origin airports, inducing lead-lag flight departure delays.</w:t>
+      </w:r>
+    </w:p>
+    <w:p>
+      <w:pPr>
+        <w:spacing w:before="60" w:after="80" w:line="276" w:lineRule="auto"/>
+      </w:pPr>
+      <w:r>
+        <w:rPr>
+          <w:rFonts w:ascii="Times New Roman" w:hAnsi="Times New Roman"/>
+          <w:b/>
+          <w:sz w:val="21"/>
+        </w:rPr>
+        <w:t xml:space="preserve">JOC – Joint Operations Center: </w:t>
+      </w:r>
+      <w:r>
+        <w:rPr>
+          <w:rFonts w:ascii="Times New Roman" w:hAnsi="Times New Roman"/>
+          <w:sz w:val="21"/>
+        </w:rPr>
+        <w:t>Multi-agency airport command center where airport authority management, commercial airline station managers, and TSA security leadership collaborate to coordinate terminal lane staffing, flight bank sequencing, and irregular operations recovery.</w:t>
       </w:r>
     </w:p>
     <w:p>
@@ -14056,6 +15782,26 @@
           <w:b/>
           <w:sz w:val="21"/>
         </w:rPr>
+        <w:t xml:space="preserve">DepDelay – Flight Departure Delay Duration: </w:t>
+      </w:r>
+      <w:r>
+        <w:rPr>
+          <w:rFonts w:ascii="Times New Roman" w:hAnsi="Times New Roman"/>
+          <w:sz w:val="21"/>
+        </w:rPr>
+        <w:t>The difference in elapsed minutes between actual pushback departure time and scheduled departure time reported in BTS Form 234; departure delay dispersion (σ_Delay) couples with passenger throughput volatility (CV_TSA) to govern checkpoint congestion.</w:t>
+      </w:r>
+    </w:p>
+    <w:p>
+      <w:pPr>
+        <w:spacing w:before="60" w:after="80" w:line="276" w:lineRule="auto"/>
+      </w:pPr>
+      <w:r>
+        <w:rPr>
+          <w:rFonts w:ascii="Times New Roman" w:hAnsi="Times New Roman"/>
+          <w:b/>
+          <w:sz w:val="21"/>
+        </w:rPr>
         <w:t xml:space="preserve">ETL – Extract, Transform, and Load: </w:t>
       </w:r>
       <w:r>
@@ -14124,6 +15870,26 @@
           <w:sz w:val="21"/>
         </w:rPr>
         <w:t>Enterprise computing, database architecture, and network infrastructure supporting airline reservation systems and airport operational command systems.</w:t>
+      </w:r>
+    </w:p>
+    <w:p>
+      <w:pPr>
+        <w:spacing w:before="60" w:after="80" w:line="276" w:lineRule="auto"/>
+      </w:pPr>
+      <w:r>
+        <w:rPr>
+          <w:rFonts w:ascii="Times New Roman" w:hAnsi="Times New Roman"/>
+          <w:b/>
+          <w:sz w:val="21"/>
+        </w:rPr>
+        <w:t xml:space="preserve">LF – Passenger Load Factor: </w:t>
+      </w:r>
+      <w:r>
+        <w:rPr>
+          <w:rFonts w:ascii="Times New Roman" w:hAnsi="Times New Roman"/>
+          <w:sz w:val="21"/>
+        </w:rPr>
+        <w:t>The operational ratio of revenue passenger enplanements to available aircraft seat capacity (LF = Pax / Seats) reported monthly in BTS Form 41 Schedule T-100; applied in the Local Originating Demand Identity (EQ-06) to scale scheduled seat capacity into projected boarding passengers.</w:t>
       </w:r>
     </w:p>
     <w:p>
@@ -14256,6 +16022,26 @@
           <w:b/>
           <w:sz w:val="21"/>
         </w:rPr>
+        <w:t xml:space="preserve">TaxiOut – Runway Taxi-Out Queue Duration: </w:t>
+      </w:r>
+      <w:r>
+        <w:rPr>
+          <w:rFonts w:ascii="Times New Roman" w:hAnsi="Times New Roman"/>
+          <w:sz w:val="21"/>
+        </w:rPr>
+        <w:t>The elapsed duration in minutes from aircraft gate pushback to wheels-off departure on the runway reported in BTS Form 234; serves as a key airside surface congestion covariate interacting with Ground Delay Programs (GDPs) in Model 2.</w:t>
+      </w:r>
+    </w:p>
+    <w:p>
+      <w:pPr>
+        <w:spacing w:before="60" w:after="80" w:line="276" w:lineRule="auto"/>
+      </w:pPr>
+      <w:r>
+        <w:rPr>
+          <w:rFonts w:ascii="Times New Roman" w:hAnsi="Times New Roman"/>
+          <w:b/>
+          <w:sz w:val="21"/>
+        </w:rPr>
         <w:t xml:space="preserve">VM – Virtual Machine: </w:t>
       </w:r>
       <w:r>
@@ -14330,6 +16116,26 @@
           <w:sz w:val="21"/>
         </w:rPr>
         <w:t>Major commercial connecting hub (IATA code: ATL; Delta Air Lines primary mega-complex). Evaluated in the Top 25 network clustering census; excluded from the primary 9-airport experimental cohort during 4-tier filtering due to extreme connecting transfer ratios (&gt;65%) that confound TSA checkpoint throughput.</w:t>
+      </w:r>
+    </w:p>
+    <w:p>
+      <w:pPr>
+        <w:spacing w:before="60" w:after="80" w:line="276" w:lineRule="auto"/>
+      </w:pPr>
+      <w:r>
+        <w:rPr>
+          <w:rFonts w:ascii="Times New Roman" w:hAnsi="Times New Roman"/>
+          <w:b/>
+          <w:sz w:val="21"/>
+        </w:rPr>
+        <w:t xml:space="preserve">B/C – Terminal B/C Dedicated Carrier Screening Complex: </w:t>
+      </w:r>
+      <w:r>
+        <w:rPr>
+          <w:rFonts w:ascii="Times New Roman" w:hAnsi="Times New Roman"/>
+          <w:sz w:val="21"/>
+        </w:rPr>
+        <w:t>Physical passenger screening checkpoint complexes serving interconnected concourses (e.g., LGA Terminal B and C, PHL Terminal B/C); analyzed during the 4-tier filtering process to isolate dedicated carrier terminal banks from multi-carrier shared checkpoints.</w:t>
       </w:r>
     </w:p>
     <w:p>
@@ -14602,6 +16408,26 @@
           <w:b/>
           <w:sz w:val="21"/>
         </w:rPr>
+        <w:t xml:space="preserve">MEM – Memphis International Airport: </w:t>
+      </w:r>
+      <w:r>
+        <w:rPr>
+          <w:rFonts w:ascii="Times New Roman" w:hAnsi="Times New Roman"/>
+          <w:sz w:val="21"/>
+        </w:rPr>
+        <w:t>Major commercial airfield (IATA code: MEM) serving as the global air cargo hub for FedEx Express; analyzed in Top 25 network clustering and formally excluded in Delimitations (Appendix A) due to freight-dominant flight bank structures.</w:t>
+      </w:r>
+    </w:p>
+    <w:p>
+      <w:pPr>
+        <w:spacing w:before="60" w:after="80" w:line="276" w:lineRule="auto"/>
+      </w:pPr>
+      <w:r>
+        <w:rPr>
+          <w:rFonts w:ascii="Times New Roman" w:hAnsi="Times New Roman"/>
+          <w:b/>
+          <w:sz w:val="21"/>
+        </w:rPr>
         <w:t xml:space="preserve">ORD – Chicago O'Hare International Airport: </w:t>
       </w:r>
       <w:r>
@@ -14630,6 +16456,26 @@
           <w:sz w:val="21"/>
         </w:rPr>
         <w:t>Commercial airport (IATA code: PHL). Evaluated in the Top 25 clustering and 4-tier filtering pipeline as an American Airlines hub complex.</w:t>
+      </w:r>
+    </w:p>
+    <w:p>
+      <w:pPr>
+        <w:spacing w:before="60" w:after="80" w:line="276" w:lineRule="auto"/>
+      </w:pPr>
+      <w:r>
+        <w:rPr>
+          <w:rFonts w:ascii="Times New Roman" w:hAnsi="Times New Roman"/>
+          <w:b/>
+          <w:sz w:val="21"/>
+        </w:rPr>
+        <w:t xml:space="preserve">SDF – Louisville Muhammad Ali International Airport: </w:t>
+      </w:r>
+      <w:r>
+        <w:rPr>
+          <w:rFonts w:ascii="Times New Roman" w:hAnsi="Times New Roman"/>
+          <w:sz w:val="21"/>
+        </w:rPr>
+        <w:t>Commercial airfield (IATA code: SDF) housing the worldwide UPS Worldport air freight complex; evaluated in Top 25 clustering and formally excluded in Delimitations (Appendix A) to focus strictly on commercial passenger checkpoint dynamics.</w:t>
       </w:r>
     </w:p>
     <w:p>
@@ -14722,6 +16568,26 @@
           <w:b/>
           <w:sz w:val="21"/>
         </w:rPr>
+        <w:t xml:space="preserve">UPS – United Parcel Service: </w:t>
+      </w:r>
+      <w:r>
+        <w:rPr>
+          <w:rFonts w:ascii="Times New Roman" w:hAnsi="Times New Roman"/>
+          <w:sz w:val="21"/>
+        </w:rPr>
+        <w:t>Major global air cargo carrier (IATA code: 5X) operating the primary air freight complex (Worldport) at Louisville (SDF); documented in the thesis delimitations to contrast dedicated all-cargo operations from passenger airline flight banks.</w:t>
+      </w:r>
+    </w:p>
+    <w:p>
+      <w:pPr>
+        <w:spacing w:before="60" w:after="80" w:line="276" w:lineRule="auto"/>
+      </w:pPr>
+      <w:r>
+        <w:rPr>
+          <w:rFonts w:ascii="Times New Roman" w:hAnsi="Times New Roman"/>
+          <w:b/>
+          <w:sz w:val="21"/>
+        </w:rPr>
         <w:t xml:space="preserve">WN – Southwest Airlines: </w:t>
       </w:r>
       <w:r>
@@ -14796,6 +16662,26 @@
           <w:sz w:val="21"/>
         </w:rPr>
         <w:t>Classical queuing discipline where passengers are screened in the exact sequential order of their arrival at the checkpoint queue entrance.</w:t>
+      </w:r>
+    </w:p>
+    <w:p>
+      <w:pPr>
+        <w:spacing w:before="60" w:after="80" w:line="276" w:lineRule="auto"/>
+      </w:pPr>
+      <w:r>
+        <w:rPr>
+          <w:rFonts w:ascii="Times New Roman" w:hAnsi="Times New Roman"/>
+          <w:b/>
+          <w:sz w:val="21"/>
+        </w:rPr>
+        <w:t xml:space="preserve">FIR – Finite Impulse Response: </w:t>
+      </w:r>
+      <w:r>
+        <w:rPr>
+          <w:rFonts w:ascii="Times New Roman" w:hAnsi="Times New Roman"/>
+          <w:sz w:val="21"/>
+        </w:rPr>
+        <w:t>Discrete digital signal processing filter architecture operationalizing the ACRP Report 40 empirical passenger show-up curves (t+1, t+2, t+3 hours prior to departure) to convolve scheduled airline seat banks into expected checkpoint arrival waves (EQ-07 in Appendix D).</w:t>
       </w:r>
     </w:p>
     <w:p>
@@ -15034,6 +16920,26 @@
           <w:b/>
           <w:sz w:val="21"/>
         </w:rPr>
+        <w:t xml:space="preserve">ARENA – Arena Discrete-Event Simulation Software: </w:t>
+      </w:r>
+      <w:r>
+        <w:rPr>
+          <w:rFonts w:ascii="Times New Roman" w:hAnsi="Times New Roman"/>
+          <w:sz w:val="21"/>
+        </w:rPr>
+        <w:t>Discrete-event simulation software platform (Rockwell Automation) widely evaluated in airport terminal and passenger processing literature; reviewed in Chapter II as high-fidelity for structural planning but computationally unsuitable for real-time tactical floor control.</w:t>
+      </w:r>
+    </w:p>
+    <w:p>
+      <w:pPr>
+        <w:spacing w:before="60" w:after="80" w:line="276" w:lineRule="auto"/>
+      </w:pPr>
+      <w:r>
+        <w:rPr>
+          <w:rFonts w:ascii="Times New Roman" w:hAnsi="Times New Roman"/>
+          <w:b/>
+          <w:sz w:val="21"/>
+        </w:rPr>
         <w:t xml:space="preserve">ARIMA – Autoregressive Integrated Moving Average: </w:t>
       </w:r>
       <w:r>
@@ -15042,6 +16948,26 @@
           <w:sz w:val="21"/>
         </w:rPr>
         <w:t>Classical linear time-series forecasting model combining autoregressive lags (p), integrated differencing (d), and moving average error innovations (q); serves as a benchmark in time-series passenger demand and terminal queue literature.</w:t>
+      </w:r>
+    </w:p>
+    <w:p>
+      <w:pPr>
+        <w:spacing w:before="60" w:after="80" w:line="276" w:lineRule="auto"/>
+      </w:pPr>
+      <w:r>
+        <w:rPr>
+          <w:rFonts w:ascii="Times New Roman" w:hAnsi="Times New Roman"/>
+          <w:b/>
+          <w:sz w:val="21"/>
+        </w:rPr>
+        <w:t xml:space="preserve">CAST – Comprehensive Airport Simulation Technology (ARC Simulation Platform): </w:t>
+      </w:r>
+      <w:r>
+        <w:rPr>
+          <w:rFonts w:ascii="Times New Roman" w:hAnsi="Times New Roman"/>
+          <w:sz w:val="21"/>
+        </w:rPr>
+        <w:t>Integrated fast-time airport terminal, apron, and airspace simulation platform developed by Airport Research Center (ARC); reviewed in Chapter II terminal passenger modeling literature.</w:t>
       </w:r>
     </w:p>
     <w:p>
@@ -15454,6 +17380,26 @@
           <w:b/>
           <w:sz w:val="21"/>
         </w:rPr>
+        <w:t xml:space="preserve">SIMMOD – Airport and Airspace Simulation Model: </w:t>
+      </w:r>
+      <w:r>
+        <w:rPr>
+          <w:rFonts w:ascii="Times New Roman" w:hAnsi="Times New Roman"/>
+          <w:sz w:val="21"/>
+        </w:rPr>
+        <w:t>Fast-time discrete-event computer simulation tool developed by the FAA to model aircraft taxi movements, runway operations, and terminal gate delays; reviewed in Chapter II simulation literature.</w:t>
+      </w:r>
+    </w:p>
+    <w:p>
+      <w:pPr>
+        <w:spacing w:before="60" w:after="80" w:line="276" w:lineRule="auto"/>
+      </w:pPr>
+      <w:r>
+        <w:rPr>
+          <w:rFonts w:ascii="Times New Roman" w:hAnsi="Times New Roman"/>
+          <w:b/>
+          <w:sz w:val="21"/>
+        </w:rPr>
         <w:t xml:space="preserve">SLAM – Simple Landside Aggregate Model: </w:t>
       </w:r>
       <w:r>
@@ -15740,6 +17686,46 @@
           <w:b/>
           <w:sz w:val="21"/>
         </w:rPr>
+        <w:t xml:space="preserve">H1 – Hypothesis 1 (Overarching Empirical Asymmetric Trade-Offs Hypothesis): </w:t>
+      </w:r>
+      <w:r>
+        <w:rPr>
+          <w:rFonts w:ascii="Times New Roman" w:hAnsi="Times New Roman"/>
+          <w:sz w:val="21"/>
+        </w:rPr>
+        <w:t>The primary empirical hypothesis of this thesis, establishing that no single predictive modeling paradigm universally dominates across all three operational dimensions: Model 3 wins Resilience (Dimension 2) and lowest routine RMSE; Model 2 wins Routine Pareto Efficiency (Dimension 1); and Model 1 wins Zero-Shot Spatial Generalizability (Dimension 3).</w:t>
+      </w:r>
+    </w:p>
+    <w:p>
+      <w:pPr>
+        <w:spacing w:before="60" w:after="80" w:line="276" w:lineRule="auto"/>
+      </w:pPr>
+      <w:r>
+        <w:rPr>
+          <w:rFonts w:ascii="Times New Roman" w:hAnsi="Times New Roman"/>
+          <w:b/>
+          <w:sz w:val="21"/>
+        </w:rPr>
+        <w:t xml:space="preserve">H2 – Hypothesis 2 (Theoretical Volatility Coupling Hypothesis): </w:t>
+      </w:r>
+      <w:r>
+        <w:rPr>
+          <w:rFonts w:ascii="Times New Roman" w:hAnsi="Times New Roman"/>
+          <w:sz w:val="21"/>
+        </w:rPr>
+        <w:t>The foundational theoretical queuing hypothesis of this thesis, positing that passenger checkpoint queue stability and terminal wait times are coupled with throughput volatility (CV_TSA and σ_TSA) rather than raw volume levels (y_t), consistent with Kingman's heavy-traffic approximation (W_q ∝ C_a²).</w:t>
+      </w:r>
+    </w:p>
+    <w:p>
+      <w:pPr>
+        <w:spacing w:before="60" w:after="80" w:line="276" w:lineRule="auto"/>
+      </w:pPr>
+      <w:r>
+        <w:rPr>
+          <w:rFonts w:ascii="Times New Roman" w:hAnsi="Times New Roman"/>
+          <w:b/>
+          <w:sz w:val="21"/>
+        </w:rPr>
         <w:t xml:space="preserve">HAC – Heteroskedasticity and Autocorrelation Consistent: </w:t>
       </w:r>
       <w:r>
@@ -15788,6 +17774,26 @@
           <w:sz w:val="21"/>
         </w:rPr>
         <w:t>Professional technical organization publishing peer-reviewed research in transportation engineering, intelligent systems, and computational algorithms.</w:t>
+      </w:r>
+    </w:p>
+    <w:p>
+      <w:pPr>
+        <w:spacing w:before="60" w:after="80" w:line="276" w:lineRule="auto"/>
+      </w:pPr>
+      <w:r>
+        <w:rPr>
+          <w:rFonts w:ascii="Times New Roman" w:hAnsi="Times New Roman"/>
+          <w:b/>
+          <w:sz w:val="21"/>
+        </w:rPr>
+        <w:t xml:space="preserve">IQR – Interquartile Range: </w:t>
+      </w:r>
+      <w:r>
+        <w:rPr>
+          <w:rFonts w:ascii="Times New Roman" w:hAnsi="Times New Roman"/>
+          <w:sz w:val="21"/>
+        </w:rPr>
+        <w:t>Non-parametric statistical dispersion metric measuring the spread of the middle 50% of observations (IQR = Q_3 - Q_1); used across Chapter IV descriptive statistics (Table 4.2) and Appendix tables to quantify flight departure delay skewness.</w:t>
       </w:r>
     </w:p>
     <w:p>
